--- a/own-article/paper/en/paper_en.docx
+++ b/own-article/paper/en/paper_en.docx
@@ -1,25 +1,25 @@
 
 <file path=word/document.xml><?xml version="1.0" encoding="utf-8"?>
-<w:document xmlns:a="http://schemas.openxmlformats.org/drawingml/2006/main" xmlns:m="http://schemas.openxmlformats.org/officeDocument/2006/math" xmlns:o="urn:schemas-microsoft-com:office:office" xmlns:pic="http://schemas.openxmlformats.org/drawingml/2006/picture" xmlns:r="http://schemas.openxmlformats.org/officeDocument/2006/relationships" xmlns:v="urn:schemas-microsoft-com:vml" xmlns:w="http://schemas.openxmlformats.org/wordprocessingml/2006/main" xmlns:wp="http://schemas.openxmlformats.org/drawingml/2006/wordprocessingDrawing">
+<w:document xmlns:w="http://schemas.openxmlformats.org/wordprocessingml/2006/main" xmlns:m="http://schemas.openxmlformats.org/officeDocument/2006/math" xmlns:r="http://schemas.openxmlformats.org/officeDocument/2006/relationships" xmlns:o="urn:schemas-microsoft-com:office:office" xmlns:v="urn:schemas-microsoft-com:vml" xmlns:w10="urn:schemas-microsoft-com:office:word" xmlns:a="http://schemas.openxmlformats.org/drawingml/2006/main" xmlns:pic="http://schemas.openxmlformats.org/drawingml/2006/picture" xmlns:wp="http://schemas.openxmlformats.org/drawingml/2006/wordprocessingDrawing">
   <w:body>
     <w:p>
       <w:pPr>
         <w:pStyle w:val="Title"/>
       </w:pPr>
       <w:r>
-        <w:t xml:space="preserve">Multi-step stability selects, actuator-term survival explains:</w:t>
-      </w:r>
-      <w:r>
-        <w:t xml:space="preserve"> </w:t>
-      </w:r>
-      <w:r>
-        <w:t xml:space="preserve">physics-informed features have a non-monotone effect on sparse surrogate models</w:t>
-      </w:r>
-      <w:r>
-        <w:t xml:space="preserve"> </w:t>
-      </w:r>
-      <w:r>
-        <w:t xml:space="preserve">for economic greenhouse climate control</w:t>
+        <w:t xml:space="preserve">Multi-step stability selects sparse surrogate models for economic</w:t>
+      </w:r>
+      <w:r>
+        <w:t xml:space="preserve"> </w:t>
+      </w:r>
+      <w:r>
+        <w:t xml:space="preserve">greenhouse climate control: an in silico study of feature-library design and</w:t>
+      </w:r>
+      <w:r>
+        <w:t xml:space="preserve"> </w:t>
+      </w:r>
+      <w:r>
+        <w:t xml:space="preserve">actuator-pathway survival</w:t>
       </w:r>
     </w:p>
     <w:p>
@@ -190,64 +190,73 @@
         <w:pStyle w:val="Abstract"/>
       </w:pPr>
       <w:r>
-        <w:t xml:space="preserve">Economic model predictive control (MPC) of greenhouse climate needs a process</w:t>
-      </w:r>
-      <w:r>
-        <w:t xml:space="preserve"> </w:t>
-      </w:r>
-      <w:r>
-        <w:t xml:space="preserve">model, and sparse identification of nonlinear dynamics offers an interpretable</w:t>
-      </w:r>
-      <w:r>
-        <w:t xml:space="preserve"> </w:t>
-      </w:r>
-      <w:r>
-        <w:t xml:space="preserve">surrogate; which open-loop criterion should select one is rarely tested. We</w:t>
-      </w:r>
-      <w:r>
-        <w:t xml:space="preserve"> </w:t>
-      </w:r>
-      <w:r>
-        <w:t xml:space="preserve">screened 72 identification configurations on the GreenLight tomato model under</w:t>
-      </w:r>
-      <w:r>
-        <w:t xml:space="preserve"> </w:t>
-      </w:r>
-      <w:r>
-        <w:t xml:space="preserve">ERA5 weather and compared fifteen controllers over four test seasons at up to 20</w:t>
-      </w:r>
-      <w:r>
-        <w:t xml:space="preserve"> </w:t>
-      </w:r>
-      <w:r>
-        <w:t xml:space="preserve">replicates, scored by seasonal margin. One-step accuracy and multi-step</w:t>
-      </w:r>
-      <w:r>
-        <w:t xml:space="preserve"> </w:t>
-      </w:r>
-      <w:r>
-        <w:t xml:space="preserve">stability ranked the candidate libraries in opposite orders: physically</w:t>
-      </w:r>
-      <w:r>
-        <w:t xml:space="preserve"> </w:t>
-      </w:r>
-      <w:r>
-        <w:t xml:space="preserve">motivated features lowered one-step RMSE from 1.86 to 1.68 °C while</w:t>
-      </w:r>
-      <w:r>
-        <w:t xml:space="preserve"> </w:t>
-      </w:r>
-      <w:r>
-        <w:t xml:space="preserve">raising median 24 h rollout RMSE from 2.67 to 24.27 °C. Multi-step</w:t>
-      </w:r>
-      <w:r>
-        <w:t xml:space="preserve"> </w:t>
-      </w:r>
-      <w:r>
-        <w:t xml:space="preserve">stability selected correctly—the raw library also gave the best economics,</w:t>
-      </w:r>
-      <w:r>
-        <w:t xml:space="preserve"> </w:t>
+        <w:t xml:space="preserve">Economic model predictive control (MPC) can coordinate crop-climate requirements</w:t>
+      </w:r>
+      <w:r>
+        <w:t xml:space="preserve"> </w:t>
+      </w:r>
+      <w:r>
+        <w:t xml:space="preserve">and resource costs in greenhouse production, but comparing candidate process</w:t>
+      </w:r>
+      <w:r>
+        <w:t xml:space="preserve"> </w:t>
+      </w:r>
+      <w:r>
+        <w:t xml:space="preserve">models at crop scale is expensive. We therefore conducted an in silico study using</w:t>
+      </w:r>
+      <w:r>
+        <w:t xml:space="preserve"> </w:t>
+      </w:r>
+      <w:r>
+        <w:t xml:space="preserve">the published GreenLight tomato greenhouse model driven by ERA5 weather. Seventy-two</w:t>
+      </w:r>
+      <w:r>
+        <w:t xml:space="preserve"> </w:t>
+      </w:r>
+      <w:r>
+        <w:t xml:space="preserve">sparse-identification configurations were screened, and fifteen controllers were</w:t>
+      </w:r>
+      <w:r>
+        <w:t xml:space="preserve"> </w:t>
+      </w:r>
+      <w:r>
+        <w:t xml:space="preserve">compared over four 60-day test seasons with up to 20 identification replicates.</w:t>
+      </w:r>
+      <w:r>
+        <w:t xml:space="preserve"> </w:t>
+      </w:r>
+      <w:r>
+        <w:t xml:space="preserve">Outcomes were simulated seasonal margin and climate-corridor violations. One-step</w:t>
+      </w:r>
+      <w:r>
+        <w:t xml:space="preserve"> </w:t>
+      </w:r>
+      <w:r>
+        <w:t xml:space="preserve">accuracy and multi-step stability ranked the feature libraries oppositely:</w:t>
+      </w:r>
+      <w:r>
+        <w:t xml:space="preserve"> </w:t>
+      </w:r>
+      <w:r>
+        <w:t xml:space="preserve">physically motivated features reduced one-step temperature RMSE from 1.86 to</w:t>
+      </w:r>
+      <w:r>
+        <w:t xml:space="preserve"> </w:t>
+      </w:r>
+      <w:r>
+        <w:t xml:space="preserve">1.68 °C but increased median 24 h rollout RMSE from 2.67 to</w:t>
+      </w:r>
+      <w:r>
+        <w:t xml:space="preserve"> </w:t>
+      </w:r>
+      <w:r>
+        <w:t xml:space="preserve">24.27 °C. The library selected by multi-step stability achieved the</w:t>
+      </w:r>
+      <w:r>
+        <w:t xml:space="preserve"> </w:t>
+      </w:r>
+      <w:r>
+        <w:t xml:space="preserve">highest mean margin (</w:t>
       </w:r>
       <m:oMath>
         <m:r>
@@ -284,10 +293,7 @@
         </m:sSup>
       </m:oMath>
       <w:r>
-        <w:t xml:space="preserve"> </w:t>
-      </w:r>
-      <w:r>
-        <w:t xml:space="preserve">against</w:t>
+        <w:t xml:space="preserve">), compared with</w:t>
       </w:r>
       <w:r>
         <w:t xml:space="preserve"> </w:t>
@@ -307,57 +313,13 @@
         <w:t xml:space="preserve"> </w:t>
       </w:r>
       <w:r>
-        <w:t xml:space="preserve">for the best physics-informed variant</w:t>
-      </w:r>
-      <w:r>
-        <w:t xml:space="preserve"> </w:t>
-      </w:r>
-      <w:r>
-        <w:t xml:space="preserve">(Holm-corrected</w:t>
-      </w:r>
-      <w:r>
-        <w:t xml:space="preserve"> </w:t>
-      </w:r>
-      <m:oMath>
-        <m:r>
-          <m:t>p</m:t>
-        </m:r>
-        <m:r>
-          <m:rPr>
-            <m:sty m:val="p"/>
-          </m:rPr>
-          <m:t>=</m:t>
-        </m:r>
-        <m:r>
-          <m:t>4.6</m:t>
-        </m:r>
-        <m:r>
-          <m:rPr>
-            <m:sty m:val="p"/>
-          </m:rPr>
-          <m:t>×</m:t>
-        </m:r>
-        <m:sSup>
-          <m:e>
-            <m:r>
-              <m:t>10</m:t>
-            </m:r>
-          </m:e>
-          <m:sup>
-            <m:r>
-              <m:rPr>
-                <m:sty m:val="p"/>
-              </m:rPr>
-              <m:t>−</m:t>
-            </m:r>
-            <m:r>
-              <m:t>4</m:t>
-            </m:r>
-          </m:sup>
-        </m:sSup>
-      </m:oMath>
-      <w:r>
-        <w:t xml:space="preserve">, family of 15) and</w:t>
+        <w:t xml:space="preserve">for the best</w:t>
+      </w:r>
+      <w:r>
+        <w:t xml:space="preserve"> </w:t>
+      </w:r>
+      <w:r>
+        <w:t xml:space="preserve">physics-informed variant and</w:t>
       </w:r>
       <w:r>
         <w:t xml:space="preserve"> </w:t>
@@ -377,31 +339,13 @@
         <w:t xml:space="preserve"> </w:t>
       </w:r>
       <w:r>
-        <w:t xml:space="preserve">for an agronomic</w:t>
-      </w:r>
-      <w:r>
-        <w:t xml:space="preserve"> </w:t>
-      </w:r>
-      <w:r>
-        <w:t xml:space="preserve">heuristic re-tuned under the same 16-trial budget the reinforcement-learning</w:t>
-      </w:r>
-      <w:r>
-        <w:t xml:space="preserve"> </w:t>
-      </w:r>
-      <w:r>
-        <w:t xml:space="preserve">agents received. Conditioning does not explain this: changing only the library,</w:t>
-      </w:r>
-      <w:r>
-        <w:t xml:space="preserve"> </w:t>
-      </w:r>
-      <w:r>
-        <w:t xml:space="preserve">the condition number rose monotonically (8.2, 24.5, 53.4) but margin did not</w:t>
-      </w:r>
-      <w:r>
-        <w:t xml:space="preserve"> </w:t>
-      </w:r>
-      <w:r>
-        <w:t xml:space="preserve">(</w:t>
+        <w:t xml:space="preserve">for a tuned agronomic heuristic. Conditioning</w:t>
+      </w:r>
+      <w:r>
+        <w:t xml:space="preserve"> </w:t>
+      </w:r>
+      <w:r>
+        <w:t xml:space="preserve">did not explain the non-monotone margin pattern (</w:t>
       </w:r>
       <m:oMath>
         <m:r>
@@ -449,86 +393,37 @@
         </m:r>
       </m:oMath>
       <w:r>
-        <w:t xml:space="preserve">). Margin followed survival of the boiler coefficient</w:t>
-      </w:r>
-      <w:r>
-        <w:t xml:space="preserve"> </w:t>
-      </w:r>
-      <w:r>
-        <w:t xml:space="preserve">under thresholding (55, 15, 55 %); reinstating it is significant but small</w:t>
-      </w:r>
-      <w:r>
-        <w:t xml:space="preserve"> </w:t>
-      </w:r>
-      <w:r>
-        <w:t xml:space="preserve">(median</w:t>
-      </w:r>
-      <w:r>
-        <w:t xml:space="preserve"> </w:t>
-      </w:r>
-      <m:oMath>
-        <m:r>
-          <m:rPr>
-            <m:sty m:val="p"/>
-          </m:rPr>
-          <m:t>+</m:t>
-        </m:r>
-        <m:r>
-          <m:t>0.21</m:t>
-        </m:r>
-      </m:oMath>
-      <w:r>
-        <w:t xml:space="preserve">, 16 of 20,</w:t>
-      </w:r>
-      <w:r>
-        <w:t xml:space="preserve"> </w:t>
-      </w:r>
-      <m:oMath>
-        <m:r>
-          <m:t>p</m:t>
-        </m:r>
-        <m:r>
-          <m:rPr>
-            <m:sty m:val="p"/>
-          </m:rPr>
-          <m:t>=</m:t>
-        </m:r>
-        <m:r>
-          <m:t>5.9</m:t>
-        </m:r>
-        <m:r>
-          <m:rPr>
-            <m:sty m:val="p"/>
-          </m:rPr>
-          <m:t>×</m:t>
-        </m:r>
-        <m:sSup>
-          <m:e>
-            <m:r>
-              <m:t>10</m:t>
-            </m:r>
-          </m:e>
-          <m:sup>
-            <m:r>
-              <m:rPr>
-                <m:sty m:val="p"/>
-              </m:rPr>
-              <m:t>−</m:t>
-            </m:r>
-            <m:r>
-              <m:t>4</m:t>
-            </m:r>
-          </m:sup>
-        </m:sSup>
-      </m:oMath>
-      <w:r>
-        <w:t xml:space="preserve">). The advantage is not</w:t>
-      </w:r>
-      <w:r>
-        <w:t xml:space="preserve"> </w:t>
-      </w:r>
-      <w:r>
-        <w:t xml:space="preserve">Pareto-dominant: five controllers hold the margin–violation front.</w:t>
+        <w:t xml:space="preserve">);</w:t>
+      </w:r>
+      <w:r>
+        <w:t xml:space="preserve"> </w:t>
+      </w:r>
+      <w:r>
+        <w:t xml:space="preserve">performance instead tracked survival of the direct boiler coefficient after</w:t>
+      </w:r>
+      <w:r>
+        <w:t xml:space="preserve"> </w:t>
+      </w:r>
+      <w:r>
+        <w:t xml:space="preserve">sparsification (55, 15, 55 %). Five controllers remained on the margin–violation</w:t>
+      </w:r>
+      <w:r>
+        <w:t xml:space="preserve"> </w:t>
+      </w:r>
+      <w:r>
+        <w:t xml:space="preserve">Pareto front. These results support rollout-based, actuator-aware surrogate</w:t>
+      </w:r>
+      <w:r>
+        <w:t xml:space="preserve"> </w:t>
+      </w:r>
+      <w:r>
+        <w:t xml:space="preserve">screening for greenhouse MPC, but establish comparative simulation evidence rather</w:t>
+      </w:r>
+      <w:r>
+        <w:t xml:space="preserve"> </w:t>
+      </w:r>
+      <w:r>
+        <w:t xml:space="preserve">than field performance.</w:t>
       </w:r>
     </w:p>
     <w:p>
@@ -546,25 +441,19 @@
         <w:t xml:space="preserve"> </w:t>
       </w:r>
       <w:r>
-        <w:t xml:space="preserve">greenhouse climate control; economic model predictive control; sparse</w:t>
-      </w:r>
-      <w:r>
-        <w:t xml:space="preserve"> </w:t>
-      </w:r>
-      <w:r>
-        <w:t xml:space="preserve">identification of nonlinear dynamics; control-oriented model selection;</w:t>
-      </w:r>
-      <w:r>
-        <w:t xml:space="preserve"> </w:t>
-      </w:r>
-      <w:r>
-        <w:t xml:space="preserve">multi-step prediction error; physics-informed feature libraries; sparsity</w:t>
-      </w:r>
-      <w:r>
-        <w:t xml:space="preserve"> </w:t>
-      </w:r>
-      <w:r>
-        <w:t xml:space="preserve">thresholding; reinforcement learning baselines</w:t>
+        <w:t xml:space="preserve">greenhouse climate control; protected tomato production; economic model predictive</w:t>
+      </w:r>
+      <w:r>
+        <w:t xml:space="preserve"> </w:t>
+      </w:r>
+      <w:r>
+        <w:t xml:space="preserve">control; sparse identification of nonlinear dynamics; simulation-based evaluation;</w:t>
+      </w:r>
+      <w:r>
+        <w:t xml:space="preserve"> </w:t>
+      </w:r>
+      <w:r>
+        <w:t xml:space="preserve">control-oriented model selection; multi-step prediction error; actuator-pathway survival</w:t>
       </w:r>
     </w:p>
     <w:bookmarkStart w:id="27" w:name="sec:intro"/>
@@ -581,13 +470,13 @@
         <w:pStyle w:val="FirstParagraph"/>
       </w:pPr>
       <w:r>
-        <w:t xml:space="preserve">Greenhouse vegetable production is energy-intensive, and its economic result depends</w:t>
-      </w:r>
-      <w:r>
-        <w:t xml:space="preserve"> </w:t>
-      </w:r>
-      <w:r>
-        <w:t xml:space="preserve">directly on the quality of climate control. Heating, CO</w:t>
+        <w:t xml:space="preserve">Protected tomato production depends on maintaining a productive microclimate while</w:t>
+      </w:r>
+      <w:r>
+        <w:t xml:space="preserve"> </w:t>
+      </w:r>
+      <w:r>
+        <w:t xml:space="preserve">containing the variable costs of heating, supplementary lighting and CO</w:t>
       </w:r>
       <m:oMath>
         <m:sSub>
@@ -607,31 +496,37 @@
         <w:t xml:space="preserve"> </w:t>
       </w:r>
       <w:r>
-        <w:t xml:space="preserve">enrichment and supplementary</w:t>
-      </w:r>
-      <w:r>
-        <w:t xml:space="preserve"> </w:t>
-      </w:r>
-      <w:r>
-        <w:t xml:space="preserve">lighting dominate variable cost, and each has to be weighed against the revenue from the</w:t>
-      </w:r>
-      <w:r>
-        <w:t xml:space="preserve"> </w:t>
-      </w:r>
-      <w:r>
-        <w:t xml:space="preserve">additional yield it buys [1–2]. This is the natural setting for</w:t>
-      </w:r>
-      <w:r>
-        <w:t xml:space="preserve"> </w:t>
-      </w:r>
-      <w:r>
-        <w:t xml:space="preserve">model predictive control (MPC): an economic criterion is optimised over a finite horizon</w:t>
-      </w:r>
-      <w:r>
-        <w:t xml:space="preserve"> </w:t>
-      </w:r>
-      <w:r>
-        <w:t xml:space="preserve">subject to the temperature, humidity and CO</w:t>
+        <w:t xml:space="preserve">enrichment.</w:t>
+      </w:r>
+      <w:r>
+        <w:t xml:space="preserve"> </w:t>
+      </w:r>
+      <w:r>
+        <w:t xml:space="preserve">These inputs affect crop growth and resource use simultaneously, so a control strategy</w:t>
+      </w:r>
+      <w:r>
+        <w:t xml:space="preserve"> </w:t>
+      </w:r>
+      <w:r>
+        <w:t xml:space="preserve">should be judged agronomically and economically rather than by setpoint tracking alone</w:t>
+      </w:r>
+      <w:r>
+        <w:t xml:space="preserve"> </w:t>
+      </w:r>
+      <w:r>
+        <w:t xml:space="preserve">[1–2]. Economic model predictive control (MPC) provides that</w:t>
+      </w:r>
+      <w:r>
+        <w:t xml:space="preserve"> </w:t>
+      </w:r>
+      <w:r>
+        <w:t xml:space="preserve">framework: inputs are optimised over a finite horizon subject to temperature, humidity and</w:t>
+      </w:r>
+      <w:r>
+        <w:t xml:space="preserve"> </w:t>
+      </w:r>
+      <w:r>
+        <w:t xml:space="preserve">CO</w:t>
       </w:r>
       <m:oMath>
         <m:sSub>
@@ -651,61 +546,7 @@
         <w:t xml:space="preserve"> </w:t>
       </w:r>
       <w:r>
-        <w:t xml:space="preserve">bounds that define a productive</w:t>
-      </w:r>
-      <w:r>
-        <w:t xml:space="preserve"> </w:t>
-      </w:r>
-      <w:r>
-        <w:t xml:space="preserve">microclimate [3–6]. MPC, however, requires</w:t>
-      </w:r>
-      <w:r>
-        <w:t xml:space="preserve"> </w:t>
-      </w:r>
-      <w:r>
-        <w:t xml:space="preserve">a process model, and building and calibrating a detailed physical greenhouse model is</w:t>
-      </w:r>
-      <w:r>
-        <w:t xml:space="preserve"> </w:t>
-      </w:r>
-      <w:r>
-        <w:t xml:space="preserve">laborious, which motivates surrogate models identified from data. Sparse identification</w:t>
-      </w:r>
-      <w:r>
-        <w:t xml:space="preserve"> </w:t>
-      </w:r>
-      <w:r>
-        <w:t xml:space="preserve">of nonlinear dynamics (SINDy) is one such route: the dynamics are recovered explicitly as</w:t>
-      </w:r>
-      <w:r>
-        <w:t xml:space="preserve"> </w:t>
-      </w:r>
-      <w:r>
-        <w:t xml:space="preserve">a sparse combination of library functions</w:t>
-      </w:r>
-      <w:r>
-        <w:t xml:space="preserve"> </w:t>
-      </w:r>
-      <w:r>
-        <w:t xml:space="preserve">[7–10].</w:t>
-      </w:r>
-      <w:r>
-        <w:t xml:space="preserve"> </w:t>
-      </w:r>
-      <w:r>
-        <w:t xml:space="preserve">Unlike a neural surrogate, a SINDy model is a white box: its equations can be written out,</w:t>
-      </w:r>
-      <w:r>
-        <w:t xml:space="preserve"> </w:t>
-      </w:r>
-      <w:r>
-        <w:t xml:space="preserve">checked for physical and dimensional consistency, and embedded analytically in the MPC</w:t>
-      </w:r>
-      <w:r>
-        <w:t xml:space="preserve"> </w:t>
-      </w:r>
-      <w:r>
-        <w:t xml:space="preserve">solver — which matters when a controller is to be trusted with a crop.</w:t>
+        <w:t xml:space="preserve">constraints [3–6].</w:t>
       </w:r>
     </w:p>
     <w:p>
@@ -713,61 +554,208 @@
         <w:pStyle w:val="BodyText"/>
       </w:pPr>
       <w:r>
-        <w:t xml:space="preserve">Whether an interpretable surrogate costs anything in control quality is an empirical</w:t>
-      </w:r>
-      <w:r>
-        <w:t xml:space="preserve"> </w:t>
-      </w:r>
-      <w:r>
-        <w:t xml:space="preserve">question, and answering it objectively is obstructed by three defects that recur in the</w:t>
-      </w:r>
-      <w:r>
-        <w:t xml:space="preserve"> </w:t>
-      </w:r>
-      <w:r>
-        <w:t xml:space="preserve">greenhouse-control and data-driven-control literature. First, learned controllers are</w:t>
-      </w:r>
-      <w:r>
-        <w:t xml:space="preserve"> </w:t>
-      </w:r>
-      <w:r>
-        <w:t xml:space="preserve">often compared against a weak heuristic, whereas well-tuned agronomic rules are a strong</w:t>
-      </w:r>
-      <w:r>
-        <w:t xml:space="preserve"> </w:t>
-      </w:r>
-      <w:r>
-        <w:t xml:space="preserve">reference [11–13]. Second, the reported performance</w:t>
-      </w:r>
-      <w:r>
-        <w:t xml:space="preserve"> </w:t>
-      </w:r>
-      <w:r>
-        <w:t xml:space="preserve">index is frequently a setpoint-tracking error rather than economic margin</w:t>
-      </w:r>
-      <w:r>
-        <w:t xml:space="preserve"> </w:t>
-      </w:r>
-      <w:r>
-        <w:t xml:space="preserve">[6,11], although the two need not be monotonically related. Third —</w:t>
-      </w:r>
-      <w:r>
-        <w:t xml:space="preserve"> </w:t>
-      </w:r>
-      <w:r>
-        <w:t xml:space="preserve">and least obvious — the hyper-parameters of the surrogate are selected on open-loop</w:t>
-      </w:r>
-      <w:r>
-        <w:t xml:space="preserve"> </w:t>
-      </w:r>
-      <w:r>
-        <w:t xml:space="preserve">prediction accuracy [9,14], tacitly assuming that a more accurate</w:t>
-      </w:r>
-      <w:r>
-        <w:t xml:space="preserve"> </w:t>
-      </w:r>
-      <w:r>
-        <w:t xml:space="preserve">model yields better control. Table </w:t>
+        <w:t xml:space="preserve">Simulation-based greenhouse studies are established in this application area. Xu et al. used a greenhouse–crop model to compare open- and closed-loop optimal control and to</w:t>
+      </w:r>
+      <w:r>
+        <w:t xml:space="preserve"> </w:t>
+      </w:r>
+      <w:r>
+        <w:t xml:space="preserve">estimate lettuce yield and profit in an explicitly computational study</w:t>
+      </w:r>
+      <w:r>
+        <w:t xml:space="preserve"> </w:t>
+      </w:r>
+      <w:r>
+        <w:t xml:space="preserve">[7]. Wen et al. combined measured blueberry photosynthesis with an SVR</w:t>
+      </w:r>
+      <w:r>
+        <w:t xml:space="preserve"> </w:t>
+      </w:r>
+      <w:r>
+        <w:t xml:space="preserve">model and simulated multi-objective light–CO</w:t>
+      </w:r>
+      <m:oMath>
+        <m:sSub>
+          <m:e>
+            <m:r>
+              <m:t>​</m:t>
+            </m:r>
+          </m:e>
+          <m:sub>
+            <m:r>
+              <m:t>2</m:t>
+            </m:r>
+          </m:sub>
+        </m:sSub>
+      </m:oMath>
+      <w:r>
+        <w:t xml:space="preserve"> </w:t>
+      </w:r>
+      <w:r>
+        <w:t xml:space="preserve">regulation</w:t>
+      </w:r>
+      <w:r>
+        <w:t xml:space="preserve"> </w:t>
+      </w:r>
+      <w:r>
+        <w:t xml:space="preserve">[8], while E</w:t>
+      </w:r>
+      <w:r>
+        <w:t xml:space="preserve">ć</w:t>
+      </w:r>
+      <w:r>
+        <w:t xml:space="preserve">im-uri</w:t>
+      </w:r>
+      <w:r>
+        <w:t xml:space="preserve">ć</w:t>
+      </w:r>
+      <w:r>
+        <w:t xml:space="preserve"> </w:t>
+      </w:r>
+      <w:r>
+        <w:t xml:space="preserve">et al. coupled a TRNSYS greenhouse</w:t>
+      </w:r>
+      <w:r>
+        <w:t xml:space="preserve"> </w:t>
+      </w:r>
+      <w:r>
+        <w:t xml:space="preserve">model to an artificial neural network and anchored the thermal model to measured</w:t>
+      </w:r>
+      <w:r>
+        <w:t xml:space="preserve"> </w:t>
+      </w:r>
+      <w:r>
+        <w:t xml:space="preserve">temperatures [9]. These examples show both the value and the evidential</w:t>
+      </w:r>
+      <w:r>
+        <w:t xml:space="preserve"> </w:t>
+      </w:r>
+      <w:r>
+        <w:t xml:space="preserve">limit of simulation: virtual experiments can isolate controller and model-design effects,</w:t>
+      </w:r>
+      <w:r>
+        <w:t xml:space="preserve"> </w:t>
+      </w:r>
+      <w:r>
+        <w:t xml:space="preserve">but field performance requires empirical anchoring. The present study is deliberately at</w:t>
+      </w:r>
+      <w:r>
+        <w:t xml:space="preserve"> </w:t>
+      </w:r>
+      <w:r>
+        <w:t xml:space="preserve">the simulation-only end of that spectrum. It uses the independently published GreenLight</w:t>
+      </w:r>
+      <w:r>
+        <w:t xml:space="preserve"> </w:t>
+      </w:r>
+      <w:r>
+        <w:t xml:space="preserve">tomato model and recorded weather forcing, but introduces no new greenhouse, plant or</w:t>
+      </w:r>
+      <w:r>
+        <w:t xml:space="preserve"> </w:t>
+      </w:r>
+      <w:r>
+        <w:t xml:space="preserve">actuator measurements. Its claims are therefore comparative statements inside a defined</w:t>
+      </w:r>
+      <w:r>
+        <w:t xml:space="preserve"> </w:t>
+      </w:r>
+      <w:r>
+        <w:t xml:space="preserve">virtual testbed, not demonstrations of commercial greenhouse performance.</w:t>
+      </w:r>
+    </w:p>
+    <w:p>
+      <w:pPr>
+        <w:pStyle w:val="BodyText"/>
+      </w:pPr>
+      <w:r>
+        <w:t xml:space="preserve">MPC requires a process model, and calibrating a detailed mechanistic greenhouse model for</w:t>
+      </w:r>
+      <w:r>
+        <w:t xml:space="preserve"> </w:t>
+      </w:r>
+      <w:r>
+        <w:t xml:space="preserve">every site is laborious. A surrogate identified from simulated or measured trajectories</w:t>
+      </w:r>
+      <w:r>
+        <w:t xml:space="preserve"> </w:t>
+      </w:r>
+      <w:r>
+        <w:t xml:space="preserve">can reduce that burden. Sparse identification of nonlinear dynamics (SINDy) is attractive</w:t>
+      </w:r>
+      <w:r>
+        <w:t xml:space="preserve"> </w:t>
+      </w:r>
+      <w:r>
+        <w:t xml:space="preserve">because it expresses the dynamics as a sparse combination of library functions</w:t>
+      </w:r>
+      <w:r>
+        <w:t xml:space="preserve"> </w:t>
+      </w:r>
+      <w:r>
+        <w:t xml:space="preserve">[10–13]. Unlike a neural surrogate, the</w:t>
+      </w:r>
+      <w:r>
+        <w:t xml:space="preserve"> </w:t>
+      </w:r>
+      <w:r>
+        <w:t xml:space="preserve">resulting equations can be inspected for physical and dimensional consistency and embedded</w:t>
+      </w:r>
+      <w:r>
+        <w:t xml:space="preserve"> </w:t>
+      </w:r>
+      <w:r>
+        <w:t xml:space="preserve">analytically in an MPC solver.</w:t>
+      </w:r>
+    </w:p>
+    <w:p>
+      <w:pPr>
+        <w:pStyle w:val="BodyText"/>
+      </w:pPr>
+      <w:r>
+        <w:t xml:space="preserve">Three benchmarking risks complicate an objective comparison of such surrogates. First,</w:t>
+      </w:r>
+      <w:r>
+        <w:t xml:space="preserve"> </w:t>
+      </w:r>
+      <w:r>
+        <w:t xml:space="preserve">learned controllers may be compared with an unsearched heuristic even though tuned</w:t>
+      </w:r>
+      <w:r>
+        <w:t xml:space="preserve"> </w:t>
+      </w:r>
+      <w:r>
+        <w:t xml:space="preserve">agronomic rules are a strong reference [14–16].</w:t>
+      </w:r>
+      <w:r>
+        <w:t xml:space="preserve"> </w:t>
+      </w:r>
+      <w:r>
+        <w:t xml:space="preserve">Second, a setpoint-tracking index may be reported instead of economic margin</w:t>
+      </w:r>
+      <w:r>
+        <w:t xml:space="preserve"> </w:t>
+      </w:r>
+      <w:r>
+        <w:t xml:space="preserve">[6,14], although the two need not be monotonically related. Third,</w:t>
+      </w:r>
+      <w:r>
+        <w:t xml:space="preserve"> </w:t>
+      </w:r>
+      <w:r>
+        <w:t xml:space="preserve">surrogate hyperparameters are commonly selected by one-step prediction accuracy</w:t>
+      </w:r>
+      <w:r>
+        <w:t xml:space="preserve"> </w:t>
+      </w:r>
+      <w:r>
+        <w:t xml:space="preserve">[12,17], implicitly assuming that the best short-horizon predictor</w:t>
+      </w:r>
+      <w:r>
+        <w:t xml:space="preserve"> </w:t>
+      </w:r>
+      <w:r>
+        <w:t xml:space="preserve">also gives the best controller. Table </w:t>
       </w:r>
       <w:hyperlink w:anchor="tab:defects">
         <w:r>
@@ -781,53 +769,13 @@
         <w:t xml:space="preserve"> </w:t>
       </w:r>
       <w:r>
-        <w:t xml:space="preserve">states each defect, the remedy</w:t>
-      </w:r>
-      <w:r>
-        <w:t xml:space="preserve"> </w:t>
-      </w:r>
-      <w:r>
-        <w:t xml:space="preserve">adopted here, and what we measured the defect to be worth. We emphasise that the first two</w:t>
-      </w:r>
-      <w:r>
-        <w:t xml:space="preserve"> </w:t>
-      </w:r>
-      <w:r>
-        <w:t xml:space="preserve">defects were present in our</w:t>
-      </w:r>
-      <w:r>
-        <w:t xml:space="preserve"> </w:t>
-      </w:r>
-      <w:r>
-        <w:rPr>
-          <w:i/>
-          <w:iCs/>
-        </w:rPr>
-        <w:t xml:space="preserve">own</w:t>
-      </w:r>
-      <w:r>
-        <w:t xml:space="preserve"> </w:t>
-      </w:r>
-      <w:r>
-        <w:t xml:space="preserve">earlier analysis of this dataset — an untuned</w:t>
-      </w:r>
-      <w:r>
-        <w:t xml:space="preserve"> </w:t>
-      </w:r>
-      <w:r>
-        <w:t xml:space="preserve">reference, and an MPC stage cost whose actuator weights contradicted the prices the</w:t>
-      </w:r>
-      <w:r>
-        <w:t xml:space="preserve"> </w:t>
-      </w:r>
-      <w:r>
-        <w:t xml:space="preserve">economic criterion itself uses — and that correcting them removed about two thirds of the</w:t>
-      </w:r>
-      <w:r>
-        <w:t xml:space="preserve"> </w:t>
-      </w:r>
-      <w:r>
-        <w:t xml:space="preserve">effect we had originally reported.</w:t>
+        <w:t xml:space="preserve">states the safeguards used here</w:t>
+      </w:r>
+      <w:r>
+        <w:t xml:space="preserve"> </w:t>
+      </w:r>
+      <w:r>
+        <w:t xml:space="preserve">and quantifies sensitivity to removing them.</w:t>
       </w:r>
     </w:p>
     <w:p>
@@ -835,25 +783,25 @@
         <w:pStyle w:val="BodyText"/>
       </w:pPr>
       <w:r>
-        <w:t xml:space="preserve">The third assumption is exactly what the identification-for-control literature warns</w:t>
-      </w:r>
-      <w:r>
-        <w:t xml:space="preserve"> </w:t>
-      </w:r>
-      <w:r>
-        <w:t xml:space="preserve">against: a model should be judged by the behaviour of the loop it closes, not by the</w:t>
-      </w:r>
-      <w:r>
-        <w:t xml:space="preserve"> </w:t>
-      </w:r>
-      <w:r>
-        <w:t xml:space="preserve">quality of its open-loop fit [15–17]. The same</w:t>
-      </w:r>
-      <w:r>
-        <w:t xml:space="preserve"> </w:t>
-      </w:r>
-      <w:r>
-        <w:t xml:space="preserve">phenomenon reappears for learned models under the name</w:t>
+        <w:t xml:space="preserve">The third assumption is precisely what identification-for-control research warns against:</w:t>
+      </w:r>
+      <w:r>
+        <w:t xml:space="preserve"> </w:t>
+      </w:r>
+      <w:r>
+        <w:t xml:space="preserve">a model should be judged by the loop it closes, not by open-loop fit alone</w:t>
+      </w:r>
+      <w:r>
+        <w:t xml:space="preserve"> </w:t>
+      </w:r>
+      <w:r>
+        <w:t xml:space="preserve">[18–20]. In model-based reinforcement learning the same</w:t>
+      </w:r>
+      <w:r>
+        <w:t xml:space="preserve"> </w:t>
+      </w:r>
+      <w:r>
+        <w:t xml:space="preserve">problem is termed</w:t>
       </w:r>
       <w:r>
         <w:t xml:space="preserve"> </w:t>
@@ -866,81 +814,43 @@
         <w:t xml:space="preserve">objective mismatch</w:t>
       </w:r>
       <w:r>
-        <w:t xml:space="preserve">: one-step</w:t>
-      </w:r>
-      <w:r>
-        <w:t xml:space="preserve"> </w:t>
-      </w:r>
-      <w:r>
-        <w:t xml:space="preserve">predictive accuracy is a poor proxy for control performance</w:t>
-      </w:r>
-      <w:r>
-        <w:t xml:space="preserve"> </w:t>
-      </w:r>
-      <w:r>
-        <w:t xml:space="preserve">[18–20], and recent surveys confirm that the point</w:t>
-      </w:r>
-      <w:r>
-        <w:t xml:space="preserve"> </w:t>
-      </w:r>
-      <w:r>
-        <w:t xml:space="preserve">is live for modern data-driven surrogates [21–22]. That</w:t>
-      </w:r>
-      <w:r>
-        <w:t xml:space="preserve"> </w:t>
-      </w:r>
-      <w:r>
-        <w:t xml:space="preserve">literature is largely diagnostic, and its prescription — evaluate candidates in closed</w:t>
-      </w:r>
-      <w:r>
-        <w:t xml:space="preserve"> </w:t>
-      </w:r>
-      <w:r>
-        <w:t xml:space="preserve">loop — costs a simulator, a solver and a full season per candidate. The practical</w:t>
-      </w:r>
-      <w:r>
-        <w:t xml:space="preserve"> </w:t>
-      </w:r>
-      <w:r>
-        <w:t xml:space="preserve">question is therefore narrower and, to our knowledge,</w:t>
-      </w:r>
-      <w:r>
-        <w:t xml:space="preserve"> </w:t>
-      </w:r>
-      <w:r>
-        <w:t xml:space="preserve">unanswered for economic greenhouse MPC:</w:t>
-      </w:r>
-      <w:r>
-        <w:t xml:space="preserve"> </w:t>
-      </w:r>
-      <w:r>
-        <w:rPr>
-          <w:i/>
-          <w:iCs/>
-        </w:rPr>
-        <w:t xml:space="preserve">if</w:t>
-      </w:r>
-      <w:r>
-        <w:t xml:space="preserve"> </w:t>
-      </w:r>
-      <w:r>
-        <w:t xml:space="preserve">a surrogate must be selected open-loop,</w:t>
-      </w:r>
-      <w:r>
-        <w:t xml:space="preserve"> </w:t>
-      </w:r>
-      <w:r>
-        <w:rPr>
-          <w:i/>
-          <w:iCs/>
-        </w:rPr>
-        <w:t xml:space="preserve">which</w:t>
-      </w:r>
-      <w:r>
-        <w:t xml:space="preserve"> </w:t>
-      </w:r>
-      <w:r>
-        <w:t xml:space="preserve">open-loop criterion tracks closed-loop economics?</w:t>
+        <w:t xml:space="preserve">: predictive accuracy can be a poor proxy for</w:t>
+      </w:r>
+      <w:r>
+        <w:t xml:space="preserve"> </w:t>
+      </w:r>
+      <w:r>
+        <w:t xml:space="preserve">control performance [21–23], and recent surveys show</w:t>
+      </w:r>
+      <w:r>
+        <w:t xml:space="preserve"> </w:t>
+      </w:r>
+      <w:r>
+        <w:t xml:space="preserve">that it remains relevant for modern data-driven surrogates</w:t>
+      </w:r>
+      <w:r>
+        <w:t xml:space="preserve"> </w:t>
+      </w:r>
+      <w:r>
+        <w:t xml:space="preserve">[24–25]. Exhaustive closed-loop screening is expensive</w:t>
+      </w:r>
+      <w:r>
+        <w:t xml:space="preserve"> </w:t>
+      </w:r>
+      <w:r>
+        <w:t xml:space="preserve">even in simulation because it requires a solver and a full cropping season per candidate.</w:t>
+      </w:r>
+      <w:r>
+        <w:t xml:space="preserve"> </w:t>
+      </w:r>
+      <w:r>
+        <w:t xml:space="preserve">The practical question is therefore narrower: if a greenhouse surrogate must be selected</w:t>
+      </w:r>
+      <w:r>
+        <w:t xml:space="preserve"> </w:t>
+      </w:r>
+      <w:r>
+        <w:t xml:space="preserve">open loop, which inexpensive criterion best anticipates seasonal closed-loop economics?</w:t>
       </w:r>
     </w:p>
     <w:p>
@@ -948,55 +858,43 @@
         <w:pStyle w:val="BodyText"/>
       </w:pPr>
       <w:r>
-        <w:t xml:space="preserve">A second, related gap concerns the content of the feature library. Physically motivated</w:t>
-      </w:r>
-      <w:r>
-        <w:t xml:space="preserve"> </w:t>
-      </w:r>
-      <w:r>
-        <w:t xml:space="preserve">basis functions — saturation vapour pressure, vapour-pressure deficit,</w:t>
-      </w:r>
-      <w:r>
-        <w:t xml:space="preserve"> </w:t>
-      </w:r>
-      <w:r>
-        <w:t xml:space="preserve">screen-attenuated radiation — are adopted almost by default in physics-informed</w:t>
-      </w:r>
-      <w:r>
-        <w:t xml:space="preserve"> </w:t>
-      </w:r>
-      <w:r>
-        <w:t xml:space="preserve">surrogate modelling [23–24], on the reasonable presumption that</w:t>
-      </w:r>
-      <w:r>
-        <w:t xml:space="preserve"> </w:t>
-      </w:r>
-      <w:r>
-        <w:t xml:space="preserve">encoding known physics can only help. They are rarely tested for harm. Yet such features</w:t>
-      </w:r>
-      <w:r>
-        <w:t xml:space="preserve"> </w:t>
-      </w:r>
-      <w:r>
-        <w:t xml:space="preserve">are nonlinear transforms of the same measured states, hence near-collinear with them, and</w:t>
-      </w:r>
-      <w:r>
-        <w:t xml:space="preserve"> </w:t>
-      </w:r>
-      <w:r>
-        <w:t xml:space="preserve">collinearity is known to degrade sparse regression [25–26].</w:t>
-      </w:r>
-      <w:r>
-        <w:t xml:space="preserve"> </w:t>
-      </w:r>
-      <w:r>
-        <w:t xml:space="preserve">Whether that presumption survives a closed-loop economic criterion is the second question</w:t>
-      </w:r>
-      <w:r>
-        <w:t xml:space="preserve"> </w:t>
-      </w:r>
-      <w:r>
-        <w:t xml:space="preserve">we address.</w:t>
+        <w:t xml:space="preserve">A related question concerns feature-library design. Physically motivated basis functions</w:t>
+      </w:r>
+      <w:r>
+        <w:t xml:space="preserve"> </w:t>
+      </w:r>
+      <w:r>
+        <w:t xml:space="preserve">such as saturation vapour pressure, vapour-pressure deficit and screen-attenuated</w:t>
+      </w:r>
+      <w:r>
+        <w:t xml:space="preserve"> </w:t>
+      </w:r>
+      <w:r>
+        <w:t xml:space="preserve">radiation are often included on the reasonable assumption that known physics can only</w:t>
+      </w:r>
+      <w:r>
+        <w:t xml:space="preserve"> </w:t>
+      </w:r>
+      <w:r>
+        <w:t xml:space="preserve">help [26–27]. Yet these functions are nonlinear transforms of</w:t>
+      </w:r>
+      <w:r>
+        <w:t xml:space="preserve"> </w:t>
+      </w:r>
+      <w:r>
+        <w:t xml:space="preserve">the same climate states and may be nearly collinear with them; collinearity can destabilise</w:t>
+      </w:r>
+      <w:r>
+        <w:t xml:space="preserve"> </w:t>
+      </w:r>
+      <w:r>
+        <w:t xml:space="preserve">sparse regression [28–29]. We therefore test, rather than</w:t>
+      </w:r>
+      <w:r>
+        <w:t xml:space="preserve"> </w:t>
+      </w:r>
+      <w:r>
+        <w:t xml:space="preserve">assume, whether physically motivated features improve a control-oriented surrogate.</w:t>
       </w:r>
     </w:p>
     <w:bookmarkStart w:id="26" w:name="tab:defects"/>
@@ -1005,13 +903,19 @@
         <w:pStyle w:val="TableCaption"/>
       </w:pPr>
       <w:r>
-        <w:t xml:space="preserve">The three benchmarking defects addressed in this study, and the measured cost of</w:t>
-      </w:r>
-      <w:r>
-        <w:t xml:space="preserve"> </w:t>
-      </w:r>
-      <w:r>
-        <w:t xml:space="preserve">leaving each in place. All figures are seasonal margin in EUR m</w:t>
+        <w:t xml:space="preserve">Three benchmarking risks, the safeguards used in this study and the measured</w:t>
+      </w:r>
+      <w:r>
+        <w:t xml:space="preserve"> </w:t>
+      </w:r>
+      <w:r>
+        <w:t xml:space="preserve">sensitivity to removing each safeguard. All monetary values are simulated seasonal margin</w:t>
+      </w:r>
+      <w:r>
+        <w:t xml:space="preserve"> </w:t>
+      </w:r>
+      <w:r>
+        <w:t xml:space="preserve">in EUR m</w:t>
       </w:r>
       <m:oMath>
         <m:sSup>
@@ -1037,13 +941,7 @@
         <w:t xml:space="preserve"> </w:t>
       </w:r>
       <w:r>
-        <w:t xml:space="preserve">unless stated</w:t>
-      </w:r>
-      <w:r>
-        <w:t xml:space="preserve"> </w:t>
-      </w:r>
-      <w:r>
-        <w:t xml:space="preserve">otherwise.</w:t>
+        <w:t xml:space="preserve">unless stated otherwise.</w:t>
       </w:r>
     </w:p>
     <w:tbl>
@@ -1051,7 +949,7 @@
         <w:tblStyle w:val="Table"/>
         <w:tblW w:type="auto" w:w="0"/>
         <w:tblLook w:firstRow="1" w:lastRow="0" w:firstColumn="0" w:lastColumn="0" w:noHBand="0" w:noVBand="0" w:val="0020"/>
-        <w:tblCaption w:val="The three benchmarking defects addressed in this study, and the measured cost of leaving each in place. All figures are seasonal margin in EUR m^{-2} unless stated otherwise."/>
+        <w:tblCaption w:val="Three benchmarking risks, the safeguards used in this study and the measured sensitivity to removing each safeguard. All monetary values are simulated seasonal margin in EUR m^{-2} unless stated otherwise."/>
       </w:tblPr>
       <w:tblGrid>
         <w:gridCol w:w="2640"/>
@@ -1074,7 +972,7 @@
                 <w:b/>
                 <w:bCs/>
               </w:rPr>
-              <w:t xml:space="preserve">Defect</w:t>
+              <w:t xml:space="preserve">Benchmarking risk</w:t>
             </w:r>
           </w:p>
         </w:tc>
@@ -1090,7 +988,7 @@
                 <w:b/>
                 <w:bCs/>
               </w:rPr>
-              <w:t xml:space="preserve">Remedy adopted here</w:t>
+              <w:t xml:space="preserve">Safeguard used here</w:t>
             </w:r>
           </w:p>
         </w:tc>
@@ -1106,21 +1004,7 @@
                 <w:b/>
                 <w:bCs/>
               </w:rPr>
-              <w:t xml:space="preserve">Measured consequence of the</w:t>
-            </w:r>
-            <w:r>
-              <w:rPr>
-                <w:b/>
-                <w:bCs/>
-              </w:rPr>
-              <w:t xml:space="preserve"> </w:t>
-            </w:r>
-            <w:r>
-              <w:rPr>
-                <w:b/>
-                <w:bCs/>
-              </w:rPr>
-              <w:t xml:space="preserve">defect</w:t>
+              <w:t xml:space="preserve">Observed sensitivity</w:t>
             </w:r>
           </w:p>
         </w:tc>
@@ -1134,7 +1018,7 @@
               <w:jc w:val="left"/>
             </w:pPr>
             <w:r>
-              <w:t xml:space="preserve">Weak reference: learned controllers compared with a hard-coded heuristic</w:t>
+              <w:t xml:space="preserve">Unsearched reference: learned controllers compared with a hard-coded heuristic</w:t>
             </w:r>
           </w:p>
         </w:tc>
@@ -1253,13 +1137,13 @@
               <w:jc w:val="left"/>
             </w:pPr>
             <w:r>
-              <w:t xml:space="preserve">Proxy objective: tracking error reported instead of margin, and an MPC stage cost whose</w:t>
+              <w:t xml:space="preserve">Objective mismatch: tracking error reported instead of margin, or MPC actuator weights</w:t>
             </w:r>
             <w:r>
               <w:t xml:space="preserve"> </w:t>
             </w:r>
             <w:r>
-              <w:t xml:space="preserve">actuator weights contradict the prices the criterion uses</w:t>
+              <w:t xml:space="preserve">that are inconsistent with the prices used for evaluation</w:t>
             </w:r>
           </w:p>
         </w:tc>
@@ -1590,19 +1474,19 @@
         <w:pStyle w:val="BodyText"/>
       </w:pPr>
       <w:r>
-        <w:t xml:space="preserve">We address both questions on a validated GreenLight tomato model</w:t>
-      </w:r>
-      <w:r>
-        <w:t xml:space="preserve"> </w:t>
-      </w:r>
-      <w:r>
-        <w:t xml:space="preserve">[1,13], driven by recorded weather for a single location and</w:t>
-      </w:r>
-      <w:r>
-        <w:t xml:space="preserve"> </w:t>
-      </w:r>
-      <w:r>
-        <w:t xml:space="preserve">simulated at a 15-min control step. Candidate surrogates were identified on two training</w:t>
+        <w:t xml:space="preserve">We address both questions in a controlled in silico experiment using the published</w:t>
+      </w:r>
+      <w:r>
+        <w:t xml:space="preserve"> </w:t>
+      </w:r>
+      <w:r>
+        <w:t xml:space="preserve">GreenLight tomato model [1,16], ERA5-derived weather for one</w:t>
+      </w:r>
+      <w:r>
+        <w:t xml:space="preserve"> </w:t>
+      </w:r>
+      <w:r>
+        <w:t xml:space="preserve">location and a 15-min control step. Candidate surrogates were identified on two training</w:t>
       </w:r>
       <w:r>
         <w:t xml:space="preserve"> </w:t>
@@ -1620,7 +1504,7 @@
         <w:t xml:space="preserve"> </w:t>
       </w:r>
       <w:r>
-        <w:t xml:space="preserve">[27–29],</w:t>
+        <w:t xml:space="preserve">[30–32],</w:t>
       </w:r>
       <w:r>
         <w:t xml:space="preserve"> </w:t>
@@ -1648,13 +1532,19 @@
         <w:t xml:space="preserve"> </w:t>
       </w:r>
       <w:r>
-        <w:t xml:space="preserve">here is the 60-day window from 1 March, and margin is profit per square metre of floor</w:t>
-      </w:r>
-      <w:r>
-        <w:t xml:space="preserve"> </w:t>
-      </w:r>
-      <w:r>
-        <w:t xml:space="preserve">area. Each learned controller was run at 20 identification replicates per season (10 for</w:t>
+        <w:t xml:space="preserve">here is the 60-day window from 1 March, and the outcome is model-derived margin per square</w:t>
+      </w:r>
+      <w:r>
+        <w:t xml:space="preserve"> </w:t>
+      </w:r>
+      <w:r>
+        <w:t xml:space="preserve">metre of greenhouse floor area. Each learned controller was run at 20 identification</w:t>
+      </w:r>
+      <w:r>
+        <w:t xml:space="preserve"> </w:t>
+      </w:r>
+      <w:r>
+        <w:t xml:space="preserve">replicates per season (10 for</w:t>
       </w:r>
       <w:r>
         <w:t xml:space="preserve"> </w:t>
@@ -1678,7 +1568,7 @@
         <w:t xml:space="preserve"> </w:t>
       </w:r>
       <w:r>
-        <w:t xml:space="preserve">Holm correction [30–32]; against the deterministic</w:t>
+        <w:t xml:space="preserve">Holm correction [33–35]; against the deterministic</w:t>
       </w:r>
       <w:r>
         <w:t xml:space="preserve"> </w:t>
@@ -2276,13 +2166,19 @@
         <w:t xml:space="preserve"> </w:t>
       </w:r>
       <w:r>
-        <w:t xml:space="preserve">development (four controllers, eight replicates, default objective). Physical motivation</w:t>
-      </w:r>
-      <w:r>
-        <w:t xml:space="preserve"> </w:t>
-      </w:r>
-      <w:r>
-        <w:t xml:space="preserve">of a basis function is therefore not evidence that it belongs in the library.</w:t>
+        <w:t xml:space="preserve">development (four controllers, eight replicates, default objective). Within this virtual</w:t>
+      </w:r>
+      <w:r>
+        <w:t xml:space="preserve"> </w:t>
+      </w:r>
+      <w:r>
+        <w:t xml:space="preserve">testbed, physical motivation alone is therefore not sufficient evidence that a basis</w:t>
+      </w:r>
+      <w:r>
+        <w:t xml:space="preserve"> </w:t>
+      </w:r>
+      <w:r>
+        <w:t xml:space="preserve">function belongs in the control-oriented library.</w:t>
       </w:r>
     </w:p>
     <w:p>
@@ -2294,27 +2190,19 @@
           <w:b/>
           <w:bCs/>
         </w:rPr>
-        <w:t xml:space="preserve">(ii) The damage done by physically motivated features is not monotone in how</w:t>
-      </w:r>
-      <w:r>
-        <w:rPr>
-          <w:b/>
-          <w:bCs/>
-        </w:rPr>
-        <w:t xml:space="preserve"> </w:t>
-      </w:r>
-      <w:r>
-        <w:rPr>
-          <w:b/>
-          <w:bCs/>
-        </w:rPr>
-        <w:t xml:space="preserve">many are added.</w:t>
-      </w:r>
-      <w:r>
-        <w:t xml:space="preserve"> </w:t>
-      </w:r>
-      <w:r>
-        <w:t xml:space="preserve">All three libraries have now been carried into closed loop under a</w:t>
+        <w:t xml:space="preserve">(ii) The effect of physically motivated features is non-monotone.</w:t>
+      </w:r>
+      <w:r>
+        <w:t xml:space="preserve"> </w:t>
+      </w:r>
+      <w:r>
+        <w:t xml:space="preserve">All three</w:t>
+      </w:r>
+      <w:r>
+        <w:t xml:space="preserve"> </w:t>
+      </w:r>
+      <w:r>
+        <w:t xml:space="preserve">libraries were carried into closed loop under a</w:t>
       </w:r>
       <w:r>
         <w:t xml:space="preserve"> </w:t>
@@ -2657,25 +2545,19 @@
         <w:t xml:space="preserve"> </w:t>
       </w:r>
       <w:r>
-        <w:t xml:space="preserve">open-loop multi-step stability cleanly and closed-loop economics not at all; the</w:t>
-      </w:r>
-      <w:r>
-        <w:t xml:space="preserve"> </w:t>
-      </w:r>
-      <w:r>
-        <w:t xml:space="preserve">agreement observed while only two of the three libraries had closed-loop controllers was</w:t>
-      </w:r>
-      <w:r>
-        <w:t xml:space="preserve"> </w:t>
-      </w:r>
-      <w:r>
-        <w:t xml:space="preserve">a two-point coincidence. This retracts an ill-conditioning mechanism we had previously</w:t>
-      </w:r>
-      <w:r>
-        <w:t xml:space="preserve"> </w:t>
-      </w:r>
-      <w:r>
-        <w:t xml:space="preserve">advanced for the closed-loop result, and replaces it with contribution (iv).</w:t>
+        <w:t xml:space="preserve">open-loop multi-step stability cleanly but is not a sufficient explanation of closed-loop</w:t>
+      </w:r>
+      <w:r>
+        <w:t xml:space="preserve"> </w:t>
+      </w:r>
+      <w:r>
+        <w:t xml:space="preserve">economics; contribution (iv) identifies the controller-facing quantity that better tracks</w:t>
+      </w:r>
+      <w:r>
+        <w:t xml:space="preserve"> </w:t>
+      </w:r>
+      <w:r>
+        <w:t xml:space="preserve">the outcome.</w:t>
       </w:r>
     </w:p>
     <w:p>
@@ -2687,27 +2569,13 @@
           <w:b/>
           <w:bCs/>
         </w:rPr>
-        <w:t xml:space="preserve">(iii) A benchmark whose comparison defects have been measured rather than</w:t>
-      </w:r>
-      <w:r>
-        <w:rPr>
-          <w:b/>
-          <w:bCs/>
-        </w:rPr>
-        <w:t xml:space="preserve"> </w:t>
-      </w:r>
-      <w:r>
-        <w:rPr>
-          <w:b/>
-          <w:bCs/>
-        </w:rPr>
-        <w:t xml:space="preserve">assumed.</w:t>
-      </w:r>
-      <w:r>
-        <w:t xml:space="preserve"> </w:t>
-      </w:r>
-      <w:r>
-        <w:t xml:space="preserve">Against the properly tuned heuristic the raw-library controller is better by</w:t>
+        <w:t xml:space="preserve">(iii) Benchmarking safeguards materially change the apparent effect size.</w:t>
+      </w:r>
+      <w:r>
+        <w:t xml:space="preserve"> </w:t>
+      </w:r>
+      <w:r>
+        <w:t xml:space="preserve">Against the tuned heuristic the raw-library controller is better by</w:t>
       </w:r>
       <w:r>
         <w:t xml:space="preserve"> </w:t>
@@ -2835,13 +2703,13 @@
         </m:sSup>
       </m:oMath>
       <w:r>
-        <w:t xml:space="preserve">, Holm correction over a family of 15, which we</w:t>
-      </w:r>
-      <w:r>
-        <w:t xml:space="preserve"> </w:t>
-      </w:r>
-      <w:r>
-        <w:t xml:space="preserve">declare wherever a corrected level is quoted). Three further SINDy-MPC variants also clear</w:t>
+        <w:t xml:space="preserve">, Holm correction over a family of 15). Three</w:t>
+      </w:r>
+      <w:r>
+        <w:t xml:space="preserve"> </w:t>
+      </w:r>
+      <w:r>
+        <w:t xml:space="preserve">further SINDy-MPC variants also clear</w:t>
       </w:r>
       <w:r>
         <w:t xml:space="preserve"> </w:t>
@@ -2919,19 +2787,13 @@
         <w:t xml:space="preserve"> </w:t>
       </w:r>
       <w:r>
-        <w:t xml:space="preserve">separable from it: the raw library is first, not alone. Against the</w:t>
-      </w:r>
-      <w:r>
-        <w:t xml:space="preserve"> </w:t>
-      </w:r>
-      <w:r>
-        <w:t xml:space="preserve">untuned reference the same</w:t>
-      </w:r>
-      <w:r>
-        <w:t xml:space="preserve"> </w:t>
-      </w:r>
-      <w:r>
-        <w:t xml:space="preserve">advantage would read</w:t>
+        <w:t xml:space="preserve">separable from it: the raw library is first, not alone. Against the unsearched reference</w:t>
+      </w:r>
+      <w:r>
+        <w:t xml:space="preserve"> </w:t>
+      </w:r>
+      <w:r>
+        <w:t xml:space="preserve">the same advantage would read</w:t>
       </w:r>
       <w:r>
         <w:t xml:space="preserve"> </w:t>
@@ -2948,23 +2810,54 @@
         </m:r>
       </m:oMath>
       <w:r>
-        <w:t xml:space="preserve"> </w:t>
-      </w:r>
-      <w:r>
-        <w:t xml:space="preserve">— the failure mode this literature is criticised for,</w:t>
-      </w:r>
-      <w:r>
-        <w:t xml:space="preserve"> </w:t>
-      </w:r>
-      <w:r>
-        <w:t xml:space="preserve">reproduced and quantified on our own data. Likewise, two thirds of what initially</w:t>
-      </w:r>
-      <w:r>
-        <w:t xml:space="preserve"> </w:t>
-      </w:r>
-      <w:r>
-        <w:t xml:space="preserve">looked like a feature-library effect was in fact a defective MPC stage cost</w:t>
-      </w:r>
+        <w:t xml:space="preserve">, demonstrating the sensitivity of the headline</w:t>
+      </w:r>
+      <w:r>
+        <w:t xml:space="preserve"> </w:t>
+      </w:r>
+      <w:r>
+        <w:t xml:space="preserve">comparison to baseline tuning. Aligning actuator weights with the evaluation price vector</w:t>
+      </w:r>
+      <w:r>
+        <w:t xml:space="preserve"> </w:t>
+      </w:r>
+      <w:r>
+        <w:t xml:space="preserve">likewise reduces the raw-minus-physics gap from</w:t>
+      </w:r>
+      <w:r>
+        <w:t xml:space="preserve"> </w:t>
+      </w:r>
+      <m:oMath>
+        <m:r>
+          <m:rPr>
+            <m:sty m:val="p"/>
+          </m:rPr>
+          <m:t>+</m:t>
+        </m:r>
+        <m:r>
+          <m:t>3.66</m:t>
+        </m:r>
+      </m:oMath>
+      <w:r>
+        <w:t xml:space="preserve"> </w:t>
+      </w:r>
+      <w:r>
+        <w:t xml:space="preserve">to</w:t>
+      </w:r>
+      <w:r>
+        <w:t xml:space="preserve"> </w:t>
+      </w:r>
+      <m:oMath>
+        <m:r>
+          <m:rPr>
+            <m:sty m:val="p"/>
+          </m:rPr>
+          <m:t>+</m:t>
+        </m:r>
+        <m:r>
+          <m:t>1.23</m:t>
+        </m:r>
+      </m:oMath>
       <w:r>
         <w:t xml:space="preserve"> </w:t>
       </w:r>
@@ -3848,19 +3741,19 @@
         <w:t xml:space="preserve"> </w:t>
       </w:r>
       <w:r>
-        <w:t xml:space="preserve">reproducibility is established within one computing environment only — the</w:t>
-      </w:r>
-      <w:r>
-        <w:t xml:space="preserve"> </w:t>
-      </w:r>
-      <w:r>
-        <w:t xml:space="preserve">cross-environment case was never measured, and the closed-loop loop is chaotic enough</w:t>
-      </w:r>
-      <w:r>
-        <w:t xml:space="preserve"> </w:t>
-      </w:r>
-      <w:r>
-        <w:t xml:space="preserve">that even the deterministic reference does not reproduce exactly between two harnesses.</w:t>
+        <w:t xml:space="preserve">reproducibility is established within one computing environment only. Consequently, the</w:t>
+      </w:r>
+      <w:r>
+        <w:t xml:space="preserve"> </w:t>
+      </w:r>
+      <w:r>
+        <w:t xml:space="preserve">reported margins and rankings are comparative computational evidence, not estimates of</w:t>
+      </w:r>
+      <w:r>
+        <w:t xml:space="preserve"> </w:t>
+      </w:r>
+      <w:r>
+        <w:t xml:space="preserve">field-scale benefit or recommendations for direct commercial deployment.</w:t>
       </w:r>
       <w:r>
         <w:t xml:space="preserve"> </w:t>
@@ -3971,7 +3864,7 @@
         <w:pStyle w:val="Heading2"/>
       </w:pPr>
       <w:r>
-        <w:t xml:space="preserve">Simulator, site, weather and season</w:t>
+        <w:t xml:space="preserve">Simulation study design, site, weather and cropping season</w:t>
       </w:r>
     </w:p>
     <w:p>
@@ -3979,150 +3872,60 @@
         <w:pStyle w:val="FirstParagraph"/>
       </w:pPr>
       <w:r>
-        <w:t xml:space="preserve">All experiments were run in simulation with the GreenLight tomato greenhouse model</w:t>
-      </w:r>
-      <w:r>
-        <w:t xml:space="preserve"> </w:t>
-      </w:r>
-      <w:r>
-        <w:t xml:space="preserve">[1–2] through the GreenLight-Gym interface [13].</w:t>
-      </w:r>
-      <w:r>
-        <w:t xml:space="preserve"> </w:t>
-      </w:r>
-      <w:r>
-        <w:t xml:space="preserve">The simulated house is at Rostov-on-Don (</w:t>
-      </w:r>
-      <m:oMath>
-        <m:sSup>
-          <m:e>
-            <m:r>
-              <m:t>47.24</m:t>
-            </m:r>
-          </m:e>
-          <m:sup>
-            <m:r>
-              <m:rPr>
-                <m:sty m:val="p"/>
-              </m:rPr>
-              <m:t>∘</m:t>
-            </m:r>
-          </m:sup>
-        </m:sSup>
-      </m:oMath>
-      <w:r>
-        <w:t xml:space="preserve"> N,</w:t>
-      </w:r>
-      <w:r>
-        <w:t xml:space="preserve"> </w:t>
-      </w:r>
-      <m:oMath>
-        <m:sSup>
-          <m:e>
-            <m:r>
-              <m:t>39.71</m:t>
-            </m:r>
-          </m:e>
-          <m:sup>
-            <m:r>
-              <m:rPr>
-                <m:sty m:val="p"/>
-              </m:rPr>
-              <m:t>∘</m:t>
-            </m:r>
-          </m:sup>
-        </m:sSup>
-      </m:oMath>
-      <w:r>
-        <w:t xml:space="preserve"> E). Weather</w:t>
-      </w:r>
-      <w:r>
-        <w:t xml:space="preserve"> </w:t>
-      </w:r>
-      <w:r>
-        <w:t xml:space="preserve">forcing came from the ERA5/ERA5-Land reanalysis [33] via Open-Meteo</w:t>
-      </w:r>
-      <w:r>
-        <w:t xml:space="preserve"> </w:t>
-      </w:r>
-      <w:r>
-        <w:t xml:space="preserve">[34]; sky temperature was derived from the retrieved dew point and cloud</w:t>
-      </w:r>
-      <w:r>
-        <w:t xml:space="preserve"> </w:t>
-      </w:r>
-      <w:r>
-        <w:t xml:space="preserve">cover, and the deep-soil boundary condition was refitted as a single annual harmonic to</w:t>
-      </w:r>
-      <w:r>
-        <w:t xml:space="preserve"> </w:t>
-      </w:r>
-      <w:r>
-        <w:t xml:space="preserve">ERA5-Land soil temperature at this site, replacing the simulator’s Dutch default.</w:t>
-      </w:r>
-      <w:r>
-        <w:t xml:space="preserve"> </w:t>
-      </w:r>
-      <w:r>
-        <w:t xml:space="preserve">Outdoor CO</w:t>
-      </w:r>
-      <m:oMath>
-        <m:sSub>
-          <m:e>
-            <m:r>
-              <m:t>​</m:t>
-            </m:r>
-          </m:e>
-          <m:sub>
-            <m:r>
-              <m:t>2</m:t>
-            </m:r>
-          </m:sub>
-        </m:sSub>
-      </m:oMath>
-      <w:r>
-        <w:t xml:space="preserve"> </w:t>
-      </w:r>
-      <w:r>
-        <w:t xml:space="preserve">was held at 400 ppm, a limitation of the model. Each season spans</w:t>
-      </w:r>
-      <w:r>
-        <w:t xml:space="preserve"> </w:t>
-      </w:r>
-      <w:r>
-        <w:t xml:space="preserve">60 days from 1 March at a 15-min control step (</w:t>
-      </w:r>
-      <m:oMath>
-        <m:sSub>
-          <m:e>
-            <m:r>
-              <m:t>T</m:t>
-            </m:r>
-          </m:e>
-          <m:sub>
-            <m:r>
-              <m:t>s</m:t>
-            </m:r>
-          </m:sub>
-        </m:sSub>
-        <m:r>
-          <m:rPr>
-            <m:sty m:val="p"/>
-          </m:rPr>
-          <m:t>=</m:t>
-        </m:r>
-        <m:r>
-          <m:t>900</m:t>
-        </m:r>
-      </m:oMath>
-      <w:r>
-        <w:t xml:space="preserve"> s), i.e. 5760 control steps</w:t>
-      </w:r>
-      <w:r>
-        <w:t xml:space="preserve"> </w:t>
-      </w:r>
-      <w:r>
-        <w:t xml:space="preserve">per season; that count is the truncation gate used throughout.</w:t>
+        <w:t xml:space="preserve">This study is an in silico comparative experiment: no new greenhouse sensor records,</w:t>
+      </w:r>
+      <w:r>
+        <w:t xml:space="preserve"> </w:t>
+      </w:r>
+      <w:r>
+        <w:t xml:space="preserve">plant measurements, harvested-yield observations or actuator trials were collected. All</w:t>
+      </w:r>
+      <w:r>
+        <w:t xml:space="preserve"> </w:t>
+      </w:r>
+      <w:r>
+        <w:t xml:space="preserve">controller development and evaluation used the published GreenLight tomato greenhouse</w:t>
+      </w:r>
+      <w:r>
+        <w:t xml:space="preserve"> </w:t>
+      </w:r>
+      <w:r>
+        <w:t xml:space="preserve">model [1–2] through the GreenLight-Gym interface</w:t>
+      </w:r>
+      <w:r>
+        <w:t xml:space="preserve"> </w:t>
+      </w:r>
+      <w:r>
+        <w:t xml:space="preserve">[16]. GreenLight provides a common mechanistic plant–climate testbed, so</w:t>
+      </w:r>
+      <w:r>
+        <w:t xml:space="preserve"> </w:t>
+      </w:r>
+      <w:r>
+        <w:t xml:space="preserve">controller and surrogate choices can be changed while the virtual crop and greenhouse are</w:t>
+      </w:r>
+      <w:r>
+        <w:t xml:space="preserve"> </w:t>
+      </w:r>
+      <w:r>
+        <w:t xml:space="preserve">held fixed. It does not remove model-form error or the simulation-to-reality gap; those</w:t>
+      </w:r>
+      <w:r>
+        <w:t xml:space="preserve"> </w:t>
+      </w:r>
+      <w:r>
+        <w:t xml:space="preserve">limits constrain the interpretation in Section </w:t>
+      </w:r>
+      <w:hyperlink w:anchor="sec:disc-limitations">
+        <w:r>
+          <w:rPr>
+            <w:rStyle w:val="Hyperlink"/>
+          </w:rPr>
+          <w:t xml:space="preserve">4.6</w:t>
+        </w:r>
+      </w:hyperlink>
+      <w:r>
+        <w:t xml:space="preserve">.</w:t>
       </w:r>
     </w:p>
     <w:p>
@@ -4130,6 +3933,145 @@
         <w:pStyle w:val="BodyText"/>
       </w:pPr>
       <w:r>
+        <w:t xml:space="preserve">The simulated house is at Rostov-on-Don (</w:t>
+      </w:r>
+      <m:oMath>
+        <m:sSup>
+          <m:e>
+            <m:r>
+              <m:t>47.24</m:t>
+            </m:r>
+          </m:e>
+          <m:sup>
+            <m:r>
+              <m:rPr>
+                <m:sty m:val="p"/>
+              </m:rPr>
+              <m:t>∘</m:t>
+            </m:r>
+          </m:sup>
+        </m:sSup>
+      </m:oMath>
+      <w:r>
+        <w:t xml:space="preserve"> N,</w:t>
+      </w:r>
+      <w:r>
+        <w:t xml:space="preserve"> </w:t>
+      </w:r>
+      <m:oMath>
+        <m:sSup>
+          <m:e>
+            <m:r>
+              <m:t>39.71</m:t>
+            </m:r>
+          </m:e>
+          <m:sup>
+            <m:r>
+              <m:rPr>
+                <m:sty m:val="p"/>
+              </m:rPr>
+              <m:t>∘</m:t>
+            </m:r>
+          </m:sup>
+        </m:sSup>
+      </m:oMath>
+      <w:r>
+        <w:t xml:space="preserve"> E). Weather</w:t>
+      </w:r>
+      <w:r>
+        <w:t xml:space="preserve"> </w:t>
+      </w:r>
+      <w:r>
+        <w:t xml:space="preserve">forcing came from the ERA5/ERA5-Land reanalysis [36] via Open-Meteo</w:t>
+      </w:r>
+      <w:r>
+        <w:t xml:space="preserve"> </w:t>
+      </w:r>
+      <w:r>
+        <w:t xml:space="preserve">[37]; sky temperature was derived from the retrieved dew point and cloud</w:t>
+      </w:r>
+      <w:r>
+        <w:t xml:space="preserve"> </w:t>
+      </w:r>
+      <w:r>
+        <w:t xml:space="preserve">cover, and the deep-soil boundary condition was refitted as a single annual harmonic to</w:t>
+      </w:r>
+      <w:r>
+        <w:t xml:space="preserve"> </w:t>
+      </w:r>
+      <w:r>
+        <w:t xml:space="preserve">ERA5-Land soil temperature at this site, replacing the simulator’s Dutch default.</w:t>
+      </w:r>
+      <w:r>
+        <w:t xml:space="preserve"> </w:t>
+      </w:r>
+      <w:r>
+        <w:t xml:space="preserve">Outdoor CO</w:t>
+      </w:r>
+      <m:oMath>
+        <m:sSub>
+          <m:e>
+            <m:r>
+              <m:t>​</m:t>
+            </m:r>
+          </m:e>
+          <m:sub>
+            <m:r>
+              <m:t>2</m:t>
+            </m:r>
+          </m:sub>
+        </m:sSub>
+      </m:oMath>
+      <w:r>
+        <w:t xml:space="preserve"> </w:t>
+      </w:r>
+      <w:r>
+        <w:t xml:space="preserve">was held at 400 ppm, a limitation of the model. Each season spans</w:t>
+      </w:r>
+      <w:r>
+        <w:t xml:space="preserve"> </w:t>
+      </w:r>
+      <w:r>
+        <w:t xml:space="preserve">60 days from 1 March at a 15-min control step (</w:t>
+      </w:r>
+      <m:oMath>
+        <m:sSub>
+          <m:e>
+            <m:r>
+              <m:t>T</m:t>
+            </m:r>
+          </m:e>
+          <m:sub>
+            <m:r>
+              <m:t>s</m:t>
+            </m:r>
+          </m:sub>
+        </m:sSub>
+        <m:r>
+          <m:rPr>
+            <m:sty m:val="p"/>
+          </m:rPr>
+          <m:t>=</m:t>
+        </m:r>
+        <m:r>
+          <m:t>900</m:t>
+        </m:r>
+      </m:oMath>
+      <w:r>
+        <w:t xml:space="preserve"> s), i.e. 5760 control steps</w:t>
+      </w:r>
+      <w:r>
+        <w:t xml:space="preserve"> </w:t>
+      </w:r>
+      <w:r>
+        <w:t xml:space="preserve">per season; that count is the truncation gate used throughout.</w:t>
+      </w:r>
+    </w:p>
+    <w:p>
+      <w:pPr>
+        <w:pStyle w:val="BodyText"/>
+      </w:pPr>
+      <w:r>
         <w:t xml:space="preserve">Years were separated to prevent leakage: identification and</w:t>
       </w:r>
       <w:r>
@@ -4172,7 +4114,7 @@
         <w:t xml:space="preserve"> </w:t>
       </w:r>
       <w:r>
-        <w:t xml:space="preserve">for every fit [25]. Evaluation rollouts carry no excitation.</w:t>
+        <w:t xml:space="preserve">for every fit [28]. Evaluation rollouts carry no excitation.</w:t>
       </w:r>
     </w:p>
     <w:bookmarkEnd w:id="28"/>
@@ -4370,6 +4312,15 @@
             </m:e>
           </m:nary>
           <m:r>
+            <m:t>  </m:t>
+          </m:r>
+          <m:r>
+            <m:rPr>
+              <m:sty m:val="p"/>
+            </m:rPr>
+            <m:t>(1)</m:t>
+          </m:r>
+          <m:r>
             <m:rPr>
               <m:sty m:val="p"/>
             </m:rPr>
@@ -4699,18 +4650,7 @@
         <w:t xml:space="preserve"> </w:t>
       </w:r>
       <w:r>
-        <w:t xml:space="preserve">Equation </w:t>
-      </w:r>
-      <w:hyperlink w:anchor="eq:epi">
-        <w:r>
-          <w:rPr>
-            <w:rStyle w:val="Hyperlink"/>
-          </w:rPr>
-          <w:t xml:space="preserve">[eq:epi]</w:t>
-        </w:r>
-      </w:hyperlink>
-      <w:r>
-        <w:t xml:space="preserve">, and why</w:t>
+        <w:t xml:space="preserve">Equation (1), and why</w:t>
       </w:r>
       <w:r>
         <w:t xml:space="preserve"> </w:t>
@@ -5089,19 +5029,7 @@
         </w:r>
       </w:hyperlink>
       <w:r>
-        <w:t xml:space="preserve">). Two naming corrections</w:t>
-      </w:r>
-      <w:r>
-        <w:t xml:space="preserve"> </w:t>
-      </w:r>
-      <w:r>
-        <w:t xml:space="preserve">apply relative to earlier reports of this work, and both are stated in the text because</w:t>
-      </w:r>
-      <w:r>
-        <w:t xml:space="preserve"> </w:t>
-      </w:r>
-      <w:r>
-        <w:t xml:space="preserve">each was previously used to support a claim it does not support. First, the</w:t>
+        <w:t xml:space="preserve">). The</w:t>
       </w:r>
       <w:r>
         <w:t xml:space="preserve"> </w:t>
@@ -5117,7 +5045,7 @@
         <w:t xml:space="preserve"> </w:t>
       </w:r>
       <w:r>
-        <w:t xml:space="preserve">SINDy variant is not a reduced first-principles grey box: it is the</w:t>
+        <w:t xml:space="preserve">SINDy variant is not a reduced first-principles grey box; it is the</w:t>
       </w:r>
       <w:r>
         <w:t xml:space="preserve"> </w:t>
@@ -6152,7 +6080,7 @@
               <w:jc w:val="left"/>
             </w:pPr>
             <w:r>
-              <w:t xml:space="preserve">PPO [27] and SAC [28] from Stable-Baselines3 [29],</w:t>
+              <w:t xml:space="preserve">PPO [30] and SAC [31] from Stable-Baselines3 [32],</w:t>
             </w:r>
             <w:r>
               <w:t xml:space="preserve"> </w:t>
@@ -6564,19 +6492,19 @@
         <w:t xml:space="preserve"> </w:t>
       </w:r>
       <w:r>
-        <w:t xml:space="preserve">the budget the reinforcement-learning controllers are recorded as having received in the</w:t>
-      </w:r>
-      <w:r>
-        <w:t xml:space="preserve"> </w:t>
-      </w:r>
-      <w:r>
-        <w:t xml:space="preserve">earlier pipeline, so the reference is not an unsearched baseline. That match is a stated</w:t>
-      </w:r>
-      <w:r>
-        <w:t xml:space="preserve"> </w:t>
-      </w:r>
-      <w:r>
-        <w:t xml:space="preserve">budget, not a measured one: here the agents are trained once per seed at stock</w:t>
+        <w:t xml:space="preserve">the recorded budget of the reinforcement-learning controllers, so the reference is not an</w:t>
+      </w:r>
+      <w:r>
+        <w:t xml:space="preserve"> </w:t>
+      </w:r>
+      <w:r>
+        <w:t xml:space="preserve">unsearched baseline. That match is a stated budget, not a measured search trace: here the</w:t>
+      </w:r>
+      <w:r>
+        <w:t xml:space="preserve"> </w:t>
+      </w:r>
+      <w:r>
+        <w:t xml:space="preserve">agents are trained once per seed at stock</w:t>
       </w:r>
       <w:r>
         <w:t xml:space="preserve"> </w:t>
@@ -6634,7 +6562,7 @@
         <w:pStyle w:val="FirstParagraph"/>
       </w:pPr>
       <w:r>
-        <w:t xml:space="preserve">Sparse regression [7–9] recovers an explicit</w:t>
+        <w:t xml:space="preserve">Sparse regression [10–12] recovers an explicit</w:t>
       </w:r>
       <w:r>
         <w:t xml:space="preserve"> </w:t>
@@ -6755,6 +6683,15 @@
             <m:t>)</m:t>
           </m:r>
           <m:r>
+            <m:t>  </m:t>
+          </m:r>
+          <m:r>
+            <m:rPr>
+              <m:sty m:val="p"/>
+            </m:rPr>
+            <m:t>(2)</m:t>
+          </m:r>
+          <m:r>
             <m:rPr>
               <m:sty m:val="p"/>
             </m:rPr>
@@ -7745,7 +7682,7 @@
         <w:t xml:space="preserve"> </w:t>
       </w:r>
       <w:r>
-        <w:t xml:space="preserve">bootstrap replicates [10]. Because the ensemble re-draws its bootstrap, a</w:t>
+        <w:t xml:space="preserve">bootstrap replicates [13]. Because the ensemble re-draws its bootstrap, a</w:t>
       </w:r>
       <w:r>
         <w:t xml:space="preserve"> </w:t>
@@ -8122,19 +8059,13 @@
         <w:t xml:space="preserve"> </w:t>
       </w:r>
       <w:r>
-        <w:t xml:space="preserve">(iv) An earlier harness passed the rollout horizons in days rather than steps, inflating</w:t>
-      </w:r>
-      <w:r>
-        <w:t xml:space="preserve"> </w:t>
-      </w:r>
-      <w:r>
-        <w:t xml:space="preserve">the divergence fraction of divergence-prone configurations; only the recomputed ladder is</w:t>
-      </w:r>
-      <w:r>
-        <w:t xml:space="preserve"> </w:t>
-      </w:r>
-      <w:r>
-        <w:t xml:space="preserve">used here.</w:t>
+        <w:t xml:space="preserve">(iv) All rollout horizons are supplied and audited in control steps rather than calendar</w:t>
+      </w:r>
+      <w:r>
+        <w:t xml:space="preserve"> </w:t>
+      </w:r>
+      <w:r>
+        <w:t xml:space="preserve">days; the reported ladder is the step-indexed recomputation used by every analysis here.</w:t>
       </w:r>
     </w:p>
     <w:bookmarkEnd w:id="33"/>
@@ -8152,21 +8083,7 @@
         <w:pStyle w:val="FirstParagraph"/>
       </w:pPr>
       <w:r>
-        <w:t xml:space="preserve">The explicit form of Equation </w:t>
-      </w:r>
-      <w:hyperlink w:anchor="eq:sindy">
-        <w:r>
-          <w:rPr>
-            <w:rStyle w:val="Hyperlink"/>
-          </w:rPr>
-          <w:t xml:space="preserve">[eq:sindy]</w:t>
-        </w:r>
-      </w:hyperlink>
-      <w:r>
-        <w:t xml:space="preserve"> </w:t>
-      </w:r>
-      <w:r>
-        <w:t xml:space="preserve">allows it to be embedded analytically in a</w:t>
+        <w:t xml:space="preserve">The explicit form of Equation (2) allows it to be embedded analytically in a</w:t>
       </w:r>
       <w:r>
         <w:t xml:space="preserve"> </w:t>
@@ -9146,7 +9063,7 @@
         <w:t xml:space="preserve"> </w:t>
       </w:r>
       <w:r>
-        <w:t xml:space="preserve">interior-point method (IPOPT [35] through do-mpc [36]), whose</w:t>
+        <w:t xml:space="preserve">interior-point method (IPOPT [38] through do-mpc [39]), whose</w:t>
       </w:r>
       <w:r>
         <w:t xml:space="preserve"> </w:t>
@@ -9201,7 +9118,7 @@
         <w:pStyle w:val="BodyText"/>
       </w:pPr>
       <w:r>
-        <w:t xml:space="preserve">The resource term</w:t>
+        <w:t xml:space="preserve">Two resource-weight variants were evaluated in</w:t>
       </w:r>
       <w:r>
         <w:t xml:space="preserve"> </w:t>
@@ -9236,30 +9153,13 @@
         </m:sSub>
       </m:oMath>
       <w:r>
-        <w:t xml:space="preserve"> </w:t>
-      </w:r>
-      <w:r>
-        <w:t xml:space="preserve">of Equation </w:t>
-      </w:r>
-      <w:hyperlink w:anchor="eq:mpc">
-        <w:r>
-          <w:rPr>
-            <w:rStyle w:val="Hyperlink"/>
-          </w:rPr>
-          <w:t xml:space="preserve">[eq:mpc]</w:t>
-        </w:r>
-      </w:hyperlink>
-      <w:r>
-        <w:t xml:space="preserve"> </w:t>
-      </w:r>
-      <w:r>
-        <w:t xml:space="preserve">required correction,</w:t>
-      </w:r>
-      <w:r>
-        <w:t xml:space="preserve"> </w:t>
-      </w:r>
-      <w:r>
-        <w:t xml:space="preserve">and this is a methodological change rather than a tuning choice. Its default weights,</w:t>
+        <w:t xml:space="preserve">. The default</w:t>
+      </w:r>
+      <w:r>
+        <w:t xml:space="preserve"> </w:t>
+      </w:r>
+      <w:r>
+        <w:t xml:space="preserve">implementation uses</w:t>
       </w:r>
       <w:r>
         <w:t xml:space="preserve"> </w:t>
@@ -9384,13 +9284,42 @@
         </m:sSub>
       </m:oMath>
       <w:r>
-        <w:t xml:space="preserve">, penalise the boiler twice as</w:t>
-      </w:r>
-      <w:r>
-        <w:t xml:space="preserve"> </w:t>
-      </w:r>
-      <w:r>
-        <w:t xml:space="preserve">hard as the lamps. Dividing the logged cost columns by the logged actuator sums in</w:t>
+        <w:t xml:space="preserve">, a ratio of</w:t>
+      </w:r>
+      <w:r>
+        <w:t xml:space="preserve"> </w:t>
+      </w:r>
+      <m:oMath>
+        <m:r>
+          <m:t>1</m:t>
+        </m:r>
+        <m:r>
+          <m:rPr>
+            <m:sty m:val="p"/>
+          </m:rPr>
+          <m:t>:</m:t>
+        </m:r>
+        <m:r>
+          <m:t>0.5</m:t>
+        </m:r>
+        <m:r>
+          <m:rPr>
+            <m:sty m:val="p"/>
+          </m:rPr>
+          <m:t>:</m:t>
+        </m:r>
+        <m:r>
+          <m:t>0.1</m:t>
+        </m:r>
+      </m:oMath>
+      <w:r>
+        <w:t xml:space="preserve">.</w:t>
+      </w:r>
+      <w:r>
+        <w:t xml:space="preserve"> </w:t>
+      </w:r>
+      <w:r>
+        <w:t xml:space="preserve">Dividing the logged cost columns by the logged actuator sums in</w:t>
       </w:r>
       <w:r>
         <w:t xml:space="preserve"> </w:t>
@@ -9405,13 +9334,36 @@
         <w:t xml:space="preserve"> </w:t>
       </w:r>
       <w:r>
-        <w:t xml:space="preserve">gives a marginal cost per unit of accumulated</w:t>
-      </w:r>
-      <w:r>
-        <w:t xml:space="preserve"> </w:t>
-      </w:r>
-      <w:r>
-        <w:t xml:space="preserve">normalised control of 0.00293, 0.00870 and 0.00135 EUR respectively — ratios</w:t>
+        <w:t xml:space="preserve">gives marginal costs per unit of accumulated</w:t>
+      </w:r>
+      <w:r>
+        <w:t xml:space="preserve"> </w:t>
+      </w:r>
+      <w:r>
+        <w:t xml:space="preserve">normalised control of 0.00293, 0.00870 and 0.00135 EUR for boiler, lamps and CO</w:t>
+      </w:r>
+      <m:oMath>
+        <m:sSub>
+          <m:e>
+            <m:r>
+              <m:t>​</m:t>
+            </m:r>
+          </m:e>
+          <m:sub>
+            <m:r>
+              <m:t>2</m:t>
+            </m:r>
+          </m:sub>
+        </m:sSub>
+      </m:oMath>
+      <w:r>
+        <w:t xml:space="preserve">,</w:t>
+      </w:r>
+      <w:r>
+        <w:t xml:space="preserve"> </w:t>
+      </w:r>
+      <w:r>
+        <w:t xml:space="preserve">respectively, or</w:t>
       </w:r>
       <w:r>
         <w:t xml:space="preserve"> </w:t>
@@ -9440,45 +9392,7 @@
         </m:r>
       </m:oMath>
       <w:r>
-        <w:t xml:space="preserve"> </w:t>
-      </w:r>
-      <w:r>
-        <w:t xml:space="preserve">against the default</w:t>
-      </w:r>
-      <w:r>
-        <w:t xml:space="preserve"> </w:t>
-      </w:r>
-      <m:oMath>
-        <m:r>
-          <m:t>1</m:t>
-        </m:r>
-        <m:r>
-          <m:rPr>
-            <m:sty m:val="p"/>
-          </m:rPr>
-          <m:t>:</m:t>
-        </m:r>
-        <m:r>
-          <m:t>0.5</m:t>
-        </m:r>
-        <m:r>
-          <m:rPr>
-            <m:sty m:val="p"/>
-          </m:rPr>
-          <m:t>:</m:t>
-        </m:r>
-        <m:r>
-          <m:t>0.1</m:t>
-        </m:r>
-      </m:oMath>
-      <w:r>
-        <w:t xml:space="preserve">, so the most expensive actuator was the</w:t>
-      </w:r>
-      <w:r>
-        <w:t xml:space="preserve"> </w:t>
-      </w:r>
-      <w:r>
-        <w:t xml:space="preserve">least penalised. A</w:t>
+        <w:t xml:space="preserve">. The primary</w:t>
       </w:r>
       <w:r>
         <w:t xml:space="preserve"> </w:t>
@@ -9493,7 +9407,7 @@
         <w:t xml:space="preserve"> </w:t>
       </w:r>
       <w:r>
-        <w:t xml:space="preserve">variant restores the measured ratios,</w:t>
+        <w:t xml:space="preserve">formulation therefore uses</w:t>
       </w:r>
       <w:r>
         <w:t xml:space="preserve"> </w:t>
@@ -9677,71 +9591,57 @@
         <w:t xml:space="preserve"> </w:t>
       </w:r>
       <w:r>
-        <w:t xml:space="preserve">is 31.99 against the default 32.0. The corridor term is untouched, so the</w:t>
-      </w:r>
-      <w:r>
-        <w:t xml:space="preserve"> </w:t>
-      </w:r>
-      <w:r>
-        <w:rPr>
-          <w:i/>
-          <w:iCs/>
-        </w:rPr>
-        <w:t xml:space="preserve">only</w:t>
-      </w:r>
-      <w:r>
-        <w:t xml:space="preserve"> </w:t>
-      </w:r>
-      <w:r>
-        <w:t xml:space="preserve">factor that changes is the relative weighting of the actuators, not the</w:t>
-      </w:r>
-      <w:r>
-        <w:t xml:space="preserve"> </w:t>
-      </w:r>
-      <w:r>
-        <w:t xml:space="preserve">energy/corridor balance. The correction is bounded by the harness, and the bound is stated</w:t>
-      </w:r>
-      <w:r>
-        <w:t xml:space="preserve"> </w:t>
-      </w:r>
-      <w:r>
-        <w:t xml:space="preserve">rather than left to be inferred: the objective switch reaches only the main closed-loop</w:t>
-      </w:r>
-      <w:r>
-        <w:t xml:space="preserve"> </w:t>
-      </w:r>
-      <w:r>
-        <w:t xml:space="preserve">comparison and the mechanism block. Every supporting block — unseen seasons, the</w:t>
-      </w:r>
-      <w:r>
-        <w:t xml:space="preserve"> </w:t>
-      </w:r>
-      <w:r>
-        <w:t xml:space="preserve">shortened horizon, the bootstrap-draw axis, the design and sensitivity sweeps, adaptation,</w:t>
-      </w:r>
-      <w:r>
-        <w:t xml:space="preserve"> </w:t>
-      </w:r>
-      <w:r>
-        <w:t xml:space="preserve">the safety guard, fault injection — calls its rollouts with the default stage cost</w:t>
-      </w:r>
-      <w:r>
-        <w:t xml:space="preserve"> </w:t>
-      </w:r>
-      <w:r>
-        <w:t xml:space="preserve">hard-coded, so those results are default-objective whatever directory they were written to,</w:t>
-      </w:r>
-      <w:r>
-        <w:t xml:space="preserve"> </w:t>
-      </w:r>
-      <w:r>
-        <w:t xml:space="preserve">and the coefficient- and threshold-sensitivity analyses have never been measured under the</w:t>
-      </w:r>
-      <w:r>
-        <w:t xml:space="preserve"> </w:t>
-      </w:r>
-      <w:r>
-        <w:t xml:space="preserve">priced weights.</w:t>
+        <w:t xml:space="preserve">is 31.99 against 32.0 under the default formulation. The corridor term is</w:t>
+      </w:r>
+      <w:r>
+        <w:t xml:space="preserve"> </w:t>
+      </w:r>
+      <w:r>
+        <w:t xml:space="preserve">unchanged, isolating the relative actuator weights while preserving the overall</w:t>
+      </w:r>
+      <w:r>
+        <w:t xml:space="preserve"> </w:t>
+      </w:r>
+      <w:r>
+        <w:t xml:space="preserve">resource–corridor balance.</w:t>
+      </w:r>
+    </w:p>
+    <w:p>
+      <w:pPr>
+        <w:pStyle w:val="BodyText"/>
+      </w:pPr>
+      <w:r>
+        <w:t xml:space="preserve">The price-aligned formulation is used for the main closed-loop comparison and the</w:t>
+      </w:r>
+      <w:r>
+        <w:t xml:space="preserve"> </w:t>
+      </w:r>
+      <w:r>
+        <w:t xml:space="preserve">mechanism block. The supporting blocks on unseen seasons, shortened horizon,</w:t>
+      </w:r>
+      <w:r>
+        <w:t xml:space="preserve"> </w:t>
+      </w:r>
+      <w:r>
+        <w:t xml:space="preserve">bootstrap-draw count, design and coefficient sensitivity, adaptation, the safety guard and</w:t>
+      </w:r>
+      <w:r>
+        <w:t xml:space="preserve"> </w:t>
+      </w:r>
+      <w:r>
+        <w:t xml:space="preserve">fault injection were generated with the default formulation and are labelled accordingly.</w:t>
+      </w:r>
+      <w:r>
+        <w:t xml:space="preserve"> </w:t>
+      </w:r>
+      <w:r>
+        <w:t xml:space="preserve">They should be interpreted as robustness analyses of that formulation; coefficient and</w:t>
+      </w:r>
+      <w:r>
+        <w:t xml:space="preserve"> </w:t>
+      </w:r>
+      <w:r>
+        <w:t xml:space="preserve">threshold sensitivity have not been re-evaluated under the price-aligned weights.</w:t>
       </w:r>
     </w:p>
     <w:bookmarkEnd w:id="34"/>
@@ -9759,31 +9659,13 @@
         <w:pStyle w:val="FirstParagraph"/>
       </w:pPr>
       <w:r>
-        <w:t xml:space="preserve">Reporting a reference as</w:t>
-      </w:r>
-      <w:r>
-        <w:t xml:space="preserve"> </w:t>
-      </w:r>
-      <w:r>
-        <w:t xml:space="preserve">“tuned”</w:t>
-      </w:r>
-      <w:r>
-        <w:t xml:space="preserve"> </w:t>
-      </w:r>
-      <w:r>
-        <w:t xml:space="preserve">when it was not is exactly the weak-baseline defect</w:t>
-      </w:r>
-      <w:r>
-        <w:t xml:space="preserve"> </w:t>
-      </w:r>
-      <w:r>
-        <w:t xml:space="preserve">this paper criticises in the literature, so the heuristic was given a 16-trial search</w:t>
-      </w:r>
-      <w:r>
-        <w:t xml:space="preserve"> </w:t>
-      </w:r>
-      <w:r>
-        <w:t xml:space="preserve">budget (Table </w:t>
+        <w:t xml:space="preserve">To avoid an unsearched baseline, the heuristic was given a 16-trial setpoint-search budget</w:t>
+      </w:r>
+      <w:r>
+        <w:t xml:space="preserve"> </w:t>
+      </w:r>
+      <w:r>
+        <w:t xml:space="preserve">(Table </w:t>
       </w:r>
       <w:hyperlink w:anchor="tab:rbtune">
         <w:r>
@@ -10703,13 +10585,13 @@
         <w:pStyle w:val="BodyText"/>
       </w:pPr>
       <w:r>
-        <w:t xml:space="preserve">Paired comparisons use the Wilcoxon signed-rank test [30] with Holm</w:t>
-      </w:r>
-      <w:r>
-        <w:t xml:space="preserve"> </w:t>
-      </w:r>
-      <w:r>
-        <w:t xml:space="preserve">correction [31]. Because Holm’s adjustment depends on the family, the family</w:t>
+        <w:t xml:space="preserve">Paired comparisons use the Wilcoxon signed-rank test [33] with Holm</w:t>
+      </w:r>
+      <w:r>
+        <w:t xml:space="preserve"> </w:t>
+      </w:r>
+      <w:r>
+        <w:t xml:space="preserve">correction [34]. Because Holm’s adjustment depends on the family, the family</w:t>
       </w:r>
       <w:r>
         <w:t xml:space="preserve"> </w:t>
@@ -10863,7 +10745,7 @@
         <w:t xml:space="preserve"> </w:t>
       </w:r>
       <w:r>
-        <w:t xml:space="preserve">distribution is skewed, and bootstrap confidence intervals [32,37]</w:t>
+        <w:t xml:space="preserve">distribution is skewed, and bootstrap confidence intervals [35,40]</w:t>
       </w:r>
       <w:r>
         <w:t xml:space="preserve"> </w:t>
@@ -11527,25 +11409,19 @@
         <w:t xml:space="preserve"> </w:t>
       </w:r>
       <w:r>
-        <w:t xml:space="preserve">and is never mixed cell-by-cell with another for closed-loop numbers. That the</w:t>
-      </w:r>
-      <w:r>
-        <w:t xml:space="preserve"> </w:t>
-      </w:r>
-      <w:r>
-        <w:t xml:space="preserve">environment itself is not recorded in the manifests is a defect of this provenance</w:t>
-      </w:r>
-      <w:r>
-        <w:t xml:space="preserve"> </w:t>
-      </w:r>
-      <w:r>
-        <w:t xml:space="preserve">scheme, stated here so that it is not mistaken for a cross-platform guarantee: the</w:t>
-      </w:r>
-      <w:r>
-        <w:t xml:space="preserve"> </w:t>
-      </w:r>
-      <w:r>
-        <w:t xml:space="preserve">reproducibility claim is within-environment only.</w:t>
+        <w:t xml:space="preserve">and is never mixed cell-by-cell with another for closed-loop numbers. Because the</w:t>
+      </w:r>
+      <w:r>
+        <w:t xml:space="preserve"> </w:t>
+      </w:r>
+      <w:r>
+        <w:t xml:space="preserve">environment itself is not recorded in the manifests, this provenance scheme cannot support</w:t>
+      </w:r>
+      <w:r>
+        <w:t xml:space="preserve"> </w:t>
+      </w:r>
+      <w:r>
+        <w:t xml:space="preserve">a cross-platform guarantee; the reproducibility claim is within-environment only.</w:t>
       </w:r>
     </w:p>
     <w:bookmarkEnd w:id="38"/>
@@ -11998,6 +11874,112 @@
       <w:r>
         <w:t xml:space="preserve">criteria and the closed-loop outcome for all three libraries.</w:t>
       </w:r>
+      <w:r>
+        <w:t xml:space="preserve"> </w:t>
+      </w:r>
+      <w:r>
+        <w:t xml:space="preserve">Panels </w:t>
+      </w:r>
+      <w:hyperlink w:anchor="fig:kappa">
+        <w:r>
+          <w:rPr>
+            <w:rStyle w:val="Hyperlink"/>
+          </w:rPr>
+          <w:t xml:space="preserve">1</w:t>
+        </w:r>
+      </w:hyperlink>
+      <w:r>
+        <w:t xml:space="preserve">a,b use the two sparse estimators in that block (</w:t>
+      </w:r>
+      <m:oMath>
+        <m:r>
+          <m:t>n</m:t>
+        </m:r>
+        <m:r>
+          <m:rPr>
+            <m:sty m:val="p"/>
+          </m:rPr>
+          <m:t>=</m:t>
+        </m:r>
+        <m:r>
+          <m:t>40</m:t>
+        </m:r>
+      </m:oMath>
+      <w:r>
+        <w:t xml:space="preserve"> </w:t>
+      </w:r>
+      <w:r>
+        <w:t xml:space="preserve">fits per</w:t>
+      </w:r>
+      <w:r>
+        <w:t xml:space="preserve"> </w:t>
+      </w:r>
+      <w:r>
+        <w:t xml:space="preserve">library): open symbols mark fits that fail the</w:t>
+      </w:r>
+      <w:r>
+        <w:t xml:space="preserve"> </w:t>
+      </w:r>
+      <m:oMath>
+        <m:r>
+          <m:t>0.05</m:t>
+        </m:r>
+      </m:oMath>
+      <w:r>
+        <w:t xml:space="preserve"> </w:t>
+      </w:r>
+      <w:r>
+        <w:t xml:space="preserve">divergence gate and crosses show the</w:t>
+      </w:r>
+      <w:r>
+        <w:t xml:space="preserve"> </w:t>
+      </w:r>
+      <w:r>
+        <w:t xml:space="preserve">per-library median and IQR. Panel </w:t>
+      </w:r>
+      <w:hyperlink w:anchor="fig:kappa">
+        <w:r>
+          <w:rPr>
+            <w:rStyle w:val="Hyperlink"/>
+          </w:rPr>
+          <w:t xml:space="preserve">1</w:t>
+        </w:r>
+      </w:hyperlink>
+      <w:r>
+        <w:t xml:space="preserve">c holds degree, denoiser, ensemble</w:t>
+      </w:r>
+      <w:r>
+        <w:t xml:space="preserve"> </w:t>
+      </w:r>
+      <w:r>
+        <w:t xml:space="preserve">estimator and threshold fixed, changes only the feature library, and adds the 17-feature</w:t>
+      </w:r>
+      <w:r>
+        <w:t xml:space="preserve"> </w:t>
+      </w:r>
+      <w:r>
+        <w:t xml:space="preserve">probe that deletes the bilinear boiler term (</w:t>
+      </w:r>
+      <m:oMath>
+        <m:r>
+          <m:t>n</m:t>
+        </m:r>
+        <m:r>
+          <m:rPr>
+            <m:sty m:val="p"/>
+          </m:rPr>
+          <m:t>=</m:t>
+        </m:r>
+        <m:r>
+          <m:t>80</m:t>
+        </m:r>
+      </m:oMath>
+      <w:r>
+        <w:t xml:space="preserve"> </w:t>
+      </w:r>
+      <w:r>
+        <w:t xml:space="preserve">runs per controller).</w:t>
+      </w:r>
     </w:p>
     <w:p>
       <w:pPr>
@@ -12848,7 +12830,7 @@
         <w:pStyle w:val="BodyText"/>
       </w:pPr>
       <w:r>
-        <w:t xml:space="preserve">The frozen recipe used in the earlier version of this work</w:t>
+        <w:t xml:space="preserve">The pre-specified frozen recipe</w:t>
       </w:r>
       <w:r>
         <w:t xml:space="preserve"> </w:t>
@@ -14474,13 +14456,13 @@
         <w:pStyle w:val="ImageCaption"/>
       </w:pPr>
       <w:r>
-        <w:t xml:space="preserve">The selection criterion decides which library wins; conditioning does not decide</w:t>
-      </w:r>
-      <w:r>
-        <w:t xml:space="preserve"> </w:t>
-      </w:r>
-      <w:r>
-        <w:t xml:space="preserve">by how much. (</w:t>
+        <w:t xml:space="preserve">Feature-library choice under open- and closed-loop criteria.</w:t>
+      </w:r>
+      <w:r>
+        <w:t xml:space="preserve"> </w:t>
+      </w:r>
+      <w:r>
+        <w:t xml:space="preserve">(</w:t>
       </w:r>
       <w:r>
         <w:rPr>
@@ -14490,59 +14472,7 @@
         <w:t xml:space="preserve">a</w:t>
       </w:r>
       <w:r>
-        <w:t xml:space="preserve">) One-step RMSE of</w:t>
-      </w:r>
-      <w:r>
-        <w:t xml:space="preserve"> </w:t>
-      </w:r>
-      <m:oMath>
-        <m:sSub>
-          <m:e>
-            <m:r>
-              <m:t>T</m:t>
-            </m:r>
-          </m:e>
-          <m:sub>
-            <m:r>
-              <m:rPr>
-                <m:sty m:val="p"/>
-              </m:rPr>
-              <m:t>in</m:t>
-            </m:r>
-          </m:sub>
-        </m:sSub>
-      </m:oMath>
-      <w:r>
-        <w:t xml:space="preserve"> </w:t>
-      </w:r>
-      <w:r>
-        <w:t xml:space="preserve">against 24-h rollout RMSE, one</w:t>
-      </w:r>
-      <w:r>
-        <w:t xml:space="preserve"> </w:t>
-      </w:r>
-      <w:r>
-        <w:t xml:space="preserve">marker per fit; open faces fail the</w:t>
-      </w:r>
-      <w:r>
-        <w:t xml:space="preserve"> </w:t>
-      </w:r>
-      <m:oMath>
-        <m:r>
-          <m:t>0.05</m:t>
-        </m:r>
-      </m:oMath>
-      <w:r>
-        <w:t xml:space="preserve"> </w:t>
-      </w:r>
-      <w:r>
-        <w:t xml:space="preserve">divergence gate, crosses give the per-library</w:t>
-      </w:r>
-      <w:r>
-        <w:t xml:space="preserve"> </w:t>
-      </w:r>
-      <w:r>
-        <w:t xml:space="preserve">median and IQR. (</w:t>
+        <w:t xml:space="preserve">) One-step versus 24-h rollout RMSE. (</w:t>
       </w:r>
       <w:r>
         <w:rPr>
@@ -14552,80 +14482,13 @@
         <w:t xml:space="preserve">b</w:t>
       </w:r>
       <w:r>
-        <w:t xml:space="preserve">) The same block against the condition number of the</w:t>
-      </w:r>
-      <w:r>
-        <w:t xml:space="preserve"> </w:t>
-      </w:r>
-      <w:r>
-        <w:t xml:space="preserve">regression: as physically motivated features are added,</w:t>
-      </w:r>
-      <w:r>
-        <w:t xml:space="preserve"> </w:t>
-      </w:r>
-      <m:oMath>
-        <m:r>
-          <m:t>κ</m:t>
-        </m:r>
-      </m:oMath>
-      <w:r>
-        <w:t xml:space="preserve"> </w:t>
-      </w:r>
-      <w:r>
-        <w:t xml:space="preserve">rises from</w:t>
-      </w:r>
-      <w:r>
-        <w:t xml:space="preserve"> </w:t>
-      </w:r>
-      <m:oMath>
-        <m:r>
-          <m:t>8.2</m:t>
-        </m:r>
-      </m:oMath>
-      <w:r>
-        <w:t xml:space="preserve"> </w:t>
-      </w:r>
-      <w:r>
-        <w:t xml:space="preserve">to</w:t>
-      </w:r>
-      <w:r>
-        <w:t xml:space="preserve"> </w:t>
-      </w:r>
-      <m:oMath>
-        <m:r>
-          <m:t>53.4</m:t>
-        </m:r>
-      </m:oMath>
-      <w:r>
-        <w:t xml:space="preserve">, the one-step error falls and the median 24-h rollout error rises by an order of</w:t>
-      </w:r>
-      <w:r>
-        <w:t xml:space="preserve"> </w:t>
-      </w:r>
-      <w:r>
-        <w:t xml:space="preserve">magnitude, so the two</w:t>
-      </w:r>
-      <w:r>
-        <w:t xml:space="preserve"> </w:t>
-      </w:r>
-      <w:r>
-        <w:rPr>
-          <w:i/>
-          <w:iCs/>
-        </w:rPr>
-        <w:t xml:space="preserve">open-loop</w:t>
-      </w:r>
-      <w:r>
-        <w:t xml:space="preserve"> </w:t>
-      </w:r>
-      <w:r>
-        <w:t xml:space="preserve">criteria order the three libraries in opposite</w:t>
-      </w:r>
-      <w:r>
-        <w:t xml:space="preserve"> </w:t>
-      </w:r>
-      <w:r>
-        <w:t xml:space="preserve">directions. (</w:t>
+        <w:t xml:space="preserve">) The same prediction metrics</w:t>
+      </w:r>
+      <w:r>
+        <w:t xml:space="preserve"> </w:t>
+      </w:r>
+      <w:r>
+        <w:t xml:space="preserve">versus the regression condition number. (</w:t>
       </w:r>
       <w:r>
         <w:rPr>
@@ -14635,384 +14498,19 @@
         <w:t xml:space="preserve">c</w:t>
       </w:r>
       <w:r>
-        <w:t xml:space="preserve">) The same three libraries in closed loop, changed one factor at a</w:t>
-      </w:r>
-      <w:r>
-        <w:t xml:space="preserve"> </w:t>
-      </w:r>
-      <w:r>
-        <w:t xml:space="preserve">time (ensemble estimator, threshold</w:t>
-      </w:r>
-      <w:r>
-        <w:t xml:space="preserve"> </w:t>
-      </w:r>
-      <m:oMath>
-        <m:r>
-          <m:t>0.05</m:t>
-        </m:r>
-      </m:oMath>
-      <w:r>
-        <w:t xml:space="preserve">), plus the 17-feature probe that deletes the</w:t>
-      </w:r>
-      <w:r>
-        <w:t xml:space="preserve"> </w:t>
-      </w:r>
-      <w:r>
-        <w:t xml:space="preserve">single bilinear boiler term from the full physics set: four-season mean margin under the</w:t>
-      </w:r>
-      <w:r>
-        <w:t xml:space="preserve"> </w:t>
-      </w:r>
-      <w:r>
-        <w:t xml:space="preserve">priced objective against the fraction of seeds in which the boiler-input coefficient</w:t>
-      </w:r>
-      <w:r>
-        <w:t xml:space="preserve"> </w:t>
-      </w:r>
-      <w:r>
-        <w:t xml:space="preserve">survives thresholding. The closed-loop series</w:t>
-      </w:r>
-      <w:r>
-        <w:t xml:space="preserve"> </w:t>
-      </w:r>
-      <w:r>
-        <w:t xml:space="preserve">is</w:t>
-      </w:r>
-      <w:r>
-        <w:t xml:space="preserve"> </w:t>
-      </w:r>
-      <w:r>
-        <w:rPr>
-          <w:i/>
-          <w:iCs/>
-        </w:rPr>
-        <w:t xml:space="preserve">not</w:t>
-      </w:r>
-      <w:r>
-        <w:t xml:space="preserve"> </w:t>
-      </w:r>
-      <w:r>
-        <w:t xml:space="preserve">monotone in</w:t>
-      </w:r>
-      <w:r>
-        <w:t xml:space="preserve"> </w:t>
-      </w:r>
-      <m:oMath>
-        <m:r>
-          <m:t>κ</m:t>
-        </m:r>
-      </m:oMath>
-      <w:r>
-        <w:t xml:space="preserve"> </w:t>
-      </w:r>
-      <w:r>
-        <w:t xml:space="preserve">— the worst-conditioned library outscores the middle</w:t>
-      </w:r>
-      <w:r>
-        <w:t xml:space="preserve"> </w:t>
-      </w:r>
-      <w:r>
-        <w:t xml:space="preserve">one tenfold, and the probe, whose conditioning stays at the full library’s level</w:t>
-      </w:r>
-      <w:r>
-        <w:t xml:space="preserve"> </w:t>
-      </w:r>
-      <w:r>
-        <w:t xml:space="preserve">(</w:t>
-      </w:r>
-      <m:oMath>
-        <m:r>
-          <m:t>κ</m:t>
-        </m:r>
-        <m:r>
-          <m:rPr>
-            <m:sty m:val="p"/>
-          </m:rPr>
-          <m:t>=</m:t>
-        </m:r>
-        <m:r>
-          <m:t>52.3</m:t>
-        </m:r>
-      </m:oMath>
-      <w:r>
-        <w:t xml:space="preserve">), does not collapse onto the middle library but lands between, in</w:t>
-      </w:r>
-      <w:r>
-        <w:t xml:space="preserve"> </w:t>
-      </w:r>
-      <w:r>
-        <w:t xml:space="preserve">survival order — and the margin follows the survival axis instead</w:t>
-      </w:r>
-      <w:r>
-        <w:t xml:space="preserve"> </w:t>
-      </w:r>
-      <w:r>
-        <w:t xml:space="preserve">(Section </w:t>
-      </w:r>
-      <w:hyperlink w:anchor="sec:res-mech">
-        <w:r>
-          <w:rPr>
-            <w:rStyle w:val="Hyperlink"/>
-          </w:rPr>
-          <w:t xml:space="preserve">3.5</w:t>
-        </w:r>
-      </w:hyperlink>
-      <w:r>
-        <w:t xml:space="preserve">).</w:t>
-      </w:r>
-      <w:r>
-        <w:t xml:space="preserve"> </w:t>
-      </w:r>
-      <w:r>
-        <w:rPr>
-          <w:b/>
-          <w:bCs/>
-        </w:rPr>
-        <w:t xml:space="preserve">Scope:</w:t>
-      </w:r>
-      <w:r>
-        <w:t xml:space="preserve"> </w:t>
-      </w:r>
-      <w:r>
-        <w:t xml:space="preserve">the reversal in (</w:t>
-      </w:r>
-      <w:r>
-        <w:rPr>
-          <w:b/>
-          <w:bCs/>
-        </w:rPr>
-        <w:t xml:space="preserve">a</w:t>
-      </w:r>
-      <w:r>
-        <w:t xml:space="preserve">,</w:t>
-      </w:r>
-      <w:r>
-        <w:rPr>
-          <w:b/>
-          <w:bCs/>
-        </w:rPr>
-        <w:t xml:space="preserve">b</w:t>
-      </w:r>
-      <w:r>
-        <w:t xml:space="preserve">)</w:t>
-      </w:r>
-      <w:r>
-        <w:t xml:space="preserve"> </w:t>
-      </w:r>
-      <w:r>
-        <w:t xml:space="preserve">holds in the degree-1, undenoised block under the two sparse estimators — 2 of 72</w:t>
-      </w:r>
-      <w:r>
-        <w:t xml:space="preserve"> </w:t>
-      </w:r>
-      <w:r>
-        <w:t xml:space="preserve">configurations per library,</w:t>
-      </w:r>
-      <w:r>
-        <w:t xml:space="preserve"> </w:t>
-      </w:r>
-      <m:oMath>
-        <m:r>
-          <m:t>n</m:t>
-        </m:r>
-        <m:r>
-          <m:rPr>
-            <m:sty m:val="p"/>
-          </m:rPr>
-          <m:t>=</m:t>
-        </m:r>
-        <m:r>
-          <m:t>40</m:t>
-        </m:r>
-      </m:oMath>
-      <w:r>
-        <w:t xml:space="preserve"> </w:t>
-      </w:r>
-      <w:r>
-        <w:t xml:space="preserve">fits per library. Pooled over all 72 labels the</w:t>
-      </w:r>
-      <w:r>
-        <w:t xml:space="preserve"> </w:t>
-      </w:r>
-      <w:r>
-        <w:rPr>
-          <w:i/>
-          <w:iCs/>
-        </w:rPr>
-        <w:t xml:space="preserve">raw</w:t>
-      </w:r>
-      <w:r>
-        <w:t xml:space="preserve"> </w:t>
-      </w:r>
-      <w:r>
-        <w:t xml:space="preserve">library has the best mean one-step RMSE (</w:t>
-      </w:r>
-      <m:oMath>
-        <m:r>
-          <m:t>2.70</m:t>
-        </m:r>
-      </m:oMath>
-      <w:r>
-        <w:t xml:space="preserve"> </w:t>
-      </w:r>
-      <w:r>
-        <w:t xml:space="preserve">against</w:t>
-      </w:r>
-      <w:r>
-        <w:t xml:space="preserve"> </w:t>
-      </w:r>
-      <m:oMath>
-        <m:r>
-          <m:t>2.98</m:t>
-        </m:r>
-      </m:oMath>
-      <w:r>
-        <w:t xml:space="preserve"> </w:t>
-      </w:r>
-      <w:r>
-        <w:t xml:space="preserve">and</w:t>
-      </w:r>
-      <w:r>
-        <w:t xml:space="preserve"> </w:t>
-      </w:r>
-      <m:oMath>
-        <m:r>
-          <m:t>3.45</m:t>
-        </m:r>
-      </m:oMath>
-      <w:r>
-        <w:t xml:space="preserve">) and</w:t>
-      </w:r>
-      <w:r>
-        <w:t xml:space="preserve"> </w:t>
-      </w:r>
-      <w:r>
-        <w:t xml:space="preserve">there is no reversal. Data:</w:t>
-      </w:r>
-      <w:r>
-        <w:t xml:space="preserve"> </w:t>
-      </w:r>
-      <w:r>
-        <w:rPr>
-          <w:rStyle w:val="VerbatimChar"/>
-        </w:rPr>
-        <w:t xml:space="preserve">regen/results/ladder_rerun/</w:t>
-      </w:r>
-      <w:r>
-        <w:t xml:space="preserve"> </w:t>
-      </w:r>
-      <w:r>
-        <w:t xml:space="preserve">for</w:t>
-      </w:r>
-      <w:r>
-        <w:t xml:space="preserve"> </w:t>
-      </w:r>
-      <w:r>
-        <w:t xml:space="preserve">(</w:t>
-      </w:r>
-      <w:r>
-        <w:rPr>
-          <w:b/>
-          <w:bCs/>
-        </w:rPr>
-        <w:t xml:space="preserve">a</w:t>
-      </w:r>
-      <w:r>
-        <w:t xml:space="preserve">,</w:t>
-      </w:r>
-      <w:r>
-        <w:rPr>
-          <w:b/>
-          <w:bCs/>
-        </w:rPr>
-        <w:t xml:space="preserve">b</w:t>
-      </w:r>
-      <w:r>
-        <w:t xml:space="preserve">);</w:t>
-      </w:r>
-      <w:r>
-        <w:t xml:space="preserve"> </w:t>
-      </w:r>
-      <w:r>
-        <w:rPr>
-          <w:rStyle w:val="VerbatimChar"/>
-        </w:rPr>
-        <w:t xml:space="preserve">priced_main/</w:t>
-      </w:r>
-      <w:r>
-        <w:t xml:space="preserve">,</w:t>
-      </w:r>
-      <w:r>
-        <w:t xml:space="preserve"> </w:t>
-      </w:r>
-      <w:r>
-        <w:rPr>
-          <w:rStyle w:val="VerbatimChar"/>
-        </w:rPr>
-        <w:t xml:space="preserve">priced_dagger/</w:t>
-      </w:r>
-      <w:r>
-        <w:t xml:space="preserve">,</w:t>
-      </w:r>
-      <w:r>
-        <w:t xml:space="preserve"> </w:t>
-      </w:r>
-      <w:r>
-        <w:rPr>
-          <w:rStyle w:val="VerbatimChar"/>
-        </w:rPr>
-        <w:t xml:space="preserve">phys_lib/</w:t>
-      </w:r>
-      <w:r>
-        <w:t xml:space="preserve"> </w:t>
-      </w:r>
-      <w:r>
-        <w:t xml:space="preserve">and</w:t>
-      </w:r>
-      <w:r>
-        <w:t xml:space="preserve"> </w:t>
-      </w:r>
-      <w:r>
-        <w:rPr>
-          <w:rStyle w:val="VerbatimChar"/>
-        </w:rPr>
-        <w:t xml:space="preserve">notuboil/</w:t>
-      </w:r>
-      <w:r>
-        <w:t xml:space="preserve"> </w:t>
-      </w:r>
-      <w:r>
-        <w:t xml:space="preserve">(</w:t>
-      </w:r>
-      <m:oMath>
-        <m:r>
-          <m:t>n</m:t>
-        </m:r>
-        <m:r>
-          <m:rPr>
-            <m:sty m:val="p"/>
-          </m:rPr>
-          <m:t>=</m:t>
-        </m:r>
-        <m:r>
-          <m:t>80</m:t>
-        </m:r>
-      </m:oMath>
-      <w:r>
-        <w:t xml:space="preserve"> </w:t>
-      </w:r>
-      <w:r>
-        <w:t xml:space="preserve">per controller) for (</w:t>
-      </w:r>
-      <w:r>
-        <w:rPr>
-          <w:b/>
-          <w:bCs/>
-        </w:rPr>
-        <w:t xml:space="preserve">c</w:t>
-      </w:r>
-      <w:r>
-        <w:t xml:space="preserve">).</w:t>
+        <w:t xml:space="preserve">) Four-season simulated margin and</w:t>
+      </w:r>
+      <w:r>
+        <w:t xml:space="preserve"> </w:t>
+      </w:r>
+      <w:r>
+        <w:t xml:space="preserve">boiler-term survival for the nested libraries and the 17-feature deletion probe. Error</w:t>
+      </w:r>
+      <w:r>
+        <w:t xml:space="preserve"> </w:t>
+      </w:r>
+      <w:r>
+        <w:t xml:space="preserve">bars show SD.</w:t>
       </w:r>
     </w:p>
     <w:bookmarkEnd w:id="44"/>
@@ -15031,13 +14529,7 @@
         <w:pStyle w:val="FirstParagraph"/>
       </w:pPr>
       <w:r>
-        <w:t xml:space="preserve">The rule-based controller had previously been described as tuned when in fact its</w:t>
-      </w:r>
-      <w:r>
-        <w:t xml:space="preserve"> </w:t>
-      </w:r>
-      <w:r>
-        <w:t xml:space="preserve">setpoints were hard-coded. It was therefore tuned under the same 16-trial budget the</w:t>
+        <w:t xml:space="preserve">The rule-based controller was tuned under the same 16-trial budget the</w:t>
       </w:r>
       <w:r>
         <w:t xml:space="preserve"> </w:t>
@@ -16168,7 +15660,7 @@
         <w:pStyle w:val="Heading2"/>
       </w:pPr>
       <w:r>
-        <w:t xml:space="preserve">Four-season economic comparison</w:t>
+        <w:t xml:space="preserve">Simulation-based four-season economic comparison</w:t>
       </w:r>
     </w:p>
     <w:p>
@@ -16535,7 +16027,7 @@
         <w:t xml:space="preserve"> </w:t>
       </w:r>
       <w:r>
-        <w:t xml:space="preserve">PPO  [27] (</w:t>
+        <w:t xml:space="preserve">PPO  [30] (</w:t>
       </w:r>
       <m:oMath>
         <m:r>
@@ -16617,7 +16109,7 @@
         </m:r>
       </m:oMath>
       <w:r>
-        <w:t xml:space="preserve">, 10 seeds) and SAC  [28] (</w:t>
+        <w:t xml:space="preserve">, 10 seeds) and SAC  [31] (</w:t>
       </w:r>
       <m:oMath>
         <m:r>
@@ -16729,7 +16221,27 @@
         <w:pStyle w:val="BodyText"/>
       </w:pPr>
       <w:r>
-        <w:t xml:space="preserve">The advantage is not Pareto-dominant. On the plane (EPI</w:t>
+        <w:t xml:space="preserve">Figure </w:t>
+      </w:r>
+      <w:hyperlink w:anchor="fig:pareto">
+        <w:r>
+          <w:rPr>
+            <w:rStyle w:val="Hyperlink"/>
+          </w:rPr>
+          <w:t xml:space="preserve">2</w:t>
+        </w:r>
+      </w:hyperlink>
+      <w:r>
+        <w:t xml:space="preserve"> </w:t>
+      </w:r>
+      <w:r>
+        <w:t xml:space="preserve">places one marker per controller on the plane</w:t>
+      </w:r>
+      <w:r>
+        <w:t xml:space="preserve"> </w:t>
+      </w:r>
+      <w:r>
+        <w:t xml:space="preserve">(EPI</w:t>
       </w:r>
       <w:r>
         <w:t xml:space="preserve"> </w:t>
@@ -16757,7 +16269,19 @@
         </m:r>
       </m:oMath>
       <w:r>
-        <w:t xml:space="preserve">) the non-dominated set, recomputed over all fifteen controllers, still has</w:t>
+        <w:t xml:space="preserve">), with the non-dominated controllers joined</w:t>
+      </w:r>
+      <w:r>
+        <w:t xml:space="preserve"> </w:t>
+      </w:r>
+      <w:r>
+        <w:t xml:space="preserve">by a step line. The advantage is not Pareto-dominant. On that plane the non-dominated set,</w:t>
+      </w:r>
+      <w:r>
+        <w:t xml:space="preserve"> </w:t>
+      </w:r>
+      <w:r>
+        <w:t xml:space="preserve">recomputed over all fifteen controllers, still has</w:t>
       </w:r>
       <w:r>
         <w:t xml:space="preserve"> </w:t>
@@ -17125,7 +16649,7 @@
         <w:t xml:space="preserve"> </w:t>
       </w:r>
       <w:r>
-        <w:t xml:space="preserve">family of 15, enlarged from 13 by the two new controllers) place four controllers</w:t>
+        <w:t xml:space="preserve">pre-declared family of 15 controllers) place four controllers</w:t>
       </w:r>
       <w:r>
         <w:t xml:space="preserve"> </w:t>
@@ -17608,67 +17132,7 @@
         <w:t xml:space="preserve"> </w:t>
       </w:r>
       <w:r>
-        <w:t xml:space="preserve">row. Enlarging the family moved no</w:t>
-      </w:r>
-      <w:r>
-        <w:t xml:space="preserve"> </w:t>
-      </w:r>
-      <w:r>
-        <w:t xml:space="preserve">controller across the</w:t>
-      </w:r>
-      <w:r>
-        <w:t xml:space="preserve"> </w:t>
-      </w:r>
-      <m:oMath>
-        <m:r>
-          <m:t>0.05</m:t>
-        </m:r>
-      </m:oMath>
-      <w:r>
-        <w:t xml:space="preserve"> </w:t>
-      </w:r>
-      <w:r>
-        <w:t xml:space="preserve">threshold, but every corrected level in the table rose, and</w:t>
-      </w:r>
-      <w:r>
-        <w:t xml:space="preserve"> </w:t>
-      </w:r>
-      <w:r>
-        <w:t xml:space="preserve">the two levels quoted at</w:t>
-      </w:r>
-      <w:r>
-        <w:t xml:space="preserve"> </w:t>
-      </w:r>
-      <m:oMath>
-        <m:r>
-          <m:t>0.250</m:t>
-        </m:r>
-      </m:oMath>
-      <w:r>
-        <w:t xml:space="preserve"> </w:t>
-      </w:r>
-      <w:r>
-        <w:t xml:space="preserve">in the previous draft are now</w:t>
-      </w:r>
-      <w:r>
-        <w:t xml:space="preserve"> </w:t>
-      </w:r>
-      <m:oMath>
-        <m:r>
-          <m:t>0.334</m:t>
-        </m:r>
-      </m:oMath>
-      <w:r>
-        <w:t xml:space="preserve"> </w:t>
-      </w:r>
-      <w:r>
-        <w:t xml:space="preserve">for that reason</w:t>
-      </w:r>
-      <w:r>
-        <w:t xml:space="preserve"> </w:t>
-      </w:r>
-      <w:r>
-        <w:t xml:space="preserve">alone.</w:t>
+        <w:t xml:space="preserve">row.</w:t>
       </w:r>
       <w:r>
         <w:t xml:space="preserve"> </w:t>
@@ -17882,13 +17346,13 @@
         <w:pStyle w:val="BodyText"/>
       </w:pPr>
       <w:r>
-        <w:t xml:space="preserve">The correction of the stage cost is itself a result. Matched on seed and season, the</w:t>
-      </w:r>
-      <w:r>
-        <w:t xml:space="preserve"> </w:t>
-      </w:r>
-      <w:r>
-        <w:t xml:space="preserve">priced objective improves</w:t>
+        <w:t xml:space="preserve">The comparison of default and price-aligned stage costs is itself a result. Matched on</w:t>
+      </w:r>
+      <w:r>
+        <w:t xml:space="preserve"> </w:t>
+      </w:r>
+      <w:r>
+        <w:t xml:space="preserve">seed and season, the priced objective improves</w:t>
       </w:r>
       <w:r>
         <w:t xml:space="preserve"> </w:t>
@@ -17904,13 +17368,19 @@
         <w:t xml:space="preserve"> </w:t>
       </w:r>
       <w:r>
-        <w:t xml:space="preserve">axes for all eight MPC controllers for which both</w:t>
-      </w:r>
-      <w:r>
-        <w:t xml:space="preserve"> </w:t>
-      </w:r>
-      <w:r>
-        <w:t xml:space="preserve">objectives were run, significantly in every case. The two full-</w:t>
+        <w:t xml:space="preserve">axes for all eight MPC</w:t>
+      </w:r>
+      <w:r>
+        <w:t xml:space="preserve"> </w:t>
+      </w:r>
+      <w:r>
+        <w:t xml:space="preserve">controllers for which both objectives were run, significantly in every case. The two</w:t>
+      </w:r>
+      <w:r>
+        <w:t xml:space="preserve"> </w:t>
+      </w:r>
+      <w:r>
+        <w:t xml:space="preserve">full-</w:t>
       </w:r>
       <w:r>
         <w:rPr>
@@ -17922,19 +17392,13 @@
         <w:t xml:space="preserve"> </w:t>
       </w:r>
       <w:r>
-        <w:t xml:space="preserve">controllers</w:t>
-      </w:r>
-      <w:r>
-        <w:t xml:space="preserve"> </w:t>
-      </w:r>
-      <w:r>
-        <w:t xml:space="preserve">are not among those eight — they were introduced after the correction and exist only</w:t>
-      </w:r>
-      <w:r>
-        <w:t xml:space="preserve"> </w:t>
-      </w:r>
-      <w:r>
-        <w:t xml:space="preserve">under the priced objective — so nothing here is claimed about them. The magnitude differs</w:t>
+        <w:t xml:space="preserve">controllers are not among those eight and exist only under the priced</w:t>
+      </w:r>
+      <w:r>
+        <w:t xml:space="preserve"> </w:t>
+      </w:r>
+      <w:r>
+        <w:t xml:space="preserve">objective, so nothing here is claimed about their objective sensitivity. The magnitude differs</w:t>
       </w:r>
       <w:r>
         <w:t xml:space="preserve"> </w:t>
@@ -18225,19 +17689,19 @@
         </m:sSup>
       </m:oMath>
       <w:r>
-        <w:t xml:space="preserve">:</w:t>
-      </w:r>
-      <w:r>
-        <w:t xml:space="preserve"> </w:t>
-      </w:r>
-      <w:r>
-        <w:t xml:space="preserve">roughly two thirds of what previously looked like a library effect was a defective</w:t>
-      </w:r>
-      <w:r>
-        <w:t xml:space="preserve"> </w:t>
-      </w:r>
-      <w:r>
-        <w:t xml:space="preserve">objective. The direction survives; the magnitude does not. Against the full</w:t>
+        <w:t xml:space="preserve">.</w:t>
+      </w:r>
+      <w:r>
+        <w:t xml:space="preserve"> </w:t>
+      </w:r>
+      <w:r>
+        <w:t xml:space="preserve">The direction is retained, but the magnitude is highly sensitive to whether resource</w:t>
+      </w:r>
+      <w:r>
+        <w:t xml:space="preserve"> </w:t>
+      </w:r>
+      <w:r>
+        <w:t xml:space="preserve">weights match the evaluation prices. Against the full</w:t>
       </w:r>
       <w:r>
         <w:t xml:space="preserve"> </w:t>
@@ -22157,7 +21621,7 @@
         <w:t xml:space="preserve"> </w:t>
       </w:r>
       <w:r>
-        <w:t xml:space="preserve">[30] with Holm correction [31] over a family of 15. The</w:t>
+        <w:t xml:space="preserve">[33] with Holm correction [34] over a family of 15. The</w:t>
       </w:r>
       <w:r>
         <w:t xml:space="preserve"> </w:t>
@@ -22212,7 +21676,7 @@
         <w:tblStyle w:val="Table"/>
         <w:tblW w:type="auto" w:w="0"/>
         <w:tblLook w:firstRow="1" w:lastRow="0" w:firstColumn="0" w:lastColumn="0" w:noHBand="0" w:noVBand="0" w:val="0020"/>
-        <w:tblCaption w:val="Paired comparison against the tuned rule-based reference (priced objective). \Delta = \text{controller} - \text{tuned} in EUR m^{-2}; Wilcoxon signed-rank [30] with Holm correction [31] over a family of 15. The reference is deterministic, so this is a one-sample test against a constant. The family size is a reporting choice and shifts every corrected level: adding the two full-physics controllers raised all thirteen pre-existing levels without moving any of them across 0.05."/>
+        <w:tblCaption w:val="Paired comparison against the tuned rule-based reference (priced objective). \Delta = \text{controller} - \text{tuned} in EUR m^{-2}; Wilcoxon signed-rank [33] with Holm correction [34] over a family of 15. The reference is deterministic, so this is a one-sample test against a constant. The family size is a reporting choice and shifts every corrected level: adding the two full-physics controllers raised all thirteen pre-existing levels without moving any of them across 0.05."/>
       </w:tblPr>
       <w:tblGrid>
         <w:gridCol w:w="1584"/>
@@ -23952,221 +23416,36 @@
         <w:pStyle w:val="ImageCaption"/>
       </w:pPr>
       <w:r>
-        <w:t xml:space="preserve">Margin against constraint pressure over four test seasons, priced objective,</w:t>
-      </w:r>
-      <w:r>
-        <w:t xml:space="preserve"> </w:t>
-      </w:r>
-      <w:r>
-        <w:t xml:space="preserve">fifteen controllers. The non-dominated set has five members; the raw-library SINDy-MPC</w:t>
-      </w:r>
-      <w:r>
-        <w:t xml:space="preserve"> </w:t>
-      </w:r>
-      <w:r>
-        <w:t xml:space="preserve">attains the highest margin and PPO the fewest violations, and the tuned heuristic lies</w:t>
-      </w:r>
-      <w:r>
-        <w:t xml:space="preserve"> </w:t>
-      </w:r>
-      <w:r>
-        <w:t xml:space="preserve">inside the front. The two full-</w:t>
-      </w:r>
-      <w:r>
-        <w:rPr>
-          <w:rStyle w:val="VerbatimChar"/>
-        </w:rPr>
-        <w:t xml:space="preserve">physics</w:t>
-      </w:r>
-      <w:r>
-        <w:t xml:space="preserve"> </w:t>
-      </w:r>
-      <w:r>
-        <w:t xml:space="preserve">controllers are dominated on both axes by</w:t>
-      </w:r>
-      <w:r>
-        <w:t xml:space="preserve"> </w:t>
-      </w:r>
-      <w:r>
-        <w:t xml:space="preserve">the raw-library leader — lower margin</w:t>
-      </w:r>
-      <w:r>
-        <w:t xml:space="preserve"> </w:t>
-      </w:r>
-      <w:r>
-        <w:rPr>
-          <w:i/>
-          <w:iCs/>
-        </w:rPr>
-        <w:t xml:space="preserve">and</w:t>
-      </w:r>
-      <w:r>
-        <w:t xml:space="preserve"> </w:t>
-      </w:r>
-      <w:r>
-        <w:t xml:space="preserve">more violation steps — so completing</w:t>
-      </w:r>
-      <w:r>
-        <w:t xml:space="preserve"> </w:t>
-      </w:r>
-      <w:r>
-        <w:t xml:space="preserve">the conditioning series does not extend the front. Two of the five front points are one</w:t>
-      </w:r>
-      <w:r>
-        <w:t xml:space="preserve"> </w:t>
-      </w:r>
-      <w:r>
-        <w:t xml:space="preserve">physics-informed controller under two thresholds,</w:t>
-      </w:r>
-      <w:r>
-        <w:t xml:space="preserve"> </w:t>
-      </w:r>
-      <m:oMath>
-        <m:r>
-          <m:t>0.0066</m:t>
-        </m:r>
-      </m:oMath>
-      <w:r>
-        <w:t xml:space="preserve"> </w:t>
-      </w:r>
-      <w:r>
-        <w:t xml:space="preserve">EUR m</w:t>
-      </w:r>
-      <m:oMath>
-        <m:sSup>
-          <m:e>
-            <m:r>
-              <m:t>​</m:t>
-            </m:r>
-          </m:e>
-          <m:sup>
-            <m:r>
-              <m:rPr>
-                <m:sty m:val="p"/>
-              </m:rPr>
-              <m:t>−</m:t>
-            </m:r>
-            <m:r>
-              <m:t>2</m:t>
-            </m:r>
-          </m:sup>
-        </m:sSup>
-      </m:oMath>
-      <w:r>
-        <w:t xml:space="preserve"> </w:t>
-      </w:r>
-      <w:r>
-        <w:t xml:space="preserve">and 5 violation</w:t>
-      </w:r>
-      <w:r>
-        <w:t xml:space="preserve"> </w:t>
-      </w:r>
-      <w:r>
-        <w:t xml:space="preserve">steps apart, and a third owes part of its position to 7 truncated runs of 80. Replication</w:t>
-      </w:r>
-      <w:r>
-        <w:t xml:space="preserve"> </w:t>
-      </w:r>
-      <w:r>
-        <w:t xml:space="preserve">is unequal:</w:t>
-      </w:r>
-      <w:r>
-        <w:t xml:space="preserve"> </w:t>
-      </w:r>
-      <m:oMath>
-        <m:r>
-          <m:t>n</m:t>
-        </m:r>
-        <m:r>
-          <m:rPr>
-            <m:sty m:val="p"/>
-          </m:rPr>
-          <m:t>=</m:t>
-        </m:r>
-        <m:r>
-          <m:t>80</m:t>
-        </m:r>
-      </m:oMath>
-      <w:r>
-        <w:t xml:space="preserve"> </w:t>
-      </w:r>
-      <w:r>
-        <w:t xml:space="preserve">for the SINDy and reinforcement-learning controllers, 60 for the</w:t>
-      </w:r>
-      <w:r>
-        <w:t xml:space="preserve"> </w:t>
-      </w:r>
-      <w:r>
-        <w:t xml:space="preserve">full-model planner (2022 removed by the solver-abort rule), 40 for the neural-network MPC</w:t>
-      </w:r>
-      <w:r>
-        <w:t xml:space="preserve"> </w:t>
-      </w:r>
-      <w:r>
-        <w:t xml:space="preserve">and 4 for either heuristic. Data:</w:t>
-      </w:r>
-      <w:r>
-        <w:t xml:space="preserve"> </w:t>
-      </w:r>
-      <w:r>
-        <w:rPr>
-          <w:rStyle w:val="VerbatimChar"/>
-        </w:rPr>
-        <w:t xml:space="preserve">regen/results/priced_main/</w:t>
-      </w:r>
-      <w:r>
-        <w:t xml:space="preserve">,</w:t>
-      </w:r>
-      <w:r>
-        <w:t xml:space="preserve"> </w:t>
-      </w:r>
-      <w:r>
-        <w:rPr>
-          <w:rStyle w:val="VerbatimChar"/>
-        </w:rPr>
-        <w:t xml:space="preserve">priced_dagger/</w:t>
-      </w:r>
-      <w:r>
-        <w:t xml:space="preserve">,</w:t>
-      </w:r>
-      <w:r>
-        <w:t xml:space="preserve"> </w:t>
-      </w:r>
-      <w:r>
-        <w:rPr>
-          <w:rStyle w:val="VerbatimChar"/>
-        </w:rPr>
-        <w:t xml:space="preserve">phys_lib/</w:t>
-      </w:r>
-      <w:r>
-        <w:t xml:space="preserve">,</w:t>
-      </w:r>
-      <w:r>
-        <w:t xml:space="preserve"> </w:t>
-      </w:r>
-      <w:r>
-        <w:rPr>
-          <w:rStyle w:val="VerbatimChar"/>
-        </w:rPr>
-        <w:t xml:space="preserve">final/main.csv</w:t>
-      </w:r>
-      <w:r>
-        <w:t xml:space="preserve"> </w:t>
-      </w:r>
-      <w:r>
-        <w:t xml:space="preserve">and</w:t>
-      </w:r>
-      <w:r>
-        <w:t xml:space="preserve"> </w:t>
-      </w:r>
-      <w:r>
-        <w:rPr>
-          <w:rStyle w:val="VerbatimChar"/>
-        </w:rPr>
-        <w:t xml:space="preserve">n2_tune/tune_rb_n2.csv</w:t>
-      </w:r>
-      <w:r>
-        <w:t xml:space="preserve">; the harnesses are kept apart deliberately.</w:t>
+        <w:t xml:space="preserve">Simulated seasonal margin versus constraint-violation steps under the priced</w:t>
+      </w:r>
+      <w:r>
+        <w:t xml:space="preserve"> </w:t>
+      </w:r>
+      <w:r>
+        <w:t xml:space="preserve">objective, four test seasons and 15 controllers. Whiskers show SD; the step line joins</w:t>
+      </w:r>
+      <w:r>
+        <w:t xml:space="preserve"> </w:t>
+      </w:r>
+      <w:r>
+        <w:t xml:space="preserve">the five non-dominated controllers. Replication counts and exclusions are reported in</w:t>
+      </w:r>
+      <w:r>
+        <w:t xml:space="preserve"> </w:t>
+      </w:r>
+      <w:r>
+        <w:t xml:space="preserve">Table </w:t>
+      </w:r>
+      <w:hyperlink w:anchor="tab:main">
+        <w:r>
+          <w:rPr>
+            <w:rStyle w:val="Hyperlink"/>
+          </w:rPr>
+          <w:t xml:space="preserve">6</w:t>
+        </w:r>
+      </w:hyperlink>
+      <w:r>
+        <w:t xml:space="preserve">.</w:t>
       </w:r>
     </w:p>
     <w:bookmarkEnd w:id="53"/>
@@ -24177,7 +23456,7 @@
         <w:pStyle w:val="Heading2"/>
       </w:pPr>
       <w:r>
-        <w:t xml:space="preserve">Four unseen seasons</w:t>
+        <w:t xml:space="preserve">Evaluation on four unseen weather seasons</w:t>
       </w:r>
     </w:p>
     <w:p>
@@ -24208,7 +23487,7 @@
         <w:t xml:space="preserve"> </w:t>
       </w:r>
       <w:r>
-        <w:t xml:space="preserve">predate the objective correction and use the</w:t>
+        <w:t xml:space="preserve">use the</w:t>
       </w:r>
       <w:r>
         <w:t xml:space="preserve"> </w:t>
@@ -24218,7 +23497,7 @@
           <w:i/>
           <w:iCs/>
         </w:rPr>
-        <w:t xml:space="preserve">original</w:t>
+        <w:t xml:space="preserve">default</w:t>
       </w:r>
       <w:r>
         <w:t xml:space="preserve"> </w:t>
@@ -25708,13 +24987,13 @@
         <w:t xml:space="preserve"> </w:t>
       </w:r>
       <w:r>
-        <w:t xml:space="preserve">[25] and as expected from the identification-for-control literature</w:t>
-      </w:r>
-      <w:r>
-        <w:t xml:space="preserve"> </w:t>
-      </w:r>
-      <w:r>
-        <w:t xml:space="preserve">[16–17]. It does not predict the economics. The three libraries</w:t>
+        <w:t xml:space="preserve">[28] and as expected from the identification-for-control literature</w:t>
+      </w:r>
+      <w:r>
+        <w:t xml:space="preserve"> </w:t>
+      </w:r>
+      <w:r>
+        <w:t xml:space="preserve">[19–20]. It does not predict the economics. The three libraries</w:t>
       </w:r>
       <w:r>
         <w:t xml:space="preserve"> </w:t>
@@ -27426,7 +26705,7 @@
         <w:t xml:space="preserve"> </w:t>
       </w:r>
       <w:r>
-        <w:t xml:space="preserve">the original objective the same test gives a median of</w:t>
+        <w:t xml:space="preserve">the default objective the same test gives a median of</w:t>
       </w:r>
       <w:r>
         <w:t xml:space="preserve"> </w:t>
@@ -27452,19 +26731,19 @@
         <w:t xml:space="preserve"> </w:t>
       </w:r>
       <w:r>
-        <w:t xml:space="preserve">significance, so the effect survives repricing while its typical size collapses by a factor</w:t>
-      </w:r>
-      <w:r>
-        <w:t xml:space="preserve"> </w:t>
-      </w:r>
-      <w:r>
-        <w:t xml:space="preserve">of about 14 — most of the apparent value of the coefficient was an artefact of the</w:t>
-      </w:r>
-      <w:r>
-        <w:t xml:space="preserve"> </w:t>
-      </w:r>
-      <w:r>
-        <w:t xml:space="preserve">mis-weighted stage cost, not of the term. Knock-out is not significant under either</w:t>
+        <w:t xml:space="preserve">significance, so the direction survives price alignment while its typical magnitude falls</w:t>
+      </w:r>
+      <w:r>
+        <w:t xml:space="preserve"> </w:t>
+      </w:r>
+      <w:r>
+        <w:t xml:space="preserve">by a factor of about 14. Much of the apparent value of the coefficient is therefore</w:t>
+      </w:r>
+      <w:r>
+        <w:t xml:space="preserve"> </w:t>
+      </w:r>
+      <w:r>
+        <w:t xml:space="preserve">attributable to resource weighting rather than to the term alone. Knock-out is not significant under either</w:t>
       </w:r>
       <w:r>
         <w:t xml:space="preserve"> </w:t>
@@ -27590,7 +26869,67 @@
         <w:pStyle w:val="BodyText"/>
       </w:pPr>
       <w:r>
-        <w:t xml:space="preserve">Within one library the association is a dose-response. The sparsity sweep</w:t>
+        <w:t xml:space="preserve">Figure </w:t>
+      </w:r>
+      <w:hyperlink w:anchor="fig:lambda">
+        <w:r>
+          <w:rPr>
+            <w:rStyle w:val="Hyperlink"/>
+          </w:rPr>
+          <w:t xml:space="preserve">3</w:t>
+        </w:r>
+      </w:hyperlink>
+      <w:r>
+        <w:t xml:space="preserve"> </w:t>
+      </w:r>
+      <w:r>
+        <w:t xml:space="preserve">combines the within-library dose-response and the randomised</w:t>
+      </w:r>
+      <w:r>
+        <w:t xml:space="preserve"> </w:t>
+      </w:r>
+      <w:r>
+        <w:t xml:space="preserve">single-coefficient ablation. Panels </w:t>
+      </w:r>
+      <w:hyperlink w:anchor="fig:lambda">
+        <w:r>
+          <w:rPr>
+            <w:rStyle w:val="Hyperlink"/>
+          </w:rPr>
+          <w:t xml:space="preserve">3</w:t>
+        </w:r>
+      </w:hyperlink>
+      <w:r>
+        <w:t xml:space="preserve">a,b place margin and boiler-term</w:t>
+      </w:r>
+      <w:r>
+        <w:t xml:space="preserve"> </w:t>
+      </w:r>
+      <w:r>
+        <w:t xml:space="preserve">survival on the same sparsity-threshold grid; panel </w:t>
+      </w:r>
+      <w:hyperlink w:anchor="fig:lambda">
+        <w:r>
+          <w:rPr>
+            <w:rStyle w:val="Hyperlink"/>
+          </w:rPr>
+          <w:t xml:space="preserve">3</w:t>
+        </w:r>
+      </w:hyperlink>
+      <w:r>
+        <w:t xml:space="preserve">c shows the</w:t>
+      </w:r>
+      <w:r>
+        <w:t xml:space="preserve"> </w:t>
+      </w:r>
+      <w:r>
+        <w:t xml:space="preserve">seed-paired knock-in effect under each objective, with the median separated from the</w:t>
+      </w:r>
+      <w:r>
+        <w:t xml:space="preserve"> </w:t>
+      </w:r>
+      <w:r>
+        <w:t xml:space="preserve">right-skewed mean. Within one library the association is a dose-response. The sparsity sweep</w:t>
       </w:r>
       <w:r>
         <w:t xml:space="preserve"> </w:t>
@@ -33312,13 +32651,7 @@
         <w:pStyle w:val="ImageCaption"/>
       </w:pPr>
       <w:r>
-        <w:t xml:space="preserve">Sparsity sweep, boiler-term survival and the controlled single-coefficient</w:t>
-      </w:r>
-      <w:r>
-        <w:t xml:space="preserve"> </w:t>
-      </w:r>
-      <w:r>
-        <w:t xml:space="preserve">ablation;</w:t>
+        <w:t xml:space="preserve">Sparsity threshold and boiler-term mechanism in the</w:t>
       </w:r>
       <w:r>
         <w:t xml:space="preserve"> </w:t>
@@ -33333,7 +32666,27 @@
         <w:t xml:space="preserve"> </w:t>
       </w:r>
       <w:r>
-        <w:t xml:space="preserve">library, season 2020, 20 seeds per level.</w:t>
+        <w:t xml:space="preserve">library, season 2020 (</w:t>
+      </w:r>
+      <m:oMath>
+        <m:r>
+          <m:t>n</m:t>
+        </m:r>
+        <m:r>
+          <m:rPr>
+            <m:sty m:val="p"/>
+          </m:rPr>
+          <m:t>=</m:t>
+        </m:r>
+        <m:r>
+          <m:t>20</m:t>
+        </m:r>
+      </m:oMath>
+      <w:r>
+        <w:t xml:space="preserve"> </w:t>
+      </w:r>
+      <w:r>
+        <w:t xml:space="preserve">per condition).</w:t>
       </w:r>
       <w:r>
         <w:t xml:space="preserve"> </w:t>
@@ -33349,50 +32702,7 @@
         <w:t xml:space="preserve">a</w:t>
       </w:r>
       <w:r>
-        <w:t xml:space="preserve">) Mean margin against the sparsity</w:t>
-      </w:r>
-      <w:r>
-        <w:t xml:space="preserve"> </w:t>
-      </w:r>
-      <w:r>
-        <w:t xml:space="preserve">threshold</w:t>
-      </w:r>
-      <w:r>
-        <w:t xml:space="preserve"> </w:t>
-      </w:r>
-      <m:oMath>
-        <m:r>
-          <m:t>λ</m:t>
-        </m:r>
-      </m:oMath>
-      <w:r>
-        <w:t xml:space="preserve"> </w:t>
-      </w:r>
-      <w:r>
-        <w:t xml:space="preserve">under both objectives,</w:t>
-      </w:r>
-      <w:r>
-        <w:t xml:space="preserve"> </w:t>
-      </w:r>
-      <m:oMath>
-        <m:r>
-          <m:rPr>
-            <m:sty m:val="p"/>
-          </m:rPr>
-          <m:t>±</m:t>
-        </m:r>
-        <m:r>
-          <m:t>1</m:t>
-        </m:r>
-      </m:oMath>
-      <w:r>
-        <w:t xml:space="preserve"> SD shaded; the priced objective lifts</w:t>
-      </w:r>
-      <w:r>
-        <w:t xml:space="preserve"> </w:t>
-      </w:r>
-      <w:r>
-        <w:t xml:space="preserve">the margin at every level. (</w:t>
+        <w:t xml:space="preserve">) Mean margin with SD. (</w:t>
       </w:r>
       <w:r>
         <w:rPr>
@@ -33402,171 +32712,13 @@
         <w:t xml:space="preserve">b</w:t>
       </w:r>
       <w:r>
-        <w:t xml:space="preserve">) Survival fraction of the boiler coefficient over</w:t>
-      </w:r>
-      <w:r>
-        <w:t xml:space="preserve"> </w:t>
-      </w:r>
-      <w:r>
-        <w:t xml:space="preserve">the same grid: it disappears between</w:t>
-      </w:r>
-      <w:r>
-        <w:t xml:space="preserve"> </w:t>
-      </w:r>
-      <m:oMath>
-        <m:r>
-          <m:t>λ</m:t>
-        </m:r>
-        <m:r>
-          <m:rPr>
-            <m:sty m:val="p"/>
-          </m:rPr>
-          <m:t>=</m:t>
-        </m:r>
-        <m:r>
-          <m:t>0.03</m:t>
-        </m:r>
-      </m:oMath>
-      <w:r>
-        <w:t xml:space="preserve"> </w:t>
-      </w:r>
-      <w:r>
-        <w:t xml:space="preserve">and</w:t>
-      </w:r>
-      <w:r>
-        <w:t xml:space="preserve"> </w:t>
-      </w:r>
-      <m:oMath>
-        <m:r>
-          <m:t>λ</m:t>
-        </m:r>
-        <m:r>
-          <m:rPr>
-            <m:sty m:val="p"/>
-          </m:rPr>
-          <m:t>=</m:t>
-        </m:r>
-        <m:r>
-          <m:t>0.06</m:t>
-        </m:r>
-      </m:oMath>
-      <w:r>
-        <w:t xml:space="preserve"> </w:t>
-      </w:r>
-      <w:r>
-        <w:t xml:space="preserve">under both</w:t>
-      </w:r>
-      <w:r>
-        <w:t xml:space="preserve"> </w:t>
-      </w:r>
-      <w:r>
-        <w:t xml:space="preserve">objectives. Ticks give per-controller survival in the main comparison, from</w:t>
-      </w:r>
-      <w:r>
-        <w:t xml:space="preserve"> </w:t>
-      </w:r>
-      <m:oMath>
-        <m:r>
-          <m:t>0.15</m:t>
-        </m:r>
-      </m:oMath>
-      <w:r>
-        <w:t xml:space="preserve"> </w:t>
-      </w:r>
-      <w:r>
-        <w:t xml:space="preserve">for the</w:t>
-      </w:r>
-      <w:r>
-        <w:t xml:space="preserve"> </w:t>
-      </w:r>
-      <w:r>
-        <w:t xml:space="preserve">frozen recipe to</w:t>
-      </w:r>
-      <w:r>
-        <w:t xml:space="preserve"> </w:t>
-      </w:r>
-      <m:oMath>
-        <m:r>
-          <m:t>1.00</m:t>
-        </m:r>
-      </m:oMath>
-      <w:r>
-        <w:t xml:space="preserve"> </w:t>
-      </w:r>
-      <w:r>
-        <w:t xml:space="preserve">for the low-threshold variants, with</w:t>
-      </w:r>
-      <w:r>
-        <w:t xml:space="preserve"> </w:t>
-      </w:r>
-      <m:oMath>
-        <m:r>
-          <m:t>0.50</m:t>
-        </m:r>
-      </m:oMath>
-      <w:r>
-        <w:t xml:space="preserve"> </w:t>
-      </w:r>
-      <w:r>
-        <w:t xml:space="preserve">and</w:t>
-      </w:r>
-      <w:r>
-        <w:t xml:space="preserve"> </w:t>
-      </w:r>
-      <m:oMath>
-        <m:r>
-          <m:t>0.55</m:t>
-        </m:r>
-      </m:oMath>
-      <w:r>
-        <w:t xml:space="preserve"> </w:t>
-      </w:r>
-      <w:r>
-        <w:t xml:space="preserve">for the two</w:t>
-      </w:r>
-      <w:r>
-        <w:t xml:space="preserve"> </w:t>
-      </w:r>
-      <w:r>
-        <w:t xml:space="preserve">raw-library controllers and</w:t>
-      </w:r>
-      <w:r>
-        <w:t xml:space="preserve"> </w:t>
-      </w:r>
-      <m:oMath>
-        <m:r>
-          <m:t>0.55</m:t>
-        </m:r>
-      </m:oMath>
-      <w:r>
-        <w:t xml:space="preserve"> </w:t>
-      </w:r>
-      <w:r>
-        <w:t xml:space="preserve">for both full-</w:t>
-      </w:r>
-      <w:r>
-        <w:rPr>
-          <w:rStyle w:val="VerbatimChar"/>
-        </w:rPr>
-        <w:t xml:space="preserve">physics</w:t>
-      </w:r>
-      <w:r>
-        <w:t xml:space="preserve"> </w:t>
-      </w:r>
-      <w:r>
-        <w:t xml:space="preserve">controllers; the</w:t>
-      </w:r>
-      <w:r>
-        <w:t xml:space="preserve"> </w:t>
-      </w:r>
-      <w:r>
-        <w:t xml:space="preserve">neural-surrogate MPC has no thresholded coefficients and therefore no tick.</w:t>
-      </w:r>
-      <w:r>
-        <w:t xml:space="preserve"> </w:t>
-      </w:r>
-      <w:r>
-        <w:t xml:space="preserve">(</w:t>
+        <w:t xml:space="preserve">) Boiler-term survival on the same threshold</w:t>
+      </w:r>
+      <w:r>
+        <w:t xml:space="preserve"> </w:t>
+      </w:r>
+      <w:r>
+        <w:t xml:space="preserve">grid. (</w:t>
       </w:r>
       <w:r>
         <w:rPr>
@@ -33576,118 +32728,13 @@
         <w:t xml:space="preserve">c</w:t>
       </w:r>
       <w:r>
-        <w:t xml:space="preserve">) Knocking the coefficient back in, per replicate and</w:t>
-      </w:r>
-      <w:r>
-        <w:t xml:space="preserve"> </w:t>
-      </w:r>
-      <w:r>
-        <w:t xml:space="preserve">paired on seed, under each objective; the heavy tick is the median and the open symbol the</w:t>
-      </w:r>
-      <w:r>
-        <w:t xml:space="preserve"> </w:t>
-      </w:r>
-      <w:r>
-        <w:t xml:space="preserve">mean. Under the priced objective the effect is significant but typically small and heavily</w:t>
-      </w:r>
-      <w:r>
-        <w:t xml:space="preserve"> </w:t>
-      </w:r>
-      <w:r>
-        <w:t xml:space="preserve">right-skewed — median</w:t>
-      </w:r>
-      <w:r>
-        <w:t xml:space="preserve"> </w:t>
-      </w:r>
-      <m:oMath>
-        <m:r>
-          <m:rPr>
-            <m:sty m:val="p"/>
-          </m:rPr>
-          <m:t>+</m:t>
-        </m:r>
-        <m:r>
-          <m:t>0.21</m:t>
-        </m:r>
-      </m:oMath>
-      <w:r>
-        <w:t xml:space="preserve"> EUR m</w:t>
-      </w:r>
-      <m:oMath>
-        <m:sSup>
-          <m:e>
-            <m:r>
-              <m:t>​</m:t>
-            </m:r>
-          </m:e>
-          <m:sup>
-            <m:r>
-              <m:rPr>
-                <m:sty m:val="p"/>
-              </m:rPr>
-              <m:t>−</m:t>
-            </m:r>
-            <m:r>
-              <m:t>2</m:t>
-            </m:r>
-          </m:sup>
-        </m:sSup>
-      </m:oMath>
-      <w:r>
-        <w:t xml:space="preserve"> </w:t>
-      </w:r>
-      <w:r>
-        <w:t xml:space="preserve">against a mean of</w:t>
-      </w:r>
-      <w:r>
-        <w:t xml:space="preserve"> </w:t>
-      </w:r>
-      <m:oMath>
-        <m:r>
-          <m:rPr>
-            <m:sty m:val="p"/>
-          </m:rPr>
-          <m:t>+</m:t>
-        </m:r>
-        <m:r>
-          <m:t>1.92</m:t>
-        </m:r>
-      </m:oMath>
-      <w:r>
-        <w:t xml:space="preserve">, positive in 16 of</w:t>
-      </w:r>
-      <w:r>
-        <w:t xml:space="preserve"> </w:t>
-      </w:r>
-      <w:r>
-        <w:t xml:space="preserve">20 replicates. Data:</w:t>
-      </w:r>
-      <w:r>
-        <w:t xml:space="preserve"> </w:t>
-      </w:r>
-      <w:r>
-        <w:rPr>
-          <w:rStyle w:val="VerbatimChar"/>
-        </w:rPr>
-        <w:t xml:space="preserve">regen/results/priced_mech/</w:t>
-      </w:r>
-      <w:r>
-        <w:t xml:space="preserve"> </w:t>
-      </w:r>
-      <w:r>
-        <w:t xml:space="preserve">and</w:t>
-      </w:r>
-      <w:r>
-        <w:t xml:space="preserve"> </w:t>
-      </w:r>
-      <w:r>
-        <w:rPr>
-          <w:rStyle w:val="VerbatimChar"/>
-        </w:rPr>
-        <w:t xml:space="preserve">regen/results/final/mechanism*.csv</w:t>
-      </w:r>
-      <w:r>
-        <w:t xml:space="preserve">.</w:t>
+        <w:t xml:space="preserve">) Seed-paired coefficient knock-in; the heavy tick is the median and the</w:t>
+      </w:r>
+      <w:r>
+        <w:t xml:space="preserve"> </w:t>
+      </w:r>
+      <w:r>
+        <w:t xml:space="preserve">open circle the mean.</w:t>
       </w:r>
     </w:p>
     <w:bookmarkEnd w:id="63"/>
@@ -33768,7 +32815,7 @@
         <w:t xml:space="preserve"> </w:t>
       </w:r>
       <w:r>
-        <w:t xml:space="preserve">attributed to the objective correction of Section </w:t>
+        <w:t xml:space="preserve">attributed to the price-aligned surrogate cost of Section </w:t>
       </w:r>
       <w:hyperlink w:anchor="sec:res-main">
         <w:r>
@@ -35126,7 +34173,7 @@
         <w:t xml:space="preserve"> </w:t>
       </w:r>
       <w:r>
-        <w:t xml:space="preserve">expert queried, so this is not DAgger [38] — gives</w:t>
+        <w:t xml:space="preserve">expert queried, so this is not DAgger [41] — gives</w:t>
       </w:r>
       <w:r>
         <w:t xml:space="preserve"> </w:t>
@@ -35427,7 +34474,7 @@
         <w:pStyle w:val="BodyText"/>
       </w:pPr>
       <w:r>
-        <w:t xml:space="preserve">The Mahalanobis-distance safety guard [39–40] does not pay. Guarded</w:t>
+        <w:t xml:space="preserve">The Mahalanobis-distance safety guard [42–43] does not pay. Guarded</w:t>
       </w:r>
       <w:r>
         <w:t xml:space="preserve"> </w:t>
@@ -35752,7 +34799,7 @@
         <w:t xml:space="preserve"> </w:t>
       </w:r>
       <w:r>
-        <w:t xml:space="preserve">[41], barely above chance. The guard’s activation count was never</w:t>
+        <w:t xml:space="preserve">[44], barely above chance. The guard’s activation count was never</w:t>
       </w:r>
       <w:r>
         <w:t xml:space="preserve"> </w:t>
@@ -36914,7 +35961,78 @@
         <w:pStyle w:val="FirstParagraph"/>
       </w:pPr>
       <w:r>
-        <w:t xml:space="preserve">Perturbing the identified coefficients degrades the closed loop non-uniformly</w:t>
+        <w:t xml:space="preserve">Figure </w:t>
+      </w:r>
+      <w:hyperlink w:anchor="fig:perturb">
+        <w:r>
+          <w:rPr>
+            <w:rStyle w:val="Hyperlink"/>
+          </w:rPr>
+          <w:t xml:space="preserve">4</w:t>
+        </w:r>
+      </w:hyperlink>
+      <w:r>
+        <w:t xml:space="preserve"> </w:t>
+      </w:r>
+      <w:r>
+        <w:t xml:space="preserve">separates two sensitivity questions: panel </w:t>
+      </w:r>
+      <w:hyperlink w:anchor="fig:perturb">
+        <w:r>
+          <w:rPr>
+            <w:rStyle w:val="Hyperlink"/>
+          </w:rPr>
+          <w:t xml:space="preserve">4</w:t>
+        </w:r>
+      </w:hyperlink>
+      <w:r>
+        <w:t xml:space="preserve">a</w:t>
+      </w:r>
+      <w:r>
+        <w:t xml:space="preserve"> </w:t>
+      </w:r>
+      <w:r>
+        <w:t xml:space="preserve">shows the run-level response to coefficient perturbation, whereas panel </w:t>
+      </w:r>
+      <w:hyperlink w:anchor="fig:perturb">
+        <w:r>
+          <w:rPr>
+            <w:rStyle w:val="Hyperlink"/>
+          </w:rPr>
+          <w:t xml:space="preserve">4</w:t>
+        </w:r>
+      </w:hyperlink>
+      <w:r>
+        <w:t xml:space="preserve">b</w:t>
+      </w:r>
+      <w:r>
+        <w:t xml:space="preserve"> </w:t>
+      </w:r>
+      <w:r>
+        <w:t xml:space="preserve">re-scores fixed trajectories over a fruit-price</w:t>
+      </w:r>
+      <w:r>
+        <w:t xml:space="preserve"> </w:t>
+      </w:r>
+      <m:oMath>
+        <m:r>
+          <m:rPr>
+            <m:sty m:val="p"/>
+          </m:rPr>
+          <m:t>×</m:t>
+        </m:r>
+      </m:oMath>
+      <w:r>
+        <w:t xml:space="preserve"> </w:t>
+      </w:r>
+      <w:r>
+        <w:t xml:space="preserve">energy-price grid. Perturbing the</w:t>
+      </w:r>
+      <w:r>
+        <w:t xml:space="preserve"> </w:t>
+      </w:r>
+      <w:r>
+        <w:t xml:space="preserve">identified coefficients degrades the closed loop non-uniformly</w:t>
       </w:r>
       <w:r>
         <w:t xml:space="preserve"> </w:t>
@@ -36931,17 +36049,6 @@
         </w:r>
       </w:hyperlink>
       <w:r>
-        <w:t xml:space="preserve">, Figure </w:t>
-      </w:r>
-      <w:hyperlink w:anchor="fig:perturb">
-        <w:r>
-          <w:rPr>
-            <w:rStyle w:val="Hyperlink"/>
-          </w:rPr>
-          <w:t xml:space="preserve">4</w:t>
-        </w:r>
-      </w:hyperlink>
-      <w:r>
         <w:t xml:space="preserve">). Mean EPI falls from</w:t>
       </w:r>
       <w:r>
@@ -37430,485 +36537,19 @@
         <w:t xml:space="preserve"> </w:t>
       </w:r>
       <w:r>
-        <w:t xml:space="preserve">that non-monotonicity is unreproduced rather than refuted. Either way, the sensitivity is</w:t>
-      </w:r>
-      <w:r>
-        <w:t xml:space="preserve"> </w:t>
-      </w:r>
-      <m:oMath>
-        <m:r>
-          <m:t>4.5</m:t>
-        </m:r>
-      </m:oMath>
-      <w:r>
-        <w:t xml:space="preserve">–</w:t>
-      </w:r>
-      <m:oMath>
-        <m:r>
-          <m:t>5.6</m:t>
-        </m:r>
-      </m:oMath>
-      <w:r>
-        <w:t xml:space="preserve"> </w:t>
-      </w:r>
-      <w:r>
-        <w:t xml:space="preserve">times larger than the value of</w:t>
-      </w:r>
-      <w:r>
-        <w:t xml:space="preserve"> </w:t>
-      </w:r>
-      <m:oMath>
-        <m:r>
-          <m:t>2.7</m:t>
-        </m:r>
-      </m:oMath>
-      <w:r>
-        <w:t xml:space="preserve"> </w:t>
-      </w:r>
-      <w:r>
-        <w:t xml:space="preserve">EUR m</w:t>
-      </w:r>
-      <m:oMath>
-        <m:sSup>
-          <m:e>
-            <m:r>
-              <m:t>​</m:t>
-            </m:r>
-          </m:e>
-          <m:sup>
-            <m:r>
-              <m:rPr>
-                <m:sty m:val="p"/>
-              </m:rPr>
-              <m:t>−</m:t>
-            </m:r>
-            <m:r>
-              <m:t>2</m:t>
-            </m:r>
-          </m:sup>
-        </m:sSup>
-      </m:oMath>
-      <w:r>
-        <w:t xml:space="preserve"> </w:t>
-      </w:r>
-      <w:r>
-        <w:t xml:space="preserve">claimed in the superseded</w:t>
-      </w:r>
-      <w:r>
-        <w:t xml:space="preserve"> </w:t>
-      </w:r>
-      <w:r>
-        <w:t xml:space="preserve">manuscript. Varying the sparsity threshold of the same controller spans</w:t>
-      </w:r>
-      <w:r>
-        <w:t xml:space="preserve"> </w:t>
-      </w:r>
-      <m:oMath>
-        <m:r>
-          <m:t>5.00</m:t>
-        </m:r>
-      </m:oMath>
-      <w:r>
-        <w:t xml:space="preserve"> </w:t>
-      </w:r>
-      <w:r>
-        <w:t xml:space="preserve">EUR m</w:t>
-      </w:r>
-      <m:oMath>
-        <m:sSup>
-          <m:e>
-            <m:r>
-              <m:t>​</m:t>
-            </m:r>
-          </m:e>
-          <m:sup>
-            <m:r>
-              <m:rPr>
-                <m:sty m:val="p"/>
-              </m:rPr>
-              <m:t>−</m:t>
-            </m:r>
-            <m:r>
-              <m:t>2</m:t>
-            </m:r>
-          </m:sup>
-        </m:sSup>
-      </m:oMath>
-      <w:r>
-        <w:t xml:space="preserve"> </w:t>
-      </w:r>
-      <w:r>
-        <w:t xml:space="preserve">on this 10-seed rerun but only</w:t>
-      </w:r>
-      <w:r>
-        <w:t xml:space="preserve"> </w:t>
-      </w:r>
-      <m:oMath>
-        <m:r>
-          <m:t>1.87</m:t>
-        </m:r>
-      </m:oMath>
-      <w:r>
-        <w:t xml:space="preserve"> </w:t>
-      </w:r>
-      <w:r>
-        <w:t xml:space="preserve">on the canonical 20-seed grid; the two</w:t>
-      </w:r>
-      <w:r>
-        <w:t xml:space="preserve"> </w:t>
-      </w:r>
-      <w:r>
-        <w:t xml:space="preserve">disagree by about</w:t>
-      </w:r>
-      <w:r>
-        <w:t xml:space="preserve"> </w:t>
-      </w:r>
-      <m:oMath>
-        <m:r>
-          <m:t>1</m:t>
-        </m:r>
-      </m:oMath>
-      <w:r>
-        <w:t xml:space="preserve"> </w:t>
-      </w:r>
-      <w:r>
-        <w:t xml:space="preserve">EUR m</w:t>
-      </w:r>
-      <m:oMath>
-        <m:sSup>
-          <m:e>
-            <m:r>
-              <m:t>​</m:t>
-            </m:r>
-          </m:e>
-          <m:sup>
-            <m:r>
-              <m:rPr>
-                <m:sty m:val="p"/>
-              </m:rPr>
-              <m:t>−</m:t>
-            </m:r>
-            <m:r>
-              <m:t>2</m:t>
-            </m:r>
-          </m:sup>
-        </m:sSup>
-      </m:oMath>
-      <w:r>
-        <w:t xml:space="preserve"> </w:t>
-      </w:r>
-      <w:r>
-        <w:t xml:space="preserve">even on matched seeds at the two lowest thresholds, so</w:t>
-      </w:r>
-      <w:r>
-        <w:t xml:space="preserve"> </w:t>
-      </w:r>
-      <w:r>
-        <w:t xml:space="preserve">the span of this factor is not well determined and only the direction should be relied on.</w:t>
-      </w:r>
-      <w:r>
-        <w:t xml:space="preserve"> </w:t>
-      </w:r>
-      <w:r>
-        <w:t xml:space="preserve">Violations rise by half between the extreme levels (6167 at threshold</w:t>
-      </w:r>
-      <w:r>
-        <w:t xml:space="preserve"> </w:t>
-      </w:r>
-      <m:oMath>
-        <m:r>
-          <m:t>0.01</m:t>
-        </m:r>
-      </m:oMath>
-      <w:r>
-        <w:t xml:space="preserve"> </w:t>
-      </w:r>
-      <w:r>
-        <w:t xml:space="preserve">against 9570</w:t>
-      </w:r>
-      <w:r>
-        <w:t xml:space="preserve"> </w:t>
-      </w:r>
-      <w:r>
-        <w:t xml:space="preserve">at</w:t>
-      </w:r>
-      <w:r>
-        <w:t xml:space="preserve"> </w:t>
-      </w:r>
-      <m:oMath>
-        <m:r>
-          <m:t>0.20</m:t>
-        </m:r>
-      </m:oMath>
-      <w:r>
-        <w:t xml:space="preserve">) but</w:t>
-      </w:r>
-      <w:r>
-        <w:t xml:space="preserve"> </w:t>
-      </w:r>
-      <w:r>
-        <w:rPr>
-          <w:i/>
-          <w:iCs/>
-        </w:rPr>
-        <w:t xml:space="preserve">not</w:t>
-      </w:r>
-      <w:r>
-        <w:t xml:space="preserve"> </w:t>
-      </w:r>
-      <w:r>
-        <w:t xml:space="preserve">monotonically: the</w:t>
-      </w:r>
-      <w:r>
-        <w:t xml:space="preserve"> </w:t>
-      </w:r>
-      <m:oMath>
-        <m:r>
-          <m:t>0.05</m:t>
-        </m:r>
-      </m:oMath>
-      <w:r>
-        <w:t xml:space="preserve"> </w:t>
-      </w:r>
-      <w:r>
-        <w:t xml:space="preserve">level, at which the boiler term is lost</w:t>
-      </w:r>
-      <w:r>
-        <w:t xml:space="preserve"> </w:t>
-      </w:r>
-      <w:r>
-        <w:t xml:space="preserve">in 9 of 10 seeds, has the fewest violations of the four (5155), and the canonical grid</w:t>
-      </w:r>
-      <w:r>
-        <w:t xml:space="preserve"> </w:t>
-      </w:r>
-      <w:r>
-        <w:t xml:space="preserve">reproduces that dip (6263, 5423, 8440, 9219). Varying the horizon spans</w:t>
-      </w:r>
-      <w:r>
-        <w:t xml:space="preserve"> </w:t>
-      </w:r>
-      <m:oMath>
-        <m:r>
-          <m:t>4.76</m:t>
-        </m:r>
-      </m:oMath>
-      <w:r>
-        <w:t xml:space="preserve">–</w:t>
-      </w:r>
-      <m:oMath>
-        <m:r>
-          <m:t>5.21</m:t>
-        </m:r>
-      </m:oMath>
-      <w:r>
-        <w:t xml:space="preserve">.</w:t>
-      </w:r>
-    </w:p>
-    <w:p>
-      <w:pPr>
-        <w:pStyle w:val="BodyText"/>
-      </w:pPr>
-      <w:r>
-        <w:t xml:space="preserve">Re-scoring the recorded physical quantities over a</w:t>
-      </w:r>
-      <w:r>
-        <w:t xml:space="preserve"> </w:t>
-      </w:r>
-      <m:oMath>
-        <m:r>
-          <m:t>3</m:t>
-        </m:r>
-        <m:r>
-          <m:rPr>
-            <m:sty m:val="p"/>
-          </m:rPr>
-          <m:t>×</m:t>
-        </m:r>
-        <m:r>
-          <m:t>3</m:t>
-        </m:r>
-      </m:oMath>
-      <w:r>
-        <w:t xml:space="preserve"> </w:t>
-      </w:r>
-      <w:r>
-        <w:t xml:space="preserve">price grid (fruit price</w:t>
-      </w:r>
-      <w:r>
-        <w:t xml:space="preserve"> </w:t>
-      </w:r>
-      <m:oMath>
-        <m:r>
-          <m:rPr>
-            <m:sty m:val="p"/>
-          </m:rPr>
-          <m:t>×</m:t>
-        </m:r>
-      </m:oMath>
-      <w:r>
-        <w:t xml:space="preserve"> </w:t>
-      </w:r>
-      <w:r>
-        <w:t xml:space="preserve">energy scale, each spanning a factor of four) yields per-controller spans of</w:t>
-      </w:r>
-      <w:r>
-        <w:t xml:space="preserve"> </w:t>
-      </w:r>
-      <m:oMath>
-        <m:r>
-          <m:t>31.5</m:t>
-        </m:r>
-      </m:oMath>
-      <w:r>
-        <w:t xml:space="preserve"> </w:t>
-      </w:r>
-      <w:r>
-        <w:t xml:space="preserve">to</w:t>
-      </w:r>
-      <w:r>
-        <w:t xml:space="preserve"> </w:t>
-      </w:r>
-      <m:oMath>
-        <m:r>
-          <m:t>50.2</m:t>
-        </m:r>
-      </m:oMath>
-      <w:r>
-        <w:t xml:space="preserve"> </w:t>
-      </w:r>
-      <w:r>
-        <w:t xml:space="preserve">EUR m</w:t>
-      </w:r>
-      <m:oMath>
-        <m:sSup>
-          <m:e>
-            <m:r>
-              <m:t>​</m:t>
-            </m:r>
-          </m:e>
-          <m:sup>
-            <m:r>
-              <m:rPr>
-                <m:sty m:val="p"/>
-              </m:rPr>
-              <m:t>−</m:t>
-            </m:r>
-            <m:r>
-              <m:t>2</m:t>
-            </m:r>
-          </m:sup>
-        </m:sSup>
-      </m:oMath>
-      <w:r>
-        <w:t xml:space="preserve">, median</w:t>
-      </w:r>
-      <w:r>
-        <w:t xml:space="preserve"> </w:t>
-      </w:r>
-      <m:oMath>
-        <m:r>
-          <m:t>38.3</m:t>
-        </m:r>
-      </m:oMath>
-      <w:r>
-        <w:t xml:space="preserve">. Prices therefore dominate design parameters</w:t>
-      </w:r>
-      <w:r>
-        <w:t xml:space="preserve"> </w:t>
-      </w:r>
-      <w:r>
-        <w:t xml:space="preserve">numerically, but the axes are not commensurable — a factor of four in prices against</w:t>
-      </w:r>
-      <w:r>
-        <w:t xml:space="preserve"> </w:t>
-      </w:r>
-      <m:oMath>
-        <m:r>
-          <m:rPr>
-            <m:sty m:val="p"/>
-          </m:rPr>
-          <m:t>±</m:t>
-        </m:r>
-        <m:r>
-          <m:t>20</m:t>
-        </m:r>
-        <m:r>
-          <m:t> </m:t>
-        </m:r>
-        <m:r>
-          <m:rPr>
-            <m:sty m:val="p"/>
-          </m:rPr>
-          <m:t>%</m:t>
-        </m:r>
-      </m:oMath>
-      <w:r>
-        <w:t xml:space="preserve"> </w:t>
-      </w:r>
-      <w:r>
-        <w:t xml:space="preserve">on coefficients — and no claim that</w:t>
-      </w:r>
-      <w:r>
-        <w:t xml:space="preserve"> </w:t>
-      </w:r>
-      <w:r>
-        <w:t xml:space="preserve">“prices matter more than design”</w:t>
-      </w:r>
-      <w:r>
-        <w:t xml:space="preserve"> </w:t>
-      </w:r>
-      <w:r>
-        <w:t xml:space="preserve">is</w:t>
-      </w:r>
-      <w:r>
-        <w:t xml:space="preserve"> </w:t>
-      </w:r>
-      <w:r>
-        <w:t xml:space="preserve">supportable from this comparison. What is supportable is that the ranking is not</w:t>
-      </w:r>
-      <w:r>
-        <w:t xml:space="preserve"> </w:t>
-      </w:r>
-      <w:r>
-        <w:t xml:space="preserve">price-invariant either: two distinct controllers win across the nine price points (the</w:t>
-      </w:r>
-      <w:r>
-        <w:t xml:space="preserve"> </w:t>
-      </w:r>
-      <w:r>
-        <w:t xml:space="preserve">heuristic at six, a re-identified SINDy variant at three). This last statement carries an</w:t>
-      </w:r>
-      <w:r>
-        <w:t xml:space="preserve"> </w:t>
-      </w:r>
-      <w:r>
-        <w:t xml:space="preserve">important restriction: the price grid was re-scored only for the ten controllers of the</w:t>
-      </w:r>
-      <w:r>
-        <w:t xml:space="preserve"> </w:t>
-      </w:r>
-      <w:r>
-        <w:t xml:space="preserve">canonical wave, and</w:t>
-      </w:r>
-      <w:r>
-        <w:t xml:space="preserve"> </w:t>
-      </w:r>
-      <w:r>
-        <w:rPr>
-          <w:i/>
-          <w:iCs/>
-        </w:rPr>
-        <w:t xml:space="preserve">neither raw-library controller is in it</w:t>
-      </w:r>
-      <w:r>
-        <w:t xml:space="preserve">. The price sensitivity</w:t>
-      </w:r>
-      <w:r>
-        <w:t xml:space="preserve"> </w:t>
-      </w:r>
-      <w:r>
-        <w:t xml:space="preserve">of the leading controller of Table </w:t>
+        <w:t xml:space="preserve">that non-monotonicity is unreproduced rather than refuted. The coefficient-sensitivity</w:t>
+      </w:r>
+      <w:r>
+        <w:t xml:space="preserve"> </w:t>
+      </w:r>
+      <w:r>
+        <w:t xml:space="preserve">span is several times larger than the mean differences among the leading controllers in</w:t>
+      </w:r>
+      <w:r>
+        <w:t xml:space="preserve"> </w:t>
+      </w:r>
+      <w:r>
+        <w:t xml:space="preserve">Table </w:t>
       </w:r>
       <w:hyperlink w:anchor="tab:main">
         <w:r>
@@ -37919,16 +36560,211 @@
         </w:r>
       </w:hyperlink>
       <w:r>
-        <w:t xml:space="preserve"> </w:t>
-      </w:r>
-      <w:r>
-        <w:t xml:space="preserve">has therefore not been measured, and the</w:t>
-      </w:r>
-      <w:r>
-        <w:t xml:space="preserve"> </w:t>
-      </w:r>
-      <w:r>
-        <w:t xml:space="preserve">nine-point winner counts must not be read as a re-ranking of the main comparison.</w:t>
+        <w:t xml:space="preserve">. Varying the sparsity threshold of the same controller spans</w:t>
+      </w:r>
+      <w:r>
+        <w:t xml:space="preserve"> </w:t>
+      </w:r>
+      <m:oMath>
+        <m:r>
+          <m:t>5.00</m:t>
+        </m:r>
+      </m:oMath>
+      <w:r>
+        <w:t xml:space="preserve"> </w:t>
+      </w:r>
+      <w:r>
+        <w:t xml:space="preserve">EUR m</w:t>
+      </w:r>
+      <m:oMath>
+        <m:sSup>
+          <m:e>
+            <m:r>
+              <m:t>​</m:t>
+            </m:r>
+          </m:e>
+          <m:sup>
+            <m:r>
+              <m:rPr>
+                <m:sty m:val="p"/>
+              </m:rPr>
+              <m:t>−</m:t>
+            </m:r>
+            <m:r>
+              <m:t>2</m:t>
+            </m:r>
+          </m:sup>
+        </m:sSup>
+      </m:oMath>
+      <w:r>
+        <w:t xml:space="preserve"> </w:t>
+      </w:r>
+      <w:r>
+        <w:t xml:space="preserve">on this 10-seed rerun but only</w:t>
+      </w:r>
+      <w:r>
+        <w:t xml:space="preserve"> </w:t>
+      </w:r>
+      <m:oMath>
+        <m:r>
+          <m:t>1.87</m:t>
+        </m:r>
+      </m:oMath>
+      <w:r>
+        <w:t xml:space="preserve"> </w:t>
+      </w:r>
+      <w:r>
+        <w:t xml:space="preserve">on the canonical 20-seed grid; the two</w:t>
+      </w:r>
+      <w:r>
+        <w:t xml:space="preserve"> </w:t>
+      </w:r>
+      <w:r>
+        <w:t xml:space="preserve">disagree by about</w:t>
+      </w:r>
+      <w:r>
+        <w:t xml:space="preserve"> </w:t>
+      </w:r>
+      <m:oMath>
+        <m:r>
+          <m:t>1</m:t>
+        </m:r>
+      </m:oMath>
+      <w:r>
+        <w:t xml:space="preserve"> </w:t>
+      </w:r>
+      <w:r>
+        <w:t xml:space="preserve">EUR m</w:t>
+      </w:r>
+      <m:oMath>
+        <m:sSup>
+          <m:e>
+            <m:r>
+              <m:t>​</m:t>
+            </m:r>
+          </m:e>
+          <m:sup>
+            <m:r>
+              <m:rPr>
+                <m:sty m:val="p"/>
+              </m:rPr>
+              <m:t>−</m:t>
+            </m:r>
+            <m:r>
+              <m:t>2</m:t>
+            </m:r>
+          </m:sup>
+        </m:sSup>
+      </m:oMath>
+      <w:r>
+        <w:t xml:space="preserve"> </w:t>
+      </w:r>
+      <w:r>
+        <w:t xml:space="preserve">even on matched seeds at the two lowest thresholds, so</w:t>
+      </w:r>
+      <w:r>
+        <w:t xml:space="preserve"> </w:t>
+      </w:r>
+      <w:r>
+        <w:t xml:space="preserve">the span of this factor is not well determined and only the direction should be relied on.</w:t>
+      </w:r>
+      <w:r>
+        <w:t xml:space="preserve"> </w:t>
+      </w:r>
+      <w:r>
+        <w:t xml:space="preserve">Violations rise by half between the extreme levels (6167 at threshold</w:t>
+      </w:r>
+      <w:r>
+        <w:t xml:space="preserve"> </w:t>
+      </w:r>
+      <m:oMath>
+        <m:r>
+          <m:t>0.01</m:t>
+        </m:r>
+      </m:oMath>
+      <w:r>
+        <w:t xml:space="preserve"> </w:t>
+      </w:r>
+      <w:r>
+        <w:t xml:space="preserve">against 9570</w:t>
+      </w:r>
+      <w:r>
+        <w:t xml:space="preserve"> </w:t>
+      </w:r>
+      <w:r>
+        <w:t xml:space="preserve">at</w:t>
+      </w:r>
+      <w:r>
+        <w:t xml:space="preserve"> </w:t>
+      </w:r>
+      <m:oMath>
+        <m:r>
+          <m:t>0.20</m:t>
+        </m:r>
+      </m:oMath>
+      <w:r>
+        <w:t xml:space="preserve">) but</w:t>
+      </w:r>
+      <w:r>
+        <w:t xml:space="preserve"> </w:t>
+      </w:r>
+      <w:r>
+        <w:rPr>
+          <w:i/>
+          <w:iCs/>
+        </w:rPr>
+        <w:t xml:space="preserve">not</w:t>
+      </w:r>
+      <w:r>
+        <w:t xml:space="preserve"> </w:t>
+      </w:r>
+      <w:r>
+        <w:t xml:space="preserve">monotonically: the</w:t>
+      </w:r>
+      <w:r>
+        <w:t xml:space="preserve"> </w:t>
+      </w:r>
+      <m:oMath>
+        <m:r>
+          <m:t>0.05</m:t>
+        </m:r>
+      </m:oMath>
+      <w:r>
+        <w:t xml:space="preserve"> </w:t>
+      </w:r>
+      <w:r>
+        <w:t xml:space="preserve">level, at which the boiler term is lost</w:t>
+      </w:r>
+      <w:r>
+        <w:t xml:space="preserve"> </w:t>
+      </w:r>
+      <w:r>
+        <w:t xml:space="preserve">in 9 of 10 seeds, has the fewest violations of the four (5155), and the canonical grid</w:t>
+      </w:r>
+      <w:r>
+        <w:t xml:space="preserve"> </w:t>
+      </w:r>
+      <w:r>
+        <w:t xml:space="preserve">reproduces that dip (6263, 5423, 8440, 9219). Varying the horizon spans</w:t>
+      </w:r>
+      <w:r>
+        <w:t xml:space="preserve"> </w:t>
+      </w:r>
+      <m:oMath>
+        <m:r>
+          <m:t>4.76</m:t>
+        </m:r>
+      </m:oMath>
+      <w:r>
+        <w:t xml:space="preserve">–</w:t>
+      </w:r>
+      <m:oMath>
+        <m:r>
+          <m:t>5.21</m:t>
+        </m:r>
+      </m:oMath>
+      <w:r>
+        <w:t xml:space="preserve">.</w:t>
       </w:r>
     </w:p>
     <w:p>
@@ -37936,25 +36772,186 @@
         <w:pStyle w:val="BodyText"/>
       </w:pPr>
       <w:r>
-        <w:t xml:space="preserve">One provenance defect must be disclosed here. The supporting harness that generates the</w:t>
-      </w:r>
-      <w:r>
-        <w:t xml:space="preserve"> </w:t>
-      </w:r>
-      <w:r>
-        <w:t xml:space="preserve">design and sensitivity blocks hard-codes the original objective in every rollout call; the</w:t>
-      </w:r>
-      <w:r>
-        <w:t xml:space="preserve"> </w:t>
-      </w:r>
-      <w:r>
-        <w:t xml:space="preserve">objective flag is consumed only by the main and mechanism blocks, so the reruns stored</w:t>
-      </w:r>
-      <w:r>
-        <w:t xml:space="preserve"> </w:t>
-      </w:r>
-      <w:r>
-        <w:t xml:space="preserve">under a priced label in this block are</w:t>
+        <w:t xml:space="preserve">Re-scoring the recorded physical quantities over a</w:t>
+      </w:r>
+      <w:r>
+        <w:t xml:space="preserve"> </w:t>
+      </w:r>
+      <m:oMath>
+        <m:r>
+          <m:t>3</m:t>
+        </m:r>
+        <m:r>
+          <m:rPr>
+            <m:sty m:val="p"/>
+          </m:rPr>
+          <m:t>×</m:t>
+        </m:r>
+        <m:r>
+          <m:t>3</m:t>
+        </m:r>
+      </m:oMath>
+      <w:r>
+        <w:t xml:space="preserve"> </w:t>
+      </w:r>
+      <w:r>
+        <w:t xml:space="preserve">price grid (fruit price</w:t>
+      </w:r>
+      <w:r>
+        <w:t xml:space="preserve"> </w:t>
+      </w:r>
+      <m:oMath>
+        <m:r>
+          <m:rPr>
+            <m:sty m:val="p"/>
+          </m:rPr>
+          <m:t>×</m:t>
+        </m:r>
+      </m:oMath>
+      <w:r>
+        <w:t xml:space="preserve"> </w:t>
+      </w:r>
+      <w:r>
+        <w:t xml:space="preserve">energy scale, each spanning a factor of four) yields per-controller spans of</w:t>
+      </w:r>
+      <w:r>
+        <w:t xml:space="preserve"> </w:t>
+      </w:r>
+      <m:oMath>
+        <m:r>
+          <m:t>31.5</m:t>
+        </m:r>
+      </m:oMath>
+      <w:r>
+        <w:t xml:space="preserve"> </w:t>
+      </w:r>
+      <w:r>
+        <w:t xml:space="preserve">to</w:t>
+      </w:r>
+      <w:r>
+        <w:t xml:space="preserve"> </w:t>
+      </w:r>
+      <m:oMath>
+        <m:r>
+          <m:t>50.2</m:t>
+        </m:r>
+      </m:oMath>
+      <w:r>
+        <w:t xml:space="preserve"> </w:t>
+      </w:r>
+      <w:r>
+        <w:t xml:space="preserve">EUR m</w:t>
+      </w:r>
+      <m:oMath>
+        <m:sSup>
+          <m:e>
+            <m:r>
+              <m:t>​</m:t>
+            </m:r>
+          </m:e>
+          <m:sup>
+            <m:r>
+              <m:rPr>
+                <m:sty m:val="p"/>
+              </m:rPr>
+              <m:t>−</m:t>
+            </m:r>
+            <m:r>
+              <m:t>2</m:t>
+            </m:r>
+          </m:sup>
+        </m:sSup>
+      </m:oMath>
+      <w:r>
+        <w:t xml:space="preserve">, median</w:t>
+      </w:r>
+      <w:r>
+        <w:t xml:space="preserve"> </w:t>
+      </w:r>
+      <m:oMath>
+        <m:r>
+          <m:t>38.3</m:t>
+        </m:r>
+      </m:oMath>
+      <w:r>
+        <w:t xml:space="preserve">. Prices therefore dominate design parameters</w:t>
+      </w:r>
+      <w:r>
+        <w:t xml:space="preserve"> </w:t>
+      </w:r>
+      <w:r>
+        <w:t xml:space="preserve">numerically, but the axes are not commensurable — a factor of four in prices against</w:t>
+      </w:r>
+      <w:r>
+        <w:t xml:space="preserve"> </w:t>
+      </w:r>
+      <m:oMath>
+        <m:r>
+          <m:rPr>
+            <m:sty m:val="p"/>
+          </m:rPr>
+          <m:t>±</m:t>
+        </m:r>
+        <m:r>
+          <m:t>20</m:t>
+        </m:r>
+        <m:r>
+          <m:t> </m:t>
+        </m:r>
+        <m:r>
+          <m:rPr>
+            <m:sty m:val="p"/>
+          </m:rPr>
+          <m:t>%</m:t>
+        </m:r>
+      </m:oMath>
+      <w:r>
+        <w:t xml:space="preserve"> </w:t>
+      </w:r>
+      <w:r>
+        <w:t xml:space="preserve">on coefficients — and no claim that</w:t>
+      </w:r>
+      <w:r>
+        <w:t xml:space="preserve"> </w:t>
+      </w:r>
+      <w:r>
+        <w:t xml:space="preserve">“prices matter more than design”</w:t>
+      </w:r>
+      <w:r>
+        <w:t xml:space="preserve"> </w:t>
+      </w:r>
+      <w:r>
+        <w:t xml:space="preserve">is</w:t>
+      </w:r>
+      <w:r>
+        <w:t xml:space="preserve"> </w:t>
+      </w:r>
+      <w:r>
+        <w:t xml:space="preserve">supportable from this comparison. What is supportable is that the ranking is not</w:t>
+      </w:r>
+      <w:r>
+        <w:t xml:space="preserve"> </w:t>
+      </w:r>
+      <w:r>
+        <w:t xml:space="preserve">price-invariant either: two distinct controllers win across the nine price points (the</w:t>
+      </w:r>
+      <w:r>
+        <w:t xml:space="preserve"> </w:t>
+      </w:r>
+      <w:r>
+        <w:t xml:space="preserve">heuristic at six, a re-identified SINDy variant at three). This last statement carries an</w:t>
+      </w:r>
+      <w:r>
+        <w:t xml:space="preserve"> </w:t>
+      </w:r>
+      <w:r>
+        <w:t xml:space="preserve">important restriction: the price grid was re-scored only for the ten controllers of the</w:t>
+      </w:r>
+      <w:r>
+        <w:t xml:space="preserve"> </w:t>
+      </w:r>
+      <w:r>
+        <w:t xml:space="preserve">canonical wave, and</w:t>
       </w:r>
       <w:r>
         <w:t xml:space="preserve"> </w:t>
@@ -37964,19 +36961,74 @@
           <w:i/>
           <w:iCs/>
         </w:rPr>
-        <w:t xml:space="preserve">not</w:t>
-      </w:r>
-      <w:r>
-        <w:t xml:space="preserve"> </w:t>
-      </w:r>
-      <w:r>
-        <w:t xml:space="preserve">priced. The evidence is direct rather</w:t>
-      </w:r>
-      <w:r>
-        <w:t xml:space="preserve"> </w:t>
-      </w:r>
-      <w:r>
-        <w:t xml:space="preserve">than inferential. The mechanism sparsity sweep and the design threshold factor fit the same</w:t>
+        <w:t xml:space="preserve">neither raw-library controller is in it</w:t>
+      </w:r>
+      <w:r>
+        <w:t xml:space="preserve">. The price sensitivity</w:t>
+      </w:r>
+      <w:r>
+        <w:t xml:space="preserve"> </w:t>
+      </w:r>
+      <w:r>
+        <w:t xml:space="preserve">of the leading controller of Table </w:t>
+      </w:r>
+      <w:hyperlink w:anchor="tab:main">
+        <w:r>
+          <w:rPr>
+            <w:rStyle w:val="Hyperlink"/>
+          </w:rPr>
+          <w:t xml:space="preserve">6</w:t>
+        </w:r>
+      </w:hyperlink>
+      <w:r>
+        <w:t xml:space="preserve"> </w:t>
+      </w:r>
+      <w:r>
+        <w:t xml:space="preserve">has therefore not been measured, and the</w:t>
+      </w:r>
+      <w:r>
+        <w:t xml:space="preserve"> </w:t>
+      </w:r>
+      <w:r>
+        <w:t xml:space="preserve">nine-point winner counts must not be read as a re-ranking of the main comparison.</w:t>
+      </w:r>
+    </w:p>
+    <w:p>
+      <w:pPr>
+        <w:pStyle w:val="BodyText"/>
+      </w:pPr>
+      <w:r>
+        <w:t xml:space="preserve">An objective-scope audit established that the supporting harness for the design and</w:t>
+      </w:r>
+      <w:r>
+        <w:t xml:space="preserve"> </w:t>
+      </w:r>
+      <w:r>
+        <w:t xml:space="preserve">sensitivity blocks uses the default objective in every rollout call. The objective flag is</w:t>
+      </w:r>
+      <w:r>
+        <w:t xml:space="preserve"> </w:t>
+      </w:r>
+      <w:r>
+        <w:t xml:space="preserve">consumed only by the main and mechanism blocks; consequently, a directory label containing</w:t>
+      </w:r>
+      <w:r>
+        <w:t xml:space="preserve"> </w:t>
+      </w:r>
+      <w:r>
+        <w:t xml:space="preserve">“priced”</w:t>
+      </w:r>
+      <w:r>
+        <w:t xml:space="preserve"> </w:t>
+      </w:r>
+      <w:r>
+        <w:t xml:space="preserve">does not make these particular reruns price-aligned, and they are reported here</w:t>
+      </w:r>
+      <w:r>
+        <w:t xml:space="preserve"> </w:t>
+      </w:r>
+      <w:r>
+        <w:t xml:space="preserve">only as default-objective results. The mechanism sparsity sweep and the design threshold factor fit the same</w:t>
       </w:r>
       <w:r>
         <w:t xml:space="preserve"> </w:t>
@@ -38990,7 +38042,13 @@
         <w:pStyle w:val="ImageCaption"/>
       </w:pPr>
       <w:r>
-        <w:t xml:space="preserve">Sensitivity of the seasonal margin. (</w:t>
+        <w:t xml:space="preserve">Sensitivity of the simulated seasonal margin.</w:t>
+      </w:r>
+      <w:r>
+        <w:t xml:space="preserve"> </w:t>
+      </w:r>
+      <w:r>
+        <w:t xml:space="preserve">(</w:t>
       </w:r>
       <w:r>
         <w:rPr>
@@ -39000,122 +38058,39 @@
         <w:t xml:space="preserve">a</w:t>
       </w:r>
       <w:r>
-        <w:t xml:space="preserve">) Run-level margin under</w:t>
-      </w:r>
-      <w:r>
-        <w:t xml:space="preserve"> </w:t>
-      </w:r>
-      <w:r>
-        <w:t xml:space="preserve">multiplicative perturbation of the identified coefficients, season 2020, 40 runs per</w:t>
-      </w:r>
-      <w:r>
-        <w:t xml:space="preserve"> </w:t>
-      </w:r>
-      <w:r>
-        <w:t xml:space="preserve">level; the heavy tick is the median, the open symbol the mean, and early terminations are</w:t>
-      </w:r>
-      <w:r>
-        <w:t xml:space="preserve"> </w:t>
-      </w:r>
-      <w:r>
-        <w:t xml:space="preserve">counted per level. The mean falls by</w:t>
-      </w:r>
-      <w:r>
-        <w:t xml:space="preserve"> </w:t>
-      </w:r>
-      <m:oMath>
-        <m:r>
-          <m:t>12.2</m:t>
-        </m:r>
-      </m:oMath>
-      <w:r>
-        <w:t xml:space="preserve"> EUR m</w:t>
-      </w:r>
-      <m:oMath>
-        <m:sSup>
-          <m:e>
-            <m:r>
-              <m:t>​</m:t>
-            </m:r>
-          </m:e>
-          <m:sup>
-            <m:r>
-              <m:rPr>
-                <m:sty m:val="p"/>
-              </m:rPr>
-              <m:t>−</m:t>
-            </m:r>
-            <m:r>
-              <m:t>2</m:t>
-            </m:r>
-          </m:sup>
-        </m:sSup>
-      </m:oMath>
-      <w:r>
-        <w:t xml:space="preserve"> </w:t>
-      </w:r>
-      <w:r>
-        <w:t xml:space="preserve">across the grid while the median</w:t>
-      </w:r>
-      <w:r>
-        <w:t xml:space="preserve"> </w:t>
-      </w:r>
-      <w:r>
-        <w:t xml:space="preserve">falls by</w:t>
-      </w:r>
-      <w:r>
-        <w:t xml:space="preserve"> </w:t>
-      </w:r>
-      <m:oMath>
-        <m:r>
-          <m:t>5.7</m:t>
-        </m:r>
-      </m:oMath>
-      <w:r>
-        <w:t xml:space="preserve">: the degradation is a growing minority of catastrophic runs rather than a</w:t>
-      </w:r>
-      <w:r>
-        <w:t xml:space="preserve"> </w:t>
-      </w:r>
-      <w:r>
-        <w:t xml:space="preserve">uniform decline.</w:t>
-      </w:r>
-      <w:r>
-        <w:t xml:space="preserve"> </w:t>
-      </w:r>
-      <w:r>
-        <w:rPr>
-          <w:b/>
-          <w:bCs/>
-        </w:rPr>
-        <w:t xml:space="preserve">This panel is a default-objective result</w:t>
-      </w:r>
-      <w:r>
-        <w:t xml:space="preserve"> </w:t>
-      </w:r>
-      <w:r>
-        <w:t xml:space="preserve">— the supporting</w:t>
-      </w:r>
-      <w:r>
-        <w:t xml:space="preserve"> </w:t>
-      </w:r>
-      <w:r>
-        <w:t xml:space="preserve">harness hard-codes the original stage cost, so the directory name</w:t>
-      </w:r>
-      <w:r>
-        <w:t xml:space="preserve"> </w:t>
-      </w:r>
-      <w:r>
-        <w:rPr>
-          <w:rStyle w:val="VerbatimChar"/>
-        </w:rPr>
-        <w:t xml:space="preserve">priced_design/</w:t>
-      </w:r>
-      <w:r>
-        <w:t xml:space="preserve"> </w:t>
-      </w:r>
-      <w:r>
-        <w:t xml:space="preserve">is a misnomer. (</w:t>
+        <w:t xml:space="preserve">) Run-level response to coefficient perturbation under the default objective;</w:t>
+      </w:r>
+      <w:r>
+        <w:t xml:space="preserve"> </w:t>
+      </w:r>
+      <w:r>
+        <w:t xml:space="preserve">the heavy tick is the median and the open circle the mean (</w:t>
+      </w:r>
+      <m:oMath>
+        <m:r>
+          <m:t>n</m:t>
+        </m:r>
+        <m:r>
+          <m:rPr>
+            <m:sty m:val="p"/>
+          </m:rPr>
+          <m:t>=</m:t>
+        </m:r>
+        <m:r>
+          <m:t>40</m:t>
+        </m:r>
+      </m:oMath>
+      <w:r>
+        <w:t xml:space="preserve"> </w:t>
+      </w:r>
+      <w:r>
+        <w:t xml:space="preserve">per level).</w:t>
+      </w:r>
+      <w:r>
+        <w:t xml:space="preserve"> </w:t>
+      </w:r>
+      <w:r>
+        <w:t xml:space="preserve">(</w:t>
       </w:r>
       <w:r>
         <w:rPr>
@@ -39125,135 +38100,47 @@
         <w:t xml:space="preserve">b</w:t>
       </w:r>
       <w:r>
-        <w:t xml:space="preserve">) Margin over a nine-cell grid of fruit</w:t>
-      </w:r>
-      <w:r>
-        <w:t xml:space="preserve"> </w:t>
-      </w:r>
-      <w:r>
-        <w:t xml:space="preserve">price</w:t>
-      </w:r>
-      <w:r>
-        <w:t xml:space="preserve"> </w:t>
-      </w:r>
-      <m:oMath>
+        <w:t xml:space="preserve">) Re-scoring of fixed trajectories over a</w:t>
+      </w:r>
+      <w:r>
+        <w:t xml:space="preserve"> </w:t>
+      </w:r>
+      <m:oMath>
+        <m:r>
+          <m:t>3</m:t>
+        </m:r>
         <m:r>
           <m:rPr>
             <m:sty m:val="p"/>
           </m:rPr>
           <m:t>×</m:t>
         </m:r>
-      </m:oMath>
-      <w:r>
-        <w:t xml:space="preserve"> </w:t>
-      </w:r>
-      <w:r>
-        <w:t xml:space="preserve">energy scale. The grid</w:t>
-      </w:r>
-      <w:r>
-        <w:t xml:space="preserve"> </w:t>
-      </w:r>
-      <w:r>
-        <w:rPr>
-          <w:i/>
-          <w:iCs/>
-        </w:rPr>
-        <w:t xml:space="preserve">re-scores</w:t>
-      </w:r>
-      <w:r>
-        <w:t xml:space="preserve"> </w:t>
-      </w:r>
-      <w:r>
-        <w:t xml:space="preserve">fixed trajectories rather than</w:t>
-      </w:r>
-      <w:r>
-        <w:t xml:space="preserve"> </w:t>
-      </w:r>
-      <w:r>
-        <w:t xml:space="preserve">re-optimising them, and covers only the ten canonical-wave controllers:</w:t>
-      </w:r>
-      <w:r>
-        <w:t xml:space="preserve"> </w:t>
-      </w:r>
-      <w:r>
-        <w:rPr>
-          <w:b/>
-          <w:bCs/>
-        </w:rPr>
-        <w:t xml:space="preserve">neither</w:t>
-      </w:r>
-      <w:r>
-        <w:rPr>
-          <w:b/>
-          <w:bCs/>
-        </w:rPr>
-        <w:t xml:space="preserve"> </w:t>
-      </w:r>
-      <w:r>
-        <w:rPr>
-          <w:b/>
-          <w:bCs/>
-        </w:rPr>
-        <w:t xml:space="preserve">raw-library controller appears in it</w:t>
-      </w:r>
-      <w:r>
-        <w:t xml:space="preserve">, so it does not test the ranking reported here.</w:t>
-      </w:r>
-      <w:r>
-        <w:t xml:space="preserve"> </w:t>
-      </w:r>
-      <w:r>
-        <w:t xml:space="preserve">Data:</w:t>
-      </w:r>
-      <w:r>
-        <w:t xml:space="preserve"> </w:t>
-      </w:r>
-      <w:r>
-        <w:rPr>
-          <w:rStyle w:val="VerbatimChar"/>
-        </w:rPr>
-        <w:t xml:space="preserve">regen/results/priced_design/</w:t>
-      </w:r>
-      <w:r>
-        <w:t xml:space="preserve"> </w:t>
-      </w:r>
-      <w:r>
-        <w:t xml:space="preserve">(</w:t>
-      </w:r>
-      <w:r>
-        <w:rPr>
-          <w:b/>
-          <w:bCs/>
-        </w:rPr>
-        <w:t xml:space="preserve">a</w:t>
-      </w:r>
-      <w:r>
-        <w:t xml:space="preserve">) and</w:t>
-      </w:r>
-      <w:r>
-        <w:t xml:space="preserve"> </w:t>
-      </w:r>
-      <w:r>
-        <w:rPr>
-          <w:rStyle w:val="VerbatimChar"/>
-        </w:rPr>
-        <w:t xml:space="preserve">regen/results/final/main.csv</w:t>
-      </w:r>
-      <w:r>
-        <w:t xml:space="preserve"> </w:t>
-      </w:r>
-      <w:r>
-        <w:t xml:space="preserve">(</w:t>
-      </w:r>
-      <w:r>
-        <w:rPr>
-          <w:b/>
-          <w:bCs/>
-        </w:rPr>
-        <w:t xml:space="preserve">b</w:t>
-      </w:r>
-      <w:r>
-        <w:t xml:space="preserve">).</w:t>
+        <m:r>
+          <m:t>3</m:t>
+        </m:r>
+      </m:oMath>
+      <w:r>
+        <w:t xml:space="preserve"> </w:t>
+      </w:r>
+      <w:r>
+        <w:t xml:space="preserve">fruit-price</w:t>
+      </w:r>
+      <w:r>
+        <w:t xml:space="preserve"> </w:t>
+      </w:r>
+      <m:oMath>
+        <m:r>
+          <m:rPr>
+            <m:sty m:val="p"/>
+          </m:rPr>
+          <m:t>×</m:t>
+        </m:r>
+      </m:oMath>
+      <w:r>
+        <w:t xml:space="preserve"> </w:t>
+      </w:r>
+      <w:r>
+        <w:t xml:space="preserve">energy-price grid.</w:t>
       </w:r>
     </w:p>
     <w:bookmarkEnd w:id="72"/>
@@ -39700,65 +38587,19 @@
         <w:pStyle w:val="BodyText"/>
       </w:pPr>
       <w:r>
-        <w:t xml:space="preserve">That much is a statement about open-loop prediction, and it holds. An earlier</w:t>
-      </w:r>
-      <w:r>
-        <w:t xml:space="preserve"> </w:t>
-      </w:r>
-      <w:r>
-        <w:t xml:space="preserve">version of this argument continued the chain into the closed loop: collinearity</w:t>
-      </w:r>
-      <w:r>
-        <w:t xml:space="preserve"> </w:t>
-      </w:r>
-      <w:r>
-        <w:t xml:space="preserve">leaves the least-squares solution weakly determined along the ill-conditioned</w:t>
-      </w:r>
-      <w:r>
-        <w:t xml:space="preserve"> </w:t>
-      </w:r>
-      <w:r>
-        <w:t xml:space="preserve">directions, coefficients become unstable across identification replicates, a fixed</w:t>
-      </w:r>
-      <w:r>
-        <w:t xml:space="preserve"> </w:t>
-      </w:r>
-      <w:r>
-        <w:t xml:space="preserve">sparsity threshold arbitrates inconsistently between near-equivalent</w:t>
-      </w:r>
-      <w:r>
-        <w:t xml:space="preserve"> </w:t>
-      </w:r>
-      <w:r>
-        <w:t xml:space="preserve">representations, and the resulting rollout error compounds into economic loss.</w:t>
-      </w:r>
-      <w:r>
-        <w:t xml:space="preserve"> </w:t>
-      </w:r>
-      <w:r>
-        <w:rPr>
-          <w:i/>
-          <w:iCs/>
-        </w:rPr>
-        <w:t xml:space="preserve">The second half of that chain does not survive measurement.</w:t>
-      </w:r>
-      <w:r>
-        <w:t xml:space="preserve"> </w:t>
-      </w:r>
-      <w:r>
-        <w:t xml:space="preserve">When the</w:t>
-      </w:r>
-      <w:r>
-        <w:t xml:space="preserve"> </w:t>
-      </w:r>
-      <w:r>
-        <w:t xml:space="preserve">extreme point of the conditioning series was finally carried into closed</w:t>
-      </w:r>
-      <w:r>
-        <w:t xml:space="preserve"> </w:t>
-      </w:r>
-      <w:r>
-        <w:t xml:space="preserve">loop—ensemble optimiser, threshold</w:t>
+        <w:t xml:space="preserve">The open-loop conditioning pattern does not extend monotonically to closed-loop</w:t>
+      </w:r>
+      <w:r>
+        <w:t xml:space="preserve"> </w:t>
+      </w:r>
+      <w:r>
+        <w:t xml:space="preserve">economics. Under the one-factor closed-loop comparison—ensemble optimiser,</w:t>
+      </w:r>
+      <w:r>
+        <w:t xml:space="preserve"> </w:t>
+      </w:r>
+      <w:r>
+        <w:t xml:space="preserve">threshold</w:t>
       </w:r>
       <w:r>
         <w:t xml:space="preserve"> </w:t>
@@ -40028,25 +38869,13 @@
         <w:t xml:space="preserve"> </w:t>
       </w:r>
       <w:r>
-        <w:t xml:space="preserve">Conditioning therefore predicts open-loop multi-step stability cleanly and</w:t>
-      </w:r>
-      <w:r>
-        <w:t xml:space="preserve"> </w:t>
-      </w:r>
-      <w:r>
-        <w:t xml:space="preserve">closed-loop economics not at all. The agreement observed while only two libraries</w:t>
-      </w:r>
-      <w:r>
-        <w:t xml:space="preserve"> </w:t>
-      </w:r>
-      <w:r>
-        <w:t xml:space="preserve">had closed-loop controllers was a two-point coincidence, and the third point</w:t>
-      </w:r>
-      <w:r>
-        <w:t xml:space="preserve"> </w:t>
-      </w:r>
-      <w:r>
-        <w:t xml:space="preserve">destroys it.</w:t>
+        <w:t xml:space="preserve">Conditioning therefore predicts open-loop multi-step stability cleanly but is not a</w:t>
+      </w:r>
+      <w:r>
+        <w:t xml:space="preserve"> </w:t>
+      </w:r>
+      <w:r>
+        <w:t xml:space="preserve">sufficient explanation for the non-monotone closed-loop economics.</w:t>
       </w:r>
     </w:p>
     <w:p>
@@ -40199,33 +39028,13 @@
         <w:pStyle w:val="BodyText"/>
       </w:pPr>
       <w:r>
-        <w:t xml:space="preserve">The controlled evidence for that reading is the single-coefficient ablation, which</w:t>
-      </w:r>
-      <w:r>
-        <w:t xml:space="preserve"> </w:t>
-      </w:r>
-      <w:r>
-        <w:t xml:space="preserve">this result promotes from a supporting measurement to the central one: survival</w:t>
-      </w:r>
-      <w:r>
-        <w:t xml:space="preserve"> </w:t>
-      </w:r>
-      <w:r>
-        <w:t xml:space="preserve">explains the closed-loop outcome and</w:t>
-      </w:r>
-      <w:r>
-        <w:t xml:space="preserve"> </w:t>
-      </w:r>
-      <m:oMath>
-        <m:r>
-          <m:t>κ</m:t>
-        </m:r>
-      </m:oMath>
-      <w:r>
-        <w:t xml:space="preserve"> </w:t>
-      </w:r>
-      <w:r>
-        <w:t xml:space="preserve">does not. Reinstating the deleted</w:t>
+        <w:t xml:space="preserve">The controlled evidence for that reading is the single-coefficient ablation.</w:t>
+      </w:r>
+      <w:r>
+        <w:t xml:space="preserve"> </w:t>
+      </w:r>
+      <w:r>
+        <w:t xml:space="preserve">Reinstating the deleted</w:t>
       </w:r>
       <w:r>
         <w:t xml:space="preserve"> </w:t>
@@ -40519,13 +39328,13 @@
         <w:t xml:space="preserve"> </w:t>
       </w:r>
       <w:r>
-        <w:t xml:space="preserve">The mean is nine times the median because a minority of replicates carry it, so</w:t>
-      </w:r>
-      <w:r>
-        <w:t xml:space="preserve"> </w:t>
-      </w:r>
-      <w:r>
-        <w:t xml:space="preserve">the median is the honest summary; the</w:t>
+        <w:t xml:space="preserve">The mean is nine times the median because a minority of replicates carry it, so both</w:t>
+      </w:r>
+      <w:r>
+        <w:t xml:space="preserve"> </w:t>
+      </w:r>
+      <w:r>
+        <w:t xml:space="preserve">summaries are required. Under the default, non-price-aligned objective the median is</w:t>
       </w:r>
       <w:r>
         <w:t xml:space="preserve"> </w:t>
@@ -40542,16 +39351,13 @@
         </m:r>
       </m:oMath>
       <w:r>
-        <w:t xml:space="preserve"> </w:t>
-      </w:r>
-      <w:r>
-        <w:t xml:space="preserve">median obtained under the defective</w:t>
-      </w:r>
-      <w:r>
-        <w:t xml:space="preserve"> </w:t>
-      </w:r>
-      <w:r>
-        <w:t xml:space="preserve">objective is superseded and must not be quoted as the size of this effect.</w:t>
+        <w:t xml:space="preserve">; the contrast shows that the magnitude, unlike the direction, depends strongly</w:t>
+      </w:r>
+      <w:r>
+        <w:t xml:space="preserve"> </w:t>
+      </w:r>
+      <w:r>
+        <w:t xml:space="preserve">on economic weighting.</w:t>
       </w:r>
     </w:p>
     <w:p>
@@ -40827,7 +39633,7 @@
         <w:pStyle w:val="BodyText"/>
       </w:pPr>
       <w:r>
-        <w:t xml:space="preserve">Why the middle library should be worse than</w:t>
+        <w:t xml:space="preserve">One plausible explanation for why the middle library is worse than</w:t>
       </w:r>
       <w:r>
         <w:t xml:space="preserve"> </w:t>
@@ -40843,19 +39649,13 @@
         <w:t xml:space="preserve"> </w:t>
       </w:r>
       <w:r>
-        <w:t xml:space="preserve">of its neighbours had one</w:t>
-      </w:r>
-      <w:r>
-        <w:t xml:space="preserve"> </w:t>
-      </w:r>
-      <w:r>
-        <w:t xml:space="preserve">candidate explanation, and the experiment that decides it has now been run. The</w:t>
-      </w:r>
-      <w:r>
-        <w:t xml:space="preserve"> </w:t>
-      </w:r>
-      <w:r>
-        <w:t xml:space="preserve">explanation was that the library without cross terms carries enough collinearity for</w:t>
+        <w:t xml:space="preserve">of its</w:t>
+      </w:r>
+      <w:r>
+        <w:t xml:space="preserve"> </w:t>
+      </w:r>
+      <w:r>
+        <w:t xml:space="preserve">neighbours is that the library without cross terms carries enough collinearity for</w:t>
       </w:r>
       <w:r>
         <w:t xml:space="preserve"> </w:t>
@@ -41101,7 +39901,7 @@
           <w:b/>
           <w:bCs/>
         </w:rPr>
-        <w:t xml:space="preserve">The term-deletion test rejects the detour.</w:t>
+        <w:t xml:space="preserve">The term-deletion test rejects this detour explanation.</w:t>
       </w:r>
       <w:r>
         <w:t xml:space="preserve"> </w:t>
@@ -41638,13 +40438,7 @@
         <w:t xml:space="preserve"> </w:t>
       </w:r>
       <w:r>
-        <w:t xml:space="preserve">terms is therefore open; what the mechanism claims is untouched, and is in fact</w:t>
-      </w:r>
-      <w:r>
-        <w:t xml:space="preserve"> </w:t>
-      </w:r>
-      <w:r>
-        <w:t xml:space="preserve">sharpened by the fourth point: across four libraries the margin continues to track</w:t>
+        <w:t xml:space="preserve">terms is therefore open. Across four libraries the margin nevertheless continues to track</w:t>
       </w:r>
       <w:r>
         <w:t xml:space="preserve"> </w:t>
@@ -42933,7 +41727,7 @@
         <w:pStyle w:val="Heading2"/>
       </w:pPr>
       <w:r>
-        <w:t xml:space="preserve">What the two comparison defects imply for the field</w:t>
+        <w:t xml:space="preserve">Sensitivity to baseline tuning and economic weighting</w:t>
       </w:r>
     </w:p>
     <w:p>
@@ -42941,7 +41735,13 @@
         <w:pStyle w:val="FirstParagraph"/>
       </w:pPr>
       <w:r>
-        <w:t xml:space="preserve">Both defects (Table </w:t>
+        <w:t xml:space="preserve">Two benchmarking safeguards materially changed the comparison</w:t>
+      </w:r>
+      <w:r>
+        <w:t xml:space="preserve"> </w:t>
+      </w:r>
+      <w:r>
+        <w:t xml:space="preserve">(Table </w:t>
       </w:r>
       <w:hyperlink w:anchor="tab:disc-defects">
         <w:r>
@@ -42963,13 +41763,45 @@
         </w:r>
       </w:hyperlink>
       <w:r>
-        <w:t xml:space="preserve">)</w:t>
-      </w:r>
-      <w:r>
-        <w:t xml:space="preserve"> </w:t>
-      </w:r>
-      <w:r>
-        <w:t xml:space="preserve">were on our side of the comparison and both inflated the result.</w:t>
+        <w:t xml:space="preserve">): tuning the agronomic</w:t>
+      </w:r>
+      <w:r>
+        <w:t xml:space="preserve"> </w:t>
+      </w:r>
+      <w:r>
+        <w:t xml:space="preserve">reference and aligning MPC resource weights with the prices used for evaluation.</w:t>
+      </w:r>
+      <w:r>
+        <w:t xml:space="preserve"> </w:t>
+      </w:r>
+      <w:r>
+        <w:t xml:space="preserve">Figure </w:t>
+      </w:r>
+      <w:hyperlink w:anchor="fig:disc-corrections">
+        <w:r>
+          <w:rPr>
+            <w:rStyle w:val="Hyperlink"/>
+          </w:rPr>
+          <w:t xml:space="preserve">5</w:t>
+        </w:r>
+      </w:hyperlink>
+      <w:r>
+        <w:t xml:space="preserve"> </w:t>
+      </w:r>
+      <w:r>
+        <w:t xml:space="preserve">renders the two changes as cascades: panel a subtracts</w:t>
+      </w:r>
+      <w:r>
+        <w:t xml:space="preserve"> </w:t>
+      </w:r>
+      <w:r>
+        <w:t xml:space="preserve">the gain from tuning the baseline from the raw-library advantage, and panel b subtracts</w:t>
+      </w:r>
+      <w:r>
+        <w:t xml:space="preserve"> </w:t>
+      </w:r>
+      <w:r>
+        <w:t xml:space="preserve">the effect of price alignment from the raw-minus-physics gap.</w:t>
       </w:r>
     </w:p>
     <w:p>
@@ -42977,19 +41809,19 @@
         <w:pStyle w:val="BodyText"/>
       </w:pPr>
       <w:r>
-        <w:t xml:space="preserve">The reference heuristic was described as tuned and was not. Searching its four</w:t>
-      </w:r>
-      <w:r>
-        <w:t xml:space="preserve"> </w:t>
-      </w:r>
-      <w:r>
-        <w:t xml:space="preserve">economically relevant setpoints under exactly the budget the reinforcement-learning</w:t>
-      </w:r>
-      <w:r>
-        <w:t xml:space="preserve"> </w:t>
-      </w:r>
-      <w:r>
-        <w:t xml:space="preserve">agents received—16 random trials, selection on the training years only—is worth</w:t>
+        <w:t xml:space="preserve">Searching the heuristic’s four economically relevant setpoints under the budget assigned</w:t>
+      </w:r>
+      <w:r>
+        <w:t xml:space="preserve"> </w:t>
+      </w:r>
+      <w:r>
+        <w:t xml:space="preserve">to the reinforcement-learning agents—16 random trials, selection on the training years</w:t>
+      </w:r>
+      <w:r>
+        <w:t xml:space="preserve"> </w:t>
+      </w:r>
+      <w:r>
+        <w:t xml:space="preserve">only—is worth</w:t>
       </w:r>
       <w:r>
         <w:t xml:space="preserve"> </w:t>
@@ -43104,24 +41936,13 @@
         </m:sSup>
       </m:oMath>
       <w:r>
-        <w:t xml:space="preserve">: an untuned baseline had inflated the</w:t>
-      </w:r>
-      <w:r>
-        <w:t xml:space="preserve"> </w:t>
-      </w:r>
-      <w:r>
-        <w:t xml:space="preserve">result</w:t>
-      </w:r>
-      <w:r>
-        <w:t xml:space="preserve"> </w:t>
-      </w:r>
-      <m:oMath>
-        <m:r>
-          <m:t>2.7</m:t>
-        </m:r>
-      </m:oMath>
-      <w:r>
-        <w:t xml:space="preserve">-fold.</w:t>
+        <w:t xml:space="preserve">. Thus, the unsearched baseline would overstate the</w:t>
+      </w:r>
+      <w:r>
+        <w:t xml:space="preserve"> </w:t>
+      </w:r>
+      <w:r>
+        <w:t xml:space="preserve">advantage by a factor of 2.7.</w:t>
       </w:r>
       <w:r>
         <w:t xml:space="preserve"> </w:t>
@@ -43133,13 +41954,13 @@
         <w:t xml:space="preserve"> </w:t>
       </w:r>
       <w:r>
-        <w:t xml:space="preserve">stock configuration sat at the 88th percentile of its own search space—not a</w:t>
-      </w:r>
-      <w:r>
-        <w:t xml:space="preserve"> </w:t>
-      </w:r>
-      <w:r>
-        <w:t xml:space="preserve">straw man, merely un-searched. Tuning also moved the heuristic</w:t>
+        <w:t xml:space="preserve">stock configuration sat at the 88th percentile of its own search space: it was a credible</w:t>
+      </w:r>
+      <w:r>
+        <w:t xml:space="preserve"> </w:t>
+      </w:r>
+      <w:r>
+        <w:t xml:space="preserve">agronomic baseline even before the search. Tuning also moved the heuristic</w:t>
       </w:r>
       <w:r>
         <w:t xml:space="preserve"> </w:t>
@@ -43173,7 +41994,7 @@
         <w:t xml:space="preserve"> </w:t>
       </w:r>
       <w:r>
-        <w:t xml:space="preserve">learned controllers  [42].</w:t>
+        <w:t xml:space="preserve">learned controllers  [45].</w:t>
       </w:r>
     </w:p>
     <w:p>
@@ -43181,13 +42002,7 @@
         <w:pStyle w:val="BodyText"/>
       </w:pPr>
       <w:r>
-        <w:t xml:space="preserve">The second defect was internal to the controller. The MPC stage cost weighted</w:t>
-      </w:r>
-      <w:r>
-        <w:t xml:space="preserve"> </w:t>
-      </w:r>
-      <w:r>
-        <w:t xml:space="preserve">boiler, lamp and CO</w:t>
+        <w:t xml:space="preserve">The default MPC stage cost weighted boiler, lamp and CO</w:t>
       </w:r>
       <m:oMath>
         <m:sSub>
@@ -43236,13 +42051,7 @@
         </m:r>
       </m:oMath>
       <w:r>
-        <w:t xml:space="preserve">, while the marginal costs the</w:t>
-      </w:r>
-      <w:r>
-        <w:t xml:space="preserve"> </w:t>
-      </w:r>
-      <w:r>
-        <w:t xml:space="preserve">economic criterion actually charges are</w:t>
+        <w:t xml:space="preserve">, while the marginal costs used by the evaluation criterion are</w:t>
       </w:r>
       <w:r>
         <w:t xml:space="preserve"> </w:t>
@@ -43271,19 +42080,7 @@
         </m:r>
       </m:oMath>
       <w:r>
-        <w:t xml:space="preserve">: the boiler was penalised</w:t>
-      </w:r>
-      <w:r>
-        <w:t xml:space="preserve"> </w:t>
-      </w:r>
-      <w:r>
-        <w:t xml:space="preserve">twice as hard as the lamp although the lamp costs three times more. Re-weighting</w:t>
-      </w:r>
-      <w:r>
-        <w:t xml:space="preserve"> </w:t>
-      </w:r>
-      <w:r>
-        <w:t xml:space="preserve">the energy term to the measured ratios, its total at</w:t>
+        <w:t xml:space="preserve">. Re-weighting the resource term to those ratios, with its total at</w:t>
       </w:r>
       <w:r>
         <w:t xml:space="preserve"> </w:t>
@@ -43546,61 +42343,57 @@
         </m:sSup>
       </m:oMath>
       <w:r>
-        <w:t xml:space="preserve">: roughly two-thirds of what had looked like a</w:t>
-      </w:r>
-      <w:r>
-        <w:t xml:space="preserve"> </w:t>
-      </w:r>
-      <w:r>
-        <w:t xml:space="preserve">library effect was a defect of the objective. The repair also cost the tuned</w:t>
-      </w:r>
-      <w:r>
-        <w:t xml:space="preserve"> </w:t>
-      </w:r>
-      <w:r>
-        <w:t xml:space="preserve">heuristic its place on the two-axis front, yielded to a physics-informed variant</w:t>
-      </w:r>
-      <w:r>
-        <w:t xml:space="preserve"> </w:t>
-      </w:r>
-      <w:r>
-        <w:t xml:space="preserve">it had beaten under the defective objective—a baseline’s standing in a</w:t>
-      </w:r>
-      <w:r>
-        <w:t xml:space="preserve"> </w:t>
-      </w:r>
-      <w:r>
-        <w:t xml:space="preserve">two-axis comparison is no more stable than the stage cost the controllers were</w:t>
-      </w:r>
-      <w:r>
-        <w:t xml:space="preserve"> </w:t>
-      </w:r>
-      <w:r>
-        <w:t xml:space="preserve">given. Why the correction is worth an order of magnitude more to one library</w:t>
-      </w:r>
-      <w:r>
-        <w:t xml:space="preserve"> </w:t>
-      </w:r>
-      <w:r>
-        <w:t xml:space="preserve">than to the other we did not measure; what follows practically is that a</w:t>
-      </w:r>
-      <w:r>
-        <w:t xml:space="preserve"> </w:t>
-      </w:r>
-      <w:r>
-        <w:t xml:space="preserve">controller defect can masquerade as a property of the model class, and that the</w:t>
-      </w:r>
-      <w:r>
-        <w:t xml:space="preserve"> </w:t>
-      </w:r>
-      <w:r>
-        <w:t xml:space="preserve">stage cost should be checked against the prices in the evaluation criterion</w:t>
-      </w:r>
-      <w:r>
-        <w:t xml:space="preserve"> </w:t>
-      </w:r>
-      <w:r>
-        <w:t xml:space="preserve">before any difference is attributed to a model.</w:t>
+        <w:t xml:space="preserve">. The tuned heuristic also left the two-axis front,</w:t>
+      </w:r>
+      <w:r>
+        <w:t xml:space="preserve"> </w:t>
+      </w:r>
+      <w:r>
+        <w:t xml:space="preserve">yielding to a physics-informed variant it had beaten under the default weights. Why price</w:t>
+      </w:r>
+      <w:r>
+        <w:t xml:space="preserve"> </w:t>
+      </w:r>
+      <w:r>
+        <w:t xml:space="preserve">alignment benefits one library more than another was not isolated. The practical</w:t>
+      </w:r>
+      <w:r>
+        <w:t xml:space="preserve"> </w:t>
+      </w:r>
+      <w:r>
+        <w:t xml:space="preserve">implication is nevertheless clear: a greenhouse-controller benchmark should use a tuned</w:t>
+      </w:r>
+      <w:r>
+        <w:t xml:space="preserve"> </w:t>
+      </w:r>
+      <w:r>
+        <w:t xml:space="preserve">agronomic reference and site-relevant energy and CO</w:t>
+      </w:r>
+      <m:oMath>
+        <m:sSub>
+          <m:e>
+            <m:r>
+              <m:t>​</m:t>
+            </m:r>
+          </m:e>
+          <m:sub>
+            <m:r>
+              <m:t>2</m:t>
+            </m:r>
+          </m:sub>
+        </m:sSub>
+      </m:oMath>
+      <w:r>
+        <w:t xml:space="preserve"> </w:t>
+      </w:r>
+      <w:r>
+        <w:t xml:space="preserve">prices before attributing an</w:t>
+      </w:r>
+      <w:r>
+        <w:t xml:space="preserve"> </w:t>
+      </w:r>
+      <w:r>
+        <w:t xml:space="preserve">economic difference to the surrogate model class.</w:t>
       </w:r>
     </w:p>
     <w:bookmarkEnd w:id="78"/>
@@ -43630,7 +42423,7 @@
         <w:t xml:space="preserve"> </w:t>
       </w:r>
       <w:r>
-        <w:t xml:space="preserve">serves  [15–17,22,43]—and</w:t>
+        <w:t xml:space="preserve">serves  [18–20,25,46]—and</w:t>
       </w:r>
       <w:r>
         <w:t xml:space="preserve"> </w:t>
@@ -43648,7 +42441,7 @@
         <w:t xml:space="preserve"> </w:t>
       </w:r>
       <w:r>
-        <w:t xml:space="preserve">performance  [18–21]. Our</w:t>
+        <w:t xml:space="preserve">performance  [21–24]. Our</w:t>
       </w:r>
       <w:r>
         <w:t xml:space="preserve"> </w:t>
@@ -43764,7 +42557,7 @@
         <w:t xml:space="preserve"> </w:t>
       </w:r>
       <w:r>
-        <w:t xml:space="preserve">mitigate  [25–26,44], and our open-loop</w:t>
+        <w:t xml:space="preserve">mitigate  [28–29,47], and our open-loop</w:t>
       </w:r>
       <w:r>
         <w:t xml:space="preserve"> </w:t>
@@ -43847,13 +42640,13 @@
         <w:t xml:space="preserve"> </w:t>
       </w:r>
       <w:r>
-        <w:t xml:space="preserve">prediction  [14] converges from the opposite direction. Bagged</w:t>
-      </w:r>
-      <w:r>
-        <w:t xml:space="preserve"> </w:t>
-      </w:r>
-      <w:r>
-        <w:t xml:space="preserve">ensembling  [10] changed neither outcome: it is statistically</w:t>
+        <w:t xml:space="preserve">prediction  [17] converges from the opposite direction. Bagged</w:t>
+      </w:r>
+      <w:r>
+        <w:t xml:space="preserve"> </w:t>
+      </w:r>
+      <w:r>
+        <w:t xml:space="preserve">ensembling  [13] changed neither outcome: it is statistically</w:t>
       </w:r>
       <w:r>
         <w:t xml:space="preserve"> </w:t>
@@ -43905,25 +42698,141 @@
         <w:t xml:space="preserve"> </w:t>
       </w:r>
       <w:r>
-        <w:t xml:space="preserve">Greenhouse comparisons of MPC and reinforcement learning have generally fixed</w:t>
-      </w:r>
-      <w:r>
-        <w:t xml:space="preserve"> </w:t>
-      </w:r>
-      <w:r>
-        <w:t xml:space="preserve">the model and varied the</w:t>
-      </w:r>
-      <w:r>
-        <w:t xml:space="preserve"> </w:t>
-      </w:r>
-      <w:r>
-        <w:t xml:space="preserve">controller  [6,11–13]; the library</w:t>
-      </w:r>
-      <w:r>
-        <w:t xml:space="preserve"> </w:t>
-      </w:r>
-      <w:r>
-        <w:t xml:space="preserve">appears at least as consequential.</w:t>
+        <w:t xml:space="preserve">Greenhouse comparisons of MPC and reinforcement learning have generally fixed the model</w:t>
+      </w:r>
+      <w:r>
+        <w:t xml:space="preserve"> </w:t>
+      </w:r>
+      <w:r>
+        <w:t xml:space="preserve">and varied the controller  [6,14–16]; our</w:t>
+      </w:r>
+      <w:r>
+        <w:t xml:space="preserve"> </w:t>
+      </w:r>
+      <w:r>
+        <w:t xml:space="preserve">results show that the surrogate library can be comparably consequential.</w:t>
+      </w:r>
+    </w:p>
+    <w:p>
+      <w:pPr>
+        <w:pStyle w:val="BodyText"/>
+      </w:pPr>
+      <w:r>
+        <w:t xml:space="preserve">The study also belongs to a developing simulation-based literature in</w:t>
+      </w:r>
+      <w:r>
+        <w:t xml:space="preserve"> </w:t>
+      </w:r>
+      <w:r>
+        <w:rPr>
+          <w:i/>
+          <w:iCs/>
+        </w:rPr>
+        <w:t xml:space="preserve">Agronomy</w:t>
+      </w:r>
+      <w:r>
+        <w:t xml:space="preserve">. Xu et al. used a mechanistic greenhouse–crop model to compare</w:t>
+      </w:r>
+      <w:r>
+        <w:t xml:space="preserve"> </w:t>
+      </w:r>
+      <w:r>
+        <w:t xml:space="preserve">open- and closed-loop optimal control and reported simulated yield and profit</w:t>
+      </w:r>
+      <w:r>
+        <w:t xml:space="preserve"> </w:t>
+      </w:r>
+      <w:r>
+        <w:t xml:space="preserve">[7]; Wen et al. combined an experimentally fitted photosynthesis</w:t>
+      </w:r>
+      <w:r>
+        <w:t xml:space="preserve"> </w:t>
+      </w:r>
+      <w:r>
+        <w:t xml:space="preserve">surrogate with multi-objective regulation of light and CO</w:t>
+      </w:r>
+      <m:oMath>
+        <m:sSub>
+          <m:e>
+            <m:r>
+              <m:t>​</m:t>
+            </m:r>
+          </m:e>
+          <m:sub>
+            <m:r>
+              <m:t>2</m:t>
+            </m:r>
+          </m:sub>
+        </m:sSub>
+      </m:oMath>
+      <w:r>
+        <w:t xml:space="preserve"> </w:t>
+      </w:r>
+      <w:r>
+        <w:t xml:space="preserve">[8]; and E</w:t>
+      </w:r>
+      <w:r>
+        <w:t xml:space="preserve">ć</w:t>
+      </w:r>
+      <w:r>
+        <w:t xml:space="preserve">im-uri</w:t>
+      </w:r>
+      <w:r>
+        <w:t xml:space="preserve">ć</w:t>
+      </w:r>
+      <w:r>
+        <w:t xml:space="preserve"> </w:t>
+      </w:r>
+      <w:r>
+        <w:t xml:space="preserve">et al. coupled transient building</w:t>
+      </w:r>
+      <w:r>
+        <w:t xml:space="preserve"> </w:t>
+      </w:r>
+      <w:r>
+        <w:t xml:space="preserve">simulation with an ANN after comparing modelled and measured greenhouse temperatures</w:t>
+      </w:r>
+      <w:r>
+        <w:t xml:space="preserve"> </w:t>
+      </w:r>
+      <w:r>
+        <w:t xml:space="preserve">[9]. The present contribution differs by holding the mechanistic</w:t>
+      </w:r>
+      <w:r>
+        <w:t xml:space="preserve"> </w:t>
+      </w:r>
+      <w:r>
+        <w:t xml:space="preserve">greenhouse fixed and treating surrogate selection itself as the experimental factor. It</w:t>
+      </w:r>
+      <w:r>
+        <w:t xml:space="preserve"> </w:t>
+      </w:r>
+      <w:r>
+        <w:t xml:space="preserve">also provides a lower level of empirical evidence than studies that operate controllers</w:t>
+      </w:r>
+      <w:r>
+        <w:t xml:space="preserve"> </w:t>
+      </w:r>
+      <w:r>
+        <w:t xml:space="preserve">on a crop, such as the eight-week reinforcement-learning irrigation evaluation of</w:t>
+      </w:r>
+      <w:r>
+        <w:t xml:space="preserve"> </w:t>
+      </w:r>
+      <w:r>
+        <w:t xml:space="preserve">Padilla-Nates et al. [48]. Accordingly, our results support model and</w:t>
+      </w:r>
+      <w:r>
+        <w:t xml:space="preserve"> </w:t>
+      </w:r>
+      <w:r>
+        <w:t xml:space="preserve">controller design choices for subsequent testing; they do not establish agronomic efficacy</w:t>
+      </w:r>
+      <w:r>
+        <w:t xml:space="preserve"> </w:t>
+      </w:r>
+      <w:r>
+        <w:t xml:space="preserve">in a physical greenhouse.</w:t>
       </w:r>
     </w:p>
     <w:bookmarkEnd w:id="79"/>
@@ -43948,55 +42857,43 @@
           <w:b/>
           <w:bCs/>
         </w:rPr>
-        <w:t xml:space="preserve">The advantage is not Pareto-dominant.</w:t>
-      </w:r>
-      <w:r>
-        <w:t xml:space="preserve"> </w:t>
-      </w:r>
-      <w:r>
-        <w:t xml:space="preserve">Five controllers hold the</w:t>
-      </w:r>
-      <w:r>
-        <w:t xml:space="preserve"> </w:t>
-      </w:r>
-      <w:r>
-        <w:t xml:space="preserve">front; PPO incurs</w:t>
-      </w:r>
-      <w:r>
-        <w:t xml:space="preserve"> </w:t>
-      </w:r>
-      <m:oMath>
-        <m:r>
-          <m:t>1330</m:t>
-        </m:r>
-      </m:oMath>
-      <w:r>
-        <w:t xml:space="preserve"> </w:t>
-      </w:r>
-      <w:r>
-        <w:t xml:space="preserve">violation steps against the raw library’s</w:t>
-      </w:r>
-      <w:r>
-        <w:t xml:space="preserve"> </w:t>
-      </w:r>
-      <m:oMath>
-        <m:r>
-          <m:t>4130</m:t>
-        </m:r>
-      </m:oMath>
-      <w:r>
-        <w:t xml:space="preserve">, at</w:t>
-      </w:r>
-      <w:r>
-        <w:t xml:space="preserve"> </w:t>
-      </w:r>
-      <m:oMath>
-        <m:r>
-          <m:t>3.86</m:t>
-        </m:r>
-      </m:oMath>
-      <w:r>
-        <w:t xml:space="preserve"> EUR m</w:t>
+        <w:t xml:space="preserve">There is no physical-greenhouse validation.</w:t>
+      </w:r>
+      <w:r>
+        <w:t xml:space="preserve"> </w:t>
+      </w:r>
+      <w:r>
+        <w:t xml:space="preserve">Every climate trajectory,</w:t>
+      </w:r>
+      <w:r>
+        <w:t xml:space="preserve"> </w:t>
+      </w:r>
+      <w:r>
+        <w:t xml:space="preserve">crop response, resource use and margin is generated by GreenLight under ERA5-derived</w:t>
+      </w:r>
+      <w:r>
+        <w:t xml:space="preserve"> </w:t>
+      </w:r>
+      <w:r>
+        <w:t xml:space="preserve">weather. The published evaluation of GreenLight supports its use as a common testbed, but</w:t>
+      </w:r>
+      <w:r>
+        <w:t xml:space="preserve"> </w:t>
+      </w:r>
+      <w:r>
+        <w:t xml:space="preserve">does not validate the controllers developed here. The comparison excludes unmodelled</w:t>
+      </w:r>
+      <w:r>
+        <w:t xml:space="preserve"> </w:t>
+      </w:r>
+      <w:r>
+        <w:t xml:space="preserve">sensor bias, actuator wear and delay, crop heterogeneity, pests and disease, and operational</w:t>
+      </w:r>
+      <w:r>
+        <w:t xml:space="preserve"> </w:t>
+      </w:r>
+      <w:r>
+        <w:t xml:space="preserve">intervention by growers. Absolute EUR m</w:t>
       </w:r>
       <m:oMath>
         <m:sSup>
@@ -44022,13 +42919,31 @@
         <w:t xml:space="preserve"> </w:t>
       </w:r>
       <w:r>
-        <w:t xml:space="preserve">less margin. Superiority is conditional on how a grower</w:t>
-      </w:r>
-      <w:r>
-        <w:t xml:space="preserve"> </w:t>
-      </w:r>
-      <w:r>
-        <w:t xml:space="preserve">weights margin against corridor excursions.</w:t>
+        <w:t xml:space="preserve">values should therefore be read as outputs</w:t>
+      </w:r>
+      <w:r>
+        <w:t xml:space="preserve"> </w:t>
+      </w:r>
+      <w:r>
+        <w:t xml:space="preserve">of the virtual experiment; only comparative behaviour within the stated model and price</w:t>
+      </w:r>
+      <w:r>
+        <w:t xml:space="preserve"> </w:t>
+      </w:r>
+      <w:r>
+        <w:t xml:space="preserve">assumptions is established. Hardware-in-the-loop testing followed by a greenhouse pilot</w:t>
+      </w:r>
+      <w:r>
+        <w:t xml:space="preserve"> </w:t>
+      </w:r>
+      <w:r>
+        <w:t xml:space="preserve">with independently measured climate, energy use and marketable yield is required before</w:t>
+      </w:r>
+      <w:r>
+        <w:t xml:space="preserve"> </w:t>
+      </w:r>
+      <w:r>
+        <w:t xml:space="preserve">deployment.</w:t>
       </w:r>
     </w:p>
     <w:p>
@@ -44043,31 +42958,87 @@
           <w:b/>
           <w:bCs/>
         </w:rPr>
-        <w:t xml:space="preserve">The MPC objective is necessarily a proxy.</w:t>
-      </w:r>
-      <w:r>
-        <w:t xml:space="preserve"> </w:t>
-      </w:r>
-      <w:r>
-        <w:t xml:space="preserve">The surrogate carries</w:t>
-      </w:r>
-      <w:r>
-        <w:t xml:space="preserve"> </w:t>
-      </w:r>
-      <w:r>
-        <w:t xml:space="preserve">no crop state, so revenue cannot be predicted and terminal biomass cannot be</w:t>
-      </w:r>
-      <w:r>
-        <w:t xml:space="preserve"> </w:t>
-      </w:r>
-      <w:r>
-        <w:t xml:space="preserve">priced—structural to the model class, and it blocks the natural terminal-cost</w:t>
-      </w:r>
-      <w:r>
-        <w:t xml:space="preserve"> </w:t>
-      </w:r>
-      <w:r>
-        <w:t xml:space="preserve">formulation.</w:t>
+        <w:t xml:space="preserve">The advantage is not Pareto-dominant.</w:t>
+      </w:r>
+      <w:r>
+        <w:t xml:space="preserve"> </w:t>
+      </w:r>
+      <w:r>
+        <w:t xml:space="preserve">Five controllers hold the</w:t>
+      </w:r>
+      <w:r>
+        <w:t xml:space="preserve"> </w:t>
+      </w:r>
+      <w:r>
+        <w:t xml:space="preserve">front; PPO incurs</w:t>
+      </w:r>
+      <w:r>
+        <w:t xml:space="preserve"> </w:t>
+      </w:r>
+      <m:oMath>
+        <m:r>
+          <m:t>1330</m:t>
+        </m:r>
+      </m:oMath>
+      <w:r>
+        <w:t xml:space="preserve"> </w:t>
+      </w:r>
+      <w:r>
+        <w:t xml:space="preserve">violation steps against the raw library’s</w:t>
+      </w:r>
+      <w:r>
+        <w:t xml:space="preserve"> </w:t>
+      </w:r>
+      <m:oMath>
+        <m:r>
+          <m:t>4130</m:t>
+        </m:r>
+      </m:oMath>
+      <w:r>
+        <w:t xml:space="preserve">, at</w:t>
+      </w:r>
+      <w:r>
+        <w:t xml:space="preserve"> </w:t>
+      </w:r>
+      <m:oMath>
+        <m:r>
+          <m:t>3.86</m:t>
+        </m:r>
+      </m:oMath>
+      <w:r>
+        <w:t xml:space="preserve"> EUR m</w:t>
+      </w:r>
+      <m:oMath>
+        <m:sSup>
+          <m:e>
+            <m:r>
+              <m:t>​</m:t>
+            </m:r>
+          </m:e>
+          <m:sup>
+            <m:r>
+              <m:rPr>
+                <m:sty m:val="p"/>
+              </m:rPr>
+              <m:t>−</m:t>
+            </m:r>
+            <m:r>
+              <m:t>2</m:t>
+            </m:r>
+          </m:sup>
+        </m:sSup>
+      </m:oMath>
+      <w:r>
+        <w:t xml:space="preserve"> </w:t>
+      </w:r>
+      <w:r>
+        <w:t xml:space="preserve">less margin. Superiority is conditional on how a grower</w:t>
+      </w:r>
+      <w:r>
+        <w:t xml:space="preserve"> </w:t>
+      </w:r>
+      <w:r>
+        <w:t xml:space="preserve">weights margin against corridor excursions.</w:t>
       </w:r>
     </w:p>
     <w:p>
@@ -44082,148 +43053,31 @@
           <w:b/>
           <w:bCs/>
         </w:rPr>
-        <w:t xml:space="preserve">The tuned-heuristic comparison is not a paired test.</w:t>
-      </w:r>
-      <w:r>
-        <w:t xml:space="preserve"> </w:t>
-      </w:r>
-      <w:r>
-        <w:t xml:space="preserve">The</w:t>
-      </w:r>
-      <w:r>
-        <w:t xml:space="preserve"> </w:t>
-      </w:r>
-      <w:r>
-        <w:t xml:space="preserve">heuristic is deterministic and ran once per season, so its value is a constant</w:t>
-      </w:r>
-      <w:r>
-        <w:t xml:space="preserve"> </w:t>
-      </w:r>
-      <w:r>
-        <w:t xml:space="preserve">reused across replicates and carries no sampling uncertainty: the</w:t>
-      </w:r>
-      <w:r>
-        <w:t xml:space="preserve"> </w:t>
-      </w:r>
-      <m:oMath>
-        <m:r>
-          <m:rPr>
-            <m:sty m:val="p"/>
-          </m:rPr>
-          <m:t>+</m:t>
-        </m:r>
-        <m:r>
-          <m:t>2.06</m:t>
-        </m:r>
-      </m:oMath>
-      <w:r>
-        <w:t xml:space="preserve"> </w:t>
-      </w:r>
-      <w:r>
-        <w:t xml:space="preserve">above</w:t>
-      </w:r>
-      <w:r>
-        <w:t xml:space="preserve"> </w:t>
-      </w:r>
-      <w:r>
-        <w:t xml:space="preserve">is a one-sample signed-rank against that constant. Genuinely paired it collapses</w:t>
-      </w:r>
-      <w:r>
-        <w:t xml:space="preserve"> </w:t>
-      </w:r>
-      <w:r>
-        <w:t xml:space="preserve">to one replicate’s four seasons (</w:t>
-      </w:r>
-      <m:oMath>
-        <m:r>
-          <m:rPr>
-            <m:sty m:val="p"/>
-          </m:rPr>
-          <m:t>+</m:t>
-        </m:r>
-        <m:r>
-          <m:t>2.55</m:t>
-        </m:r>
-      </m:oMath>
-      <w:r>
-        <w:t xml:space="preserve"> EUR m</w:t>
-      </w:r>
-      <m:oMath>
-        <m:sSup>
-          <m:e>
-            <m:r>
-              <m:t>​</m:t>
-            </m:r>
-          </m:e>
-          <m:sup>
-            <m:r>
-              <m:rPr>
-                <m:sty m:val="p"/>
-              </m:rPr>
-              <m:t>−</m:t>
-            </m:r>
-            <m:r>
-              <m:t>2</m:t>
-            </m:r>
-          </m:sup>
-        </m:sSup>
-      </m:oMath>
-      <w:r>
-        <w:t xml:space="preserve">,</w:t>
-      </w:r>
-      <w:r>
-        <w:t xml:space="preserve"> </w:t>
-      </w:r>
-      <m:oMath>
-        <m:r>
-          <m:t>n</m:t>
-        </m:r>
-        <m:r>
-          <m:rPr>
-            <m:sty m:val="p"/>
-          </m:rPr>
-          <m:t>=</m:t>
-        </m:r>
-        <m:r>
-          <m:t>4</m:t>
-        </m:r>
-      </m:oMath>
-      <w:r>
-        <w:t xml:space="preserve">), where the</w:t>
-      </w:r>
-      <w:r>
-        <w:t xml:space="preserve"> </w:t>
-      </w:r>
-      <w:r>
-        <w:t xml:space="preserve">minimum attainable</w:t>
-      </w:r>
-      <w:r>
-        <w:t xml:space="preserve"> </w:t>
-      </w:r>
-      <m:oMath>
-        <m:r>
-          <m:t>p</m:t>
-        </m:r>
-      </m:oMath>
-      <w:r>
-        <w:t xml:space="preserve"> </w:t>
-      </w:r>
-      <w:r>
-        <w:t xml:space="preserve">is</w:t>
-      </w:r>
-      <w:r>
-        <w:t xml:space="preserve"> </w:t>
-      </w:r>
-      <m:oMath>
-        <m:r>
-          <m:t>0.125</m:t>
-        </m:r>
-      </m:oMath>
-      <w:r>
-        <w:t xml:space="preserve"> </w:t>
-      </w:r>
-      <w:r>
-        <w:t xml:space="preserve">and nothing can be significant.</w:t>
+        <w:t xml:space="preserve">The MPC objective is necessarily a proxy.</w:t>
+      </w:r>
+      <w:r>
+        <w:t xml:space="preserve"> </w:t>
+      </w:r>
+      <w:r>
+        <w:t xml:space="preserve">The surrogate carries</w:t>
+      </w:r>
+      <w:r>
+        <w:t xml:space="preserve"> </w:t>
+      </w:r>
+      <w:r>
+        <w:t xml:space="preserve">no crop state, so revenue cannot be predicted and terminal biomass cannot be</w:t>
+      </w:r>
+      <w:r>
+        <w:t xml:space="preserve"> </w:t>
+      </w:r>
+      <w:r>
+        <w:t xml:space="preserve">priced—structural to the model class, and it blocks the natural terminal-cost</w:t>
+      </w:r>
+      <w:r>
+        <w:t xml:space="preserve"> </w:t>
+      </w:r>
+      <w:r>
+        <w:t xml:space="preserve">formulation.</w:t>
       </w:r>
     </w:p>
     <w:p>
@@ -44238,26 +43092,67 @@
           <w:b/>
           <w:bCs/>
         </w:rPr>
-        <w:t xml:space="preserve">Significance is not magnitude.</w:t>
-      </w:r>
-      <w:r>
-        <w:t xml:space="preserve"> </w:t>
-      </w:r>
-      <w:r>
-        <w:t xml:space="preserve">Two physics-informed variants</w:t>
-      </w:r>
-      <w:r>
-        <w:t xml:space="preserve"> </w:t>
-      </w:r>
-      <w:r>
-        <w:t xml:space="preserve">differ by</w:t>
-      </w:r>
-      <w:r>
-        <w:t xml:space="preserve"> </w:t>
-      </w:r>
-      <m:oMath>
-        <m:r>
-          <m:t>0.0066</m:t>
+        <w:t xml:space="preserve">The tuned-heuristic comparison is not a paired test.</w:t>
+      </w:r>
+      <w:r>
+        <w:t xml:space="preserve"> </w:t>
+      </w:r>
+      <w:r>
+        <w:t xml:space="preserve">The</w:t>
+      </w:r>
+      <w:r>
+        <w:t xml:space="preserve"> </w:t>
+      </w:r>
+      <w:r>
+        <w:t xml:space="preserve">heuristic is deterministic and ran once per season, so its value is a constant</w:t>
+      </w:r>
+      <w:r>
+        <w:t xml:space="preserve"> </w:t>
+      </w:r>
+      <w:r>
+        <w:t xml:space="preserve">reused across replicates and carries no sampling uncertainty: the</w:t>
+      </w:r>
+      <w:r>
+        <w:t xml:space="preserve"> </w:t>
+      </w:r>
+      <m:oMath>
+        <m:r>
+          <m:rPr>
+            <m:sty m:val="p"/>
+          </m:rPr>
+          <m:t>+</m:t>
+        </m:r>
+        <m:r>
+          <m:t>2.06</m:t>
+        </m:r>
+      </m:oMath>
+      <w:r>
+        <w:t xml:space="preserve"> </w:t>
+      </w:r>
+      <w:r>
+        <w:t xml:space="preserve">above</w:t>
+      </w:r>
+      <w:r>
+        <w:t xml:space="preserve"> </w:t>
+      </w:r>
+      <w:r>
+        <w:t xml:space="preserve">is a one-sample signed-rank against that constant. Genuinely paired it collapses</w:t>
+      </w:r>
+      <w:r>
+        <w:t xml:space="preserve"> </w:t>
+      </w:r>
+      <w:r>
+        <w:t xml:space="preserve">to one replicate’s four seasons (</w:t>
+      </w:r>
+      <m:oMath>
+        <m:r>
+          <m:rPr>
+            <m:sty m:val="p"/>
+          </m:rPr>
+          <m:t>+</m:t>
+        </m:r>
+        <m:r>
+          <m:t>2.55</m:t>
         </m:r>
       </m:oMath>
       <w:r>
@@ -44284,10 +43179,33 @@
         </m:sSup>
       </m:oMath>
       <w:r>
-        <w:t xml:space="preserve"> </w:t>
-      </w:r>
-      <w:r>
-        <w:t xml:space="preserve">over four seasons yet separate at</w:t>
+        <w:t xml:space="preserve">,</w:t>
+      </w:r>
+      <w:r>
+        <w:t xml:space="preserve"> </w:t>
+      </w:r>
+      <m:oMath>
+        <m:r>
+          <m:t>n</m:t>
+        </m:r>
+        <m:r>
+          <m:rPr>
+            <m:sty m:val="p"/>
+          </m:rPr>
+          <m:t>=</m:t>
+        </m:r>
+        <m:r>
+          <m:t>4</m:t>
+        </m:r>
+      </m:oMath>
+      <w:r>
+        <w:t xml:space="preserve">), where the</w:t>
+      </w:r>
+      <w:r>
+        <w:t xml:space="preserve"> </w:t>
+      </w:r>
+      <w:r>
+        <w:t xml:space="preserve">minimum attainable</w:t>
       </w:r>
       <w:r>
         <w:t xml:space="preserve"> </w:t>
@@ -44296,158 +43214,26 @@
         <m:r>
           <m:t>p</m:t>
         </m:r>
-        <m:r>
-          <m:rPr>
-            <m:sty m:val="p"/>
-          </m:rPr>
-          <m:t>=</m:t>
-        </m:r>
-        <m:r>
-          <m:t>0.012</m:t>
-        </m:r>
-      </m:oMath>
-      <w:r>
-        <w:t xml:space="preserve">, so</w:t>
-      </w:r>
-      <w:r>
-        <w:t xml:space="preserve"> </w:t>
-      </w:r>
-      <w:r>
-        <w:t xml:space="preserve">listing both as front points is an artefact. Effect sizes accompany every</w:t>
-      </w:r>
-      <w:r>
-        <w:t xml:space="preserve"> </w:t>
-      </w:r>
-      <m:oMath>
-        <m:r>
-          <m:t>p</m:t>
-        </m:r>
-      </m:oMath>
-      <w:r>
-        <w:t xml:space="preserve">-value, and Holm corrections are over a declared family of 15</w:t>
-      </w:r>
-      <w:r>
-        <w:t xml:space="preserve"> </w:t>
-      </w:r>
-      <w:r>
-        <w:t xml:space="preserve">controllers—another declaration moves them. This is not hypothetical: adding the</w:t>
-      </w:r>
-      <w:r>
-        <w:t xml:space="preserve"> </w:t>
-      </w:r>
-      <w:r>
-        <w:t xml:space="preserve">two full-</w:t>
-      </w:r>
-      <w:r>
-        <w:rPr>
-          <w:rStyle w:val="VerbatimChar"/>
-        </w:rPr>
-        <w:t xml:space="preserve">physics</w:t>
-      </w:r>
-      <w:r>
-        <w:t xml:space="preserve"> </w:t>
-      </w:r>
-      <w:r>
-        <w:t xml:space="preserve">controllers enlarged the family from 13 to 15 and moved</w:t>
-      </w:r>
-      <w:r>
-        <w:t xml:space="preserve"> </w:t>
-      </w:r>
-      <w:r>
-        <w:t xml:space="preserve">every corrected level in the main comparison, the raw-versus-physics contrast from</w:t>
-      </w:r>
-      <w:r>
-        <w:t xml:space="preserve"> </w:t>
-      </w:r>
-      <m:oMath>
-        <m:r>
-          <m:t>7.7</m:t>
-        </m:r>
-        <m:r>
-          <m:rPr>
-            <m:sty m:val="p"/>
-          </m:rPr>
-          <m:t>×</m:t>
-        </m:r>
-        <m:sSup>
-          <m:e>
-            <m:r>
-              <m:t>10</m:t>
-            </m:r>
-          </m:e>
-          <m:sup>
-            <m:r>
-              <m:rPr>
-                <m:sty m:val="p"/>
-              </m:rPr>
-              <m:t>−</m:t>
-            </m:r>
-            <m:r>
-              <m:t>4</m:t>
-            </m:r>
-          </m:sup>
-        </m:sSup>
-      </m:oMath>
-      <w:r>
-        <w:t xml:space="preserve"> </w:t>
-      </w:r>
-      <w:r>
-        <w:t xml:space="preserve">to</w:t>
-      </w:r>
-      <w:r>
-        <w:t xml:space="preserve"> </w:t>
-      </w:r>
-      <m:oMath>
-        <m:r>
-          <m:t>4.6</m:t>
-        </m:r>
-        <m:r>
-          <m:rPr>
-            <m:sty m:val="p"/>
-          </m:rPr>
-          <m:t>×</m:t>
-        </m:r>
-        <m:sSup>
-          <m:e>
-            <m:r>
-              <m:t>10</m:t>
-            </m:r>
-          </m:e>
-          <m:sup>
-            <m:r>
-              <m:rPr>
-                <m:sty m:val="p"/>
-              </m:rPr>
-              <m:t>−</m:t>
-            </m:r>
-            <m:r>
-              <m:t>4</m:t>
-            </m:r>
-          </m:sup>
-        </m:sSup>
-      </m:oMath>
-      <w:r>
-        <w:t xml:space="preserve"> </w:t>
-      </w:r>
-      <w:r>
-        <w:t xml:space="preserve">among them, without any controller</w:t>
-      </w:r>
-      <w:r>
-        <w:t xml:space="preserve"> </w:t>
-      </w:r>
-      <w:r>
-        <w:t xml:space="preserve">crossing</w:t>
-      </w:r>
-      <w:r>
-        <w:t xml:space="preserve"> </w:t>
-      </w:r>
-      <m:oMath>
-        <m:r>
-          <m:t>0.05</m:t>
-        </m:r>
-      </m:oMath>
-      <w:r>
-        <w:t xml:space="preserve">.</w:t>
+      </m:oMath>
+      <w:r>
+        <w:t xml:space="preserve"> </w:t>
+      </w:r>
+      <w:r>
+        <w:t xml:space="preserve">is</w:t>
+      </w:r>
+      <w:r>
+        <w:t xml:space="preserve"> </w:t>
+      </w:r>
+      <m:oMath>
+        <m:r>
+          <m:t>0.125</m:t>
+        </m:r>
+      </m:oMath>
+      <w:r>
+        <w:t xml:space="preserve"> </w:t>
+      </w:r>
+      <w:r>
+        <w:t xml:space="preserve">and nothing can be significant.</w:t>
       </w:r>
     </w:p>
     <w:p>
@@ -44462,64 +43248,26 @@
           <w:b/>
           <w:bCs/>
         </w:rPr>
-        <w:t xml:space="preserve">Coverage is uneven.</w:t>
-      </w:r>
-      <w:r>
-        <w:t xml:space="preserve"> </w:t>
-      </w:r>
-      <w:r>
-        <w:t xml:space="preserve">The neural-network MPC has 10 replicates and</w:t>
-      </w:r>
-      <w:r>
-        <w:t xml:space="preserve"> </w:t>
-      </w:r>
-      <w:r>
-        <w:t xml:space="preserve">40 runs against 20 and 80 elsewhere, 14 of them terminating early. The oracle</w:t>
-      </w:r>
-      <w:r>
-        <w:t xml:space="preserve"> </w:t>
-      </w:r>
-      <w:r>
-        <w:t xml:space="preserve">has no 2022 season—all 20 runs exhausted the solver-failure budget—but that</w:t>
-      </w:r>
-      <w:r>
-        <w:t xml:space="preserve"> </w:t>
-      </w:r>
-      <w:r>
-        <w:t xml:space="preserve">is an artefact: at a thousandfold budget the season completes at</w:t>
-      </w:r>
-      <w:r>
-        <w:t xml:space="preserve"> </w:t>
-      </w:r>
-      <m:oMath>
-        <m:r>
-          <m:rPr>
-            <m:sty m:val="p"/>
-          </m:rPr>
-          <m:t>−</m:t>
-        </m:r>
-        <m:r>
-          <m:t>1.12</m:t>
-        </m:r>
-      </m:oMath>
-      <w:r>
-        <w:t xml:space="preserve"> </w:t>
-      </w:r>
-      <w:r>
-        <w:t xml:space="preserve">and</w:t>
-      </w:r>
-      <w:r>
-        <w:t xml:space="preserve"> </w:t>
-      </w:r>
-      <m:oMath>
-        <m:r>
-          <m:rPr>
-            <m:sty m:val="p"/>
-          </m:rPr>
-          <m:t>−</m:t>
-        </m:r>
-        <m:r>
-          <m:t>0.56</m:t>
+        <w:t xml:space="preserve">Significance is not magnitude.</w:t>
+      </w:r>
+      <w:r>
+        <w:t xml:space="preserve"> </w:t>
+      </w:r>
+      <w:r>
+        <w:t xml:space="preserve">Two physics-informed variants</w:t>
+      </w:r>
+      <w:r>
+        <w:t xml:space="preserve"> </w:t>
+      </w:r>
+      <w:r>
+        <w:t xml:space="preserve">differ by</w:t>
+      </w:r>
+      <w:r>
+        <w:t xml:space="preserve"> </w:t>
+      </w:r>
+      <m:oMath>
+        <m:r>
+          <m:t>0.0066</m:t>
         </m:r>
       </m:oMath>
       <w:r>
@@ -44546,68 +43294,170 @@
         </m:sSup>
       </m:oMath>
       <w:r>
-        <w:t xml:space="preserve">, so the reported</w:t>
-      </w:r>
-      <w:r>
-        <w:t xml:space="preserve"> </w:t>
-      </w:r>
-      <m:oMath>
-        <m:r>
-          <m:rPr>
-            <m:sty m:val="p"/>
-          </m:rPr>
-          <m:t>−</m:t>
-        </m:r>
-        <m:r>
-          <m:t>2.65</m:t>
-        </m:r>
-      </m:oMath>
-      <w:r>
-        <w:t xml:space="preserve"> </w:t>
-      </w:r>
-      <w:r>
-        <w:t xml:space="preserve">is a three-season mean and the</w:t>
-      </w:r>
-      <w:r>
-        <w:t xml:space="preserve"> </w:t>
-      </w:r>
-      <w:r>
-        <w:t xml:space="preserve">imputed four-season value is</w:t>
-      </w:r>
-      <w:r>
-        <w:t xml:space="preserve"> </w:t>
-      </w:r>
-      <m:oMath>
-        <m:r>
-          <m:rPr>
-            <m:sty m:val="p"/>
-          </m:rPr>
-          <m:t>≈</m:t>
-        </m:r>
-        <m:r>
-          <m:rPr>
-            <m:sty m:val="p"/>
-          </m:rPr>
-          <m:t>−</m:t>
-        </m:r>
-        <m:r>
-          <m:t>2.20</m:t>
-        </m:r>
-      </m:oMath>
-      <w:r>
-        <w:t xml:space="preserve">. One front member owes part of its</w:t>
-      </w:r>
-      <w:r>
-        <w:t xml:space="preserve"> </w:t>
-      </w:r>
-      <w:r>
-        <w:t xml:space="preserve">position to truncation: over complete runs its violation margin narrows from 71</w:t>
-      </w:r>
-      <w:r>
-        <w:t xml:space="preserve"> </w:t>
-      </w:r>
-      <w:r>
-        <w:t xml:space="preserve">to 26 steps.</w:t>
+        <w:t xml:space="preserve"> </w:t>
+      </w:r>
+      <w:r>
+        <w:t xml:space="preserve">over four seasons yet separate at</w:t>
+      </w:r>
+      <w:r>
+        <w:t xml:space="preserve"> </w:t>
+      </w:r>
+      <m:oMath>
+        <m:r>
+          <m:t>p</m:t>
+        </m:r>
+        <m:r>
+          <m:rPr>
+            <m:sty m:val="p"/>
+          </m:rPr>
+          <m:t>=</m:t>
+        </m:r>
+        <m:r>
+          <m:t>0.012</m:t>
+        </m:r>
+      </m:oMath>
+      <w:r>
+        <w:t xml:space="preserve">, so</w:t>
+      </w:r>
+      <w:r>
+        <w:t xml:space="preserve"> </w:t>
+      </w:r>
+      <w:r>
+        <w:t xml:space="preserve">listing both as front points is an artefact. Effect sizes accompany every</w:t>
+      </w:r>
+      <w:r>
+        <w:t xml:space="preserve"> </w:t>
+      </w:r>
+      <m:oMath>
+        <m:r>
+          <m:t>p</m:t>
+        </m:r>
+      </m:oMath>
+      <w:r>
+        <w:t xml:space="preserve">-value, and Holm corrections are over a declared family of 15</w:t>
+      </w:r>
+      <w:r>
+        <w:t xml:space="preserve"> </w:t>
+      </w:r>
+      <w:r>
+        <w:t xml:space="preserve">controllers—another declaration moves them. This is not hypothetical: adding the</w:t>
+      </w:r>
+      <w:r>
+        <w:t xml:space="preserve"> </w:t>
+      </w:r>
+      <w:r>
+        <w:t xml:space="preserve">two full-</w:t>
+      </w:r>
+      <w:r>
+        <w:rPr>
+          <w:rStyle w:val="VerbatimChar"/>
+        </w:rPr>
+        <w:t xml:space="preserve">physics</w:t>
+      </w:r>
+      <w:r>
+        <w:t xml:space="preserve"> </w:t>
+      </w:r>
+      <w:r>
+        <w:t xml:space="preserve">controllers enlarged the family from 13 to 15 and moved</w:t>
+      </w:r>
+      <w:r>
+        <w:t xml:space="preserve"> </w:t>
+      </w:r>
+      <w:r>
+        <w:t xml:space="preserve">every corrected level in the main comparison, the raw-versus-physics contrast from</w:t>
+      </w:r>
+      <w:r>
+        <w:t xml:space="preserve"> </w:t>
+      </w:r>
+      <m:oMath>
+        <m:r>
+          <m:t>7.7</m:t>
+        </m:r>
+        <m:r>
+          <m:rPr>
+            <m:sty m:val="p"/>
+          </m:rPr>
+          <m:t>×</m:t>
+        </m:r>
+        <m:sSup>
+          <m:e>
+            <m:r>
+              <m:t>10</m:t>
+            </m:r>
+          </m:e>
+          <m:sup>
+            <m:r>
+              <m:rPr>
+                <m:sty m:val="p"/>
+              </m:rPr>
+              <m:t>−</m:t>
+            </m:r>
+            <m:r>
+              <m:t>4</m:t>
+            </m:r>
+          </m:sup>
+        </m:sSup>
+      </m:oMath>
+      <w:r>
+        <w:t xml:space="preserve"> </w:t>
+      </w:r>
+      <w:r>
+        <w:t xml:space="preserve">to</w:t>
+      </w:r>
+      <w:r>
+        <w:t xml:space="preserve"> </w:t>
+      </w:r>
+      <m:oMath>
+        <m:r>
+          <m:t>4.6</m:t>
+        </m:r>
+        <m:r>
+          <m:rPr>
+            <m:sty m:val="p"/>
+          </m:rPr>
+          <m:t>×</m:t>
+        </m:r>
+        <m:sSup>
+          <m:e>
+            <m:r>
+              <m:t>10</m:t>
+            </m:r>
+          </m:e>
+          <m:sup>
+            <m:r>
+              <m:rPr>
+                <m:sty m:val="p"/>
+              </m:rPr>
+              <m:t>−</m:t>
+            </m:r>
+            <m:r>
+              <m:t>4</m:t>
+            </m:r>
+          </m:sup>
+        </m:sSup>
+      </m:oMath>
+      <w:r>
+        <w:t xml:space="preserve"> </w:t>
+      </w:r>
+      <w:r>
+        <w:t xml:space="preserve">among them, without any controller</w:t>
+      </w:r>
+      <w:r>
+        <w:t xml:space="preserve"> </w:t>
+      </w:r>
+      <w:r>
+        <w:t xml:space="preserve">crossing</w:t>
+      </w:r>
+      <w:r>
+        <w:t xml:space="preserve"> </w:t>
+      </w:r>
+      <m:oMath>
+        <m:r>
+          <m:t>0.05</m:t>
+        </m:r>
+      </m:oMath>
+      <w:r>
+        <w:t xml:space="preserve">.</w:t>
       </w:r>
     </w:p>
     <w:p>
@@ -44622,75 +43472,44 @@
           <w:b/>
           <w:bCs/>
         </w:rPr>
-        <w:t xml:space="preserve">The mechanism rests on a three-point library comparison, which is</w:t>
-      </w:r>
-      <w:r>
-        <w:rPr>
-          <w:b/>
-          <w:bCs/>
-        </w:rPr>
-        <w:t xml:space="preserve"> </w:t>
-      </w:r>
-      <w:r>
-        <w:rPr>
-          <w:b/>
-          <w:bCs/>
-        </w:rPr>
-        <w:t xml:space="preserve">few.</w:t>
-      </w:r>
-      <w:r>
-        <w:t xml:space="preserve"> </w:t>
-      </w:r>
-      <w:r>
-        <w:t xml:space="preserve">A claim about what does and does not order closed-loop performance is being</w:t>
-      </w:r>
-      <w:r>
-        <w:t xml:space="preserve"> </w:t>
-      </w:r>
-      <w:r>
-        <w:t xml:space="preserve">carried by three libraries, and the third point exists on one optimiser only: the</w:t>
-      </w:r>
-      <w:r>
-        <w:t xml:space="preserve"> </w:t>
-      </w:r>
-      <w:r>
-        <w:t xml:space="preserve">ensemble triple is complete, whereas at threshold</w:t>
-      </w:r>
-      <w:r>
-        <w:t xml:space="preserve"> </w:t>
-      </w:r>
-      <m:oMath>
-        <m:r>
-          <m:t>0.05</m:t>
-        </m:r>
-      </m:oMath>
-      <w:r>
-        <w:t xml:space="preserve"> </w:t>
-      </w:r>
-      <w:r>
-        <w:t xml:space="preserve">under sequential</w:t>
-      </w:r>
-      <w:r>
-        <w:t xml:space="preserve"> </w:t>
-      </w:r>
-      <w:r>
-        <w:t xml:space="preserve">thresholded least squares only the raw and full-physics libraries were run</w:t>
-      </w:r>
-      <w:r>
-        <w:t xml:space="preserve"> </w:t>
-      </w:r>
-      <w:r>
-        <w:t xml:space="preserve">(</w:t>
-      </w:r>
-      <m:oMath>
-        <m:r>
-          <m:rPr>
-            <m:sty m:val="p"/>
-          </m:rPr>
-          <m:t>+</m:t>
-        </m:r>
-        <m:r>
-          <m:t>3.83</m:t>
+        <w:t xml:space="preserve">Coverage is uneven.</w:t>
+      </w:r>
+      <w:r>
+        <w:t xml:space="preserve"> </w:t>
+      </w:r>
+      <w:r>
+        <w:t xml:space="preserve">The neural-network MPC has 10 replicates and</w:t>
+      </w:r>
+      <w:r>
+        <w:t xml:space="preserve"> </w:t>
+      </w:r>
+      <w:r>
+        <w:t xml:space="preserve">40 runs against 20 and 80 elsewhere, 14 of them terminating early. The oracle</w:t>
+      </w:r>
+      <w:r>
+        <w:t xml:space="preserve"> </w:t>
+      </w:r>
+      <w:r>
+        <w:t xml:space="preserve">has no 2022 season—all 20 runs exhausted the solver-failure budget—but that</w:t>
+      </w:r>
+      <w:r>
+        <w:t xml:space="preserve"> </w:t>
+      </w:r>
+      <w:r>
+        <w:t xml:space="preserve">is an artefact: at a thousandfold budget the season completes at</w:t>
+      </w:r>
+      <w:r>
+        <w:t xml:space="preserve"> </w:t>
+      </w:r>
+      <m:oMath>
+        <m:r>
+          <m:rPr>
+            <m:sty m:val="p"/>
+          </m:rPr>
+          <m:t>−</m:t>
+        </m:r>
+        <m:r>
+          <m:t>1.12</m:t>
         </m:r>
       </m:oMath>
       <w:r>
@@ -44707,10 +43526,10 @@
           <m:rPr>
             <m:sty m:val="p"/>
           </m:rPr>
-          <m:t>+</m:t>
-        </m:r>
-        <m:r>
-          <m:t>2.48</m:t>
+          <m:t>−</m:t>
+        </m:r>
+        <m:r>
+          <m:t>0.56</m:t>
         </m:r>
       </m:oMath>
       <w:r>
@@ -44737,114 +43556,68 @@
         </m:sSup>
       </m:oMath>
       <w:r>
-        <w:t xml:space="preserve">), so the raw-over-physics direction replicates</w:t>
-      </w:r>
-      <w:r>
-        <w:t xml:space="preserve"> </w:t>
-      </w:r>
-      <w:r>
-        <w:t xml:space="preserve">but the non-monotonicity itself does not exist as a three-point series on that</w:t>
-      </w:r>
-      <w:r>
-        <w:t xml:space="preserve"> </w:t>
-      </w:r>
-      <w:r>
-        <w:t xml:space="preserve">axis. Boiler-term survival is</w:t>
-      </w:r>
-      <w:r>
-        <w:t xml:space="preserve"> </w:t>
-      </w:r>
-      <w:r>
-        <w:rPr>
-          <w:i/>
-          <w:iCs/>
-        </w:rPr>
-        <w:t xml:space="preserve">measured, not manipulated</w:t>
-      </w:r>
-      <w:r>
-        <w:t xml:space="preserve">, at library level:</w:t>
-      </w:r>
-      <w:r>
-        <w:t xml:space="preserve"> </w:t>
-      </w:r>
-      <w:r>
-        <w:t xml:space="preserve">the libraries differ in the basis, and survival is a downstream property of the</w:t>
-      </w:r>
-      <w:r>
-        <w:t xml:space="preserve"> </w:t>
-      </w:r>
-      <w:r>
-        <w:t xml:space="preserve">resulting fits. The only randomised manipulation anywhere in this argument is the</w:t>
-      </w:r>
-      <w:r>
-        <w:t xml:space="preserve"> </w:t>
-      </w:r>
-      <w:r>
-        <w:t xml:space="preserve">single-coefficient ablation, whose median effect is</w:t>
-      </w:r>
-      <w:r>
-        <w:t xml:space="preserve"> </w:t>
-      </w:r>
-      <m:oMath>
-        <m:r>
-          <m:rPr>
-            <m:sty m:val="p"/>
-          </m:rPr>
-          <m:t>+</m:t>
-        </m:r>
-        <m:r>
-          <m:t>0.21</m:t>
-        </m:r>
-      </m:oMath>
-      <w:r>
-        <w:t xml:space="preserve"> EUR m</w:t>
-      </w:r>
-      <m:oMath>
-        <m:sSup>
-          <m:e>
-            <m:r>
-              <m:t>​</m:t>
-            </m:r>
-          </m:e>
-          <m:sup>
-            <m:r>
-              <m:rPr>
-                <m:sty m:val="p"/>
-              </m:rPr>
-              <m:t>−</m:t>
-            </m:r>
-            <m:r>
-              <m:t>2</m:t>
-            </m:r>
-          </m:sup>
-        </m:sSup>
-      </m:oMath>
-      <w:r>
-        <w:t xml:space="preserve">—so the</w:t>
-      </w:r>
-      <w:r>
-        <w:t xml:space="preserve"> </w:t>
-      </w:r>
-      <w:r>
-        <w:t xml:space="preserve">mechanism is supported by one controlled contrast of modest size plus a library</w:t>
-      </w:r>
-      <w:r>
-        <w:t xml:space="preserve"> </w:t>
-      </w:r>
-      <w:r>
-        <w:t xml:space="preserve">pattern that is measured rather than manipulated. A fourth library has already been</w:t>
-      </w:r>
-      <w:r>
-        <w:t xml:space="preserve"> </w:t>
-      </w:r>
-      <w:r>
-        <w:t xml:space="preserve">added—the term-deletion probe below—and did not disturb the pattern, but the</w:t>
-      </w:r>
-      <w:r>
-        <w:t xml:space="preserve"> </w:t>
-      </w:r>
-      <w:r>
-        <w:t xml:space="preserve">pattern remains observational at library level.</w:t>
+        <w:t xml:space="preserve">, so the reported</w:t>
+      </w:r>
+      <w:r>
+        <w:t xml:space="preserve"> </w:t>
+      </w:r>
+      <m:oMath>
+        <m:r>
+          <m:rPr>
+            <m:sty m:val="p"/>
+          </m:rPr>
+          <m:t>−</m:t>
+        </m:r>
+        <m:r>
+          <m:t>2.65</m:t>
+        </m:r>
+      </m:oMath>
+      <w:r>
+        <w:t xml:space="preserve"> </w:t>
+      </w:r>
+      <w:r>
+        <w:t xml:space="preserve">is a three-season mean and the</w:t>
+      </w:r>
+      <w:r>
+        <w:t xml:space="preserve"> </w:t>
+      </w:r>
+      <w:r>
+        <w:t xml:space="preserve">imputed four-season value is</w:t>
+      </w:r>
+      <w:r>
+        <w:t xml:space="preserve"> </w:t>
+      </w:r>
+      <m:oMath>
+        <m:r>
+          <m:rPr>
+            <m:sty m:val="p"/>
+          </m:rPr>
+          <m:t>≈</m:t>
+        </m:r>
+        <m:r>
+          <m:rPr>
+            <m:sty m:val="p"/>
+          </m:rPr>
+          <m:t>−</m:t>
+        </m:r>
+        <m:r>
+          <m:t>2.20</m:t>
+        </m:r>
+      </m:oMath>
+      <w:r>
+        <w:t xml:space="preserve">. One front member owes part of its</w:t>
+      </w:r>
+      <w:r>
+        <w:t xml:space="preserve"> </w:t>
+      </w:r>
+      <w:r>
+        <w:t xml:space="preserve">position to truncation: over complete runs its violation margin narrows from 71</w:t>
+      </w:r>
+      <w:r>
+        <w:t xml:space="preserve"> </w:t>
+      </w:r>
+      <w:r>
+        <w:t xml:space="preserve">to 26 steps.</w:t>
       </w:r>
     </w:p>
     <w:p>
@@ -44859,6 +43632,243 @@
           <w:b/>
           <w:bCs/>
         </w:rPr>
+        <w:t xml:space="preserve">The mechanism rests on a three-point library comparison, which is</w:t>
+      </w:r>
+      <w:r>
+        <w:rPr>
+          <w:b/>
+          <w:bCs/>
+        </w:rPr>
+        <w:t xml:space="preserve"> </w:t>
+      </w:r>
+      <w:r>
+        <w:rPr>
+          <w:b/>
+          <w:bCs/>
+        </w:rPr>
+        <w:t xml:space="preserve">few.</w:t>
+      </w:r>
+      <w:r>
+        <w:t xml:space="preserve"> </w:t>
+      </w:r>
+      <w:r>
+        <w:t xml:space="preserve">A claim about what does and does not order closed-loop performance is being</w:t>
+      </w:r>
+      <w:r>
+        <w:t xml:space="preserve"> </w:t>
+      </w:r>
+      <w:r>
+        <w:t xml:space="preserve">carried by three libraries, and the third point exists on one optimiser only: the</w:t>
+      </w:r>
+      <w:r>
+        <w:t xml:space="preserve"> </w:t>
+      </w:r>
+      <w:r>
+        <w:t xml:space="preserve">ensemble triple is complete, whereas at threshold</w:t>
+      </w:r>
+      <w:r>
+        <w:t xml:space="preserve"> </w:t>
+      </w:r>
+      <m:oMath>
+        <m:r>
+          <m:t>0.05</m:t>
+        </m:r>
+      </m:oMath>
+      <w:r>
+        <w:t xml:space="preserve"> </w:t>
+      </w:r>
+      <w:r>
+        <w:t xml:space="preserve">under sequential</w:t>
+      </w:r>
+      <w:r>
+        <w:t xml:space="preserve"> </w:t>
+      </w:r>
+      <w:r>
+        <w:t xml:space="preserve">thresholded least squares only the raw and full-physics libraries were run</w:t>
+      </w:r>
+      <w:r>
+        <w:t xml:space="preserve"> </w:t>
+      </w:r>
+      <w:r>
+        <w:t xml:space="preserve">(</w:t>
+      </w:r>
+      <m:oMath>
+        <m:r>
+          <m:rPr>
+            <m:sty m:val="p"/>
+          </m:rPr>
+          <m:t>+</m:t>
+        </m:r>
+        <m:r>
+          <m:t>3.83</m:t>
+        </m:r>
+      </m:oMath>
+      <w:r>
+        <w:t xml:space="preserve"> </w:t>
+      </w:r>
+      <w:r>
+        <w:t xml:space="preserve">and</w:t>
+      </w:r>
+      <w:r>
+        <w:t xml:space="preserve"> </w:t>
+      </w:r>
+      <m:oMath>
+        <m:r>
+          <m:rPr>
+            <m:sty m:val="p"/>
+          </m:rPr>
+          <m:t>+</m:t>
+        </m:r>
+        <m:r>
+          <m:t>2.48</m:t>
+        </m:r>
+      </m:oMath>
+      <w:r>
+        <w:t xml:space="preserve"> EUR m</w:t>
+      </w:r>
+      <m:oMath>
+        <m:sSup>
+          <m:e>
+            <m:r>
+              <m:t>​</m:t>
+            </m:r>
+          </m:e>
+          <m:sup>
+            <m:r>
+              <m:rPr>
+                <m:sty m:val="p"/>
+              </m:rPr>
+              <m:t>−</m:t>
+            </m:r>
+            <m:r>
+              <m:t>2</m:t>
+            </m:r>
+          </m:sup>
+        </m:sSup>
+      </m:oMath>
+      <w:r>
+        <w:t xml:space="preserve">), so the raw-over-physics direction replicates</w:t>
+      </w:r>
+      <w:r>
+        <w:t xml:space="preserve"> </w:t>
+      </w:r>
+      <w:r>
+        <w:t xml:space="preserve">but the non-monotonicity itself does not exist as a three-point series on that</w:t>
+      </w:r>
+      <w:r>
+        <w:t xml:space="preserve"> </w:t>
+      </w:r>
+      <w:r>
+        <w:t xml:space="preserve">axis. Boiler-term survival is</w:t>
+      </w:r>
+      <w:r>
+        <w:t xml:space="preserve"> </w:t>
+      </w:r>
+      <w:r>
+        <w:rPr>
+          <w:i/>
+          <w:iCs/>
+        </w:rPr>
+        <w:t xml:space="preserve">measured, not manipulated</w:t>
+      </w:r>
+      <w:r>
+        <w:t xml:space="preserve">, at library level:</w:t>
+      </w:r>
+      <w:r>
+        <w:t xml:space="preserve"> </w:t>
+      </w:r>
+      <w:r>
+        <w:t xml:space="preserve">the libraries differ in the basis, and survival is a downstream property of the</w:t>
+      </w:r>
+      <w:r>
+        <w:t xml:space="preserve"> </w:t>
+      </w:r>
+      <w:r>
+        <w:t xml:space="preserve">resulting fits. The only randomised manipulation anywhere in this argument is the</w:t>
+      </w:r>
+      <w:r>
+        <w:t xml:space="preserve"> </w:t>
+      </w:r>
+      <w:r>
+        <w:t xml:space="preserve">single-coefficient ablation, whose median effect is</w:t>
+      </w:r>
+      <w:r>
+        <w:t xml:space="preserve"> </w:t>
+      </w:r>
+      <m:oMath>
+        <m:r>
+          <m:rPr>
+            <m:sty m:val="p"/>
+          </m:rPr>
+          <m:t>+</m:t>
+        </m:r>
+        <m:r>
+          <m:t>0.21</m:t>
+        </m:r>
+      </m:oMath>
+      <w:r>
+        <w:t xml:space="preserve"> EUR m</w:t>
+      </w:r>
+      <m:oMath>
+        <m:sSup>
+          <m:e>
+            <m:r>
+              <m:t>​</m:t>
+            </m:r>
+          </m:e>
+          <m:sup>
+            <m:r>
+              <m:rPr>
+                <m:sty m:val="p"/>
+              </m:rPr>
+              <m:t>−</m:t>
+            </m:r>
+            <m:r>
+              <m:t>2</m:t>
+            </m:r>
+          </m:sup>
+        </m:sSup>
+      </m:oMath>
+      <w:r>
+        <w:t xml:space="preserve">—so the</w:t>
+      </w:r>
+      <w:r>
+        <w:t xml:space="preserve"> </w:t>
+      </w:r>
+      <w:r>
+        <w:t xml:space="preserve">mechanism is supported by one controlled contrast of modest size plus a library</w:t>
+      </w:r>
+      <w:r>
+        <w:t xml:space="preserve"> </w:t>
+      </w:r>
+      <w:r>
+        <w:t xml:space="preserve">pattern that is measured rather than manipulated. A fourth library has already been</w:t>
+      </w:r>
+      <w:r>
+        <w:t xml:space="preserve"> </w:t>
+      </w:r>
+      <w:r>
+        <w:t xml:space="preserve">added—the term-deletion probe below—and did not disturb the pattern, but the</w:t>
+      </w:r>
+      <w:r>
+        <w:t xml:space="preserve"> </w:t>
+      </w:r>
+      <w:r>
+        <w:t xml:space="preserve">pattern remains observational at library level.</w:t>
+      </w:r>
+    </w:p>
+    <w:p>
+      <w:pPr>
+        <w:numPr>
+          <w:ilvl w:val="0"/>
+          <w:numId w:val="1002"/>
+        </w:numPr>
+      </w:pPr>
+      <w:r>
+        <w:rPr>
+          <w:b/>
+          <w:bCs/>
+        </w:rPr>
         <w:t xml:space="preserve">What sets boiler-term survival is unresolved.</w:t>
       </w:r>
       <w:r>
@@ -45168,39 +44178,31 @@
           <w:b/>
           <w:bCs/>
         </w:rPr>
-        <w:t xml:space="preserve">The design and sensitivity blocks were never run under the priced</w:t>
-      </w:r>
-      <w:r>
-        <w:rPr>
-          <w:b/>
-          <w:bCs/>
-        </w:rPr>
-        <w:t xml:space="preserve"> </w:t>
-      </w:r>
-      <w:r>
-        <w:rPr>
-          <w:b/>
-          <w:bCs/>
-        </w:rPr>
-        <w:t xml:space="preserve">objective.</w:t>
-      </w:r>
-      <w:r>
-        <w:t xml:space="preserve"> </w:t>
-      </w:r>
-      <w:r>
-        <w:t xml:space="preserve">The support harness hard-codes the default stage cost, so those</w:t>
-      </w:r>
-      <w:r>
-        <w:t xml:space="preserve"> </w:t>
-      </w:r>
-      <w:r>
-        <w:t xml:space="preserve">sensitivities are default-objective results, mislabelled as priced in the run</w:t>
-      </w:r>
-      <w:r>
-        <w:t xml:space="preserve"> </w:t>
-      </w:r>
-      <w:r>
-        <w:t xml:space="preserve">log. Under it, perturbing identified coefficients by</w:t>
+        <w:t xml:space="preserve">The design and sensitivity blocks use the default objective.</w:t>
+      </w:r>
+      <w:r>
+        <w:t xml:space="preserve"> </w:t>
+      </w:r>
+      <w:r>
+        <w:t xml:space="preserve">The support</w:t>
+      </w:r>
+      <w:r>
+        <w:t xml:space="preserve"> </w:t>
+      </w:r>
+      <w:r>
+        <w:t xml:space="preserve">harness hard-codes the default stage cost, so those sensitivities do not test the</w:t>
+      </w:r>
+      <w:r>
+        <w:t xml:space="preserve"> </w:t>
+      </w:r>
+      <w:r>
+        <w:t xml:space="preserve">price-aligned formulation. Under the default objective, perturbing identified coefficients</w:t>
+      </w:r>
+      <w:r>
+        <w:t xml:space="preserve"> </w:t>
+      </w:r>
+      <w:r>
+        <w:t xml:space="preserve">by</w:t>
       </w:r>
       <w:r>
         <w:t xml:space="preserve"> </w:t>
@@ -45922,19 +44924,19 @@
           <w:b/>
           <w:bCs/>
         </w:rPr>
-        <w:t xml:space="preserve">Scope.</w:t>
-      </w:r>
-      <w:r>
-        <w:t xml:space="preserve"> </w:t>
-      </w:r>
-      <w:r>
-        <w:t xml:space="preserve">Simulation only, one location, one planting date, one crop</w:t>
-      </w:r>
-      <w:r>
-        <w:t xml:space="preserve"> </w:t>
-      </w:r>
-      <w:r>
-        <w:t xml:space="preserve">model, one weather source. The ranking is not price-invariant: two different</w:t>
+        <w:t xml:space="preserve">Additional scope limits.</w:t>
+      </w:r>
+      <w:r>
+        <w:t xml:space="preserve"> </w:t>
+      </w:r>
+      <w:r>
+        <w:t xml:space="preserve">One location, one planting date, one crop model</w:t>
+      </w:r>
+      <w:r>
+        <w:t xml:space="preserve"> </w:t>
+      </w:r>
+      <w:r>
+        <w:t xml:space="preserve">and one weather source are represented. The ranking is not price-invariant: two different</w:t>
       </w:r>
       <w:r>
         <w:t xml:space="preserve"> </w:t>
@@ -47012,19 +46014,13 @@
         <w:pStyle w:val="TableCaption"/>
       </w:pPr>
       <w:r>
-        <w:t xml:space="preserve">The two comparison defects and what repairing each one cost the</w:t>
-      </w:r>
-      <w:r>
-        <w:t xml:space="preserve"> </w:t>
-      </w:r>
-      <w:r>
-        <w:t xml:space="preserve">headline result. Both were on the authors’ side of the comparison and both had</w:t>
-      </w:r>
-      <w:r>
-        <w:t xml:space="preserve"> </w:t>
-      </w:r>
-      <w:r>
-        <w:t xml:space="preserve">inflated it. EPI is the seasonal margin returned by the simulator.</w:t>
+        <w:t xml:space="preserve">Sensitivity of the headline comparison to two benchmarking safeguards.</w:t>
+      </w:r>
+      <w:r>
+        <w:t xml:space="preserve"> </w:t>
+      </w:r>
+      <w:r>
+        <w:t xml:space="preserve">EPI is the simulated seasonal margin returned by the virtual greenhouse.</w:t>
       </w:r>
     </w:p>
     <w:tbl>
@@ -47032,7 +46028,7 @@
         <w:tblStyle w:val="Table"/>
         <w:tblW w:type="auto" w:w="0"/>
         <w:tblLook w:firstRow="1" w:lastRow="0" w:firstColumn="0" w:lastColumn="0" w:noHBand="0" w:noVBand="0" w:val="0020"/>
-        <w:tblCaption w:val="The two comparison defects and what repairing each one cost the headline result. Both were on the authors’ side of the comparison and both had inflated it. EPI is the seasonal margin returned by the simulator."/>
+        <w:tblCaption w:val="Sensitivity of the headline comparison to two benchmarking safeguards. EPI is the simulated seasonal margin returned by the virtual greenhouse."/>
       </w:tblPr>
       <w:tblGrid>
         <w:gridCol w:w="2640"/>
@@ -47063,10 +46059,10 @@
                 <w:i/>
                 <w:iCs/>
               </w:rPr>
-              <w:t xml:space="preserve">Defect 1</w:t>
-            </w:r>
-            <w:r>
-              <w:t xml:space="preserve">: untuned baseline</w:t>
+              <w:t xml:space="preserve">Safeguard 1</w:t>
+            </w:r>
+            <w:r>
+              <w:t xml:space="preserve">: tuned baseline</w:t>
             </w:r>
           </w:p>
         </w:tc>
@@ -47082,10 +46078,10 @@
                 <w:i/>
                 <w:iCs/>
               </w:rPr>
-              <w:t xml:space="preserve">Defect 2</w:t>
-            </w:r>
-            <w:r>
-              <w:t xml:space="preserve">: mis-weighted stage cost</w:t>
+              <w:t xml:space="preserve">Safeguard 2</w:t>
+            </w:r>
+            <w:r>
+              <w:t xml:space="preserve">: price-aligned stage cost</w:t>
             </w:r>
           </w:p>
         </w:tc>
@@ -47099,7 +46095,7 @@
               <w:jc w:val="left"/>
             </w:pPr>
             <w:r>
-              <w:t xml:space="preserve">What was wrong</w:t>
+              <w:t xml:space="preserve">Risk controlled</w:t>
             </w:r>
           </w:p>
         </w:tc>
@@ -47111,19 +46107,7 @@
               <w:jc w:val="left"/>
             </w:pPr>
             <w:r>
-              <w:t xml:space="preserve">the reference heuristic was called</w:t>
-            </w:r>
-            <w:r>
-              <w:t xml:space="preserve"> </w:t>
-            </w:r>
-            <w:r>
-              <w:t xml:space="preserve">“tuned”</w:t>
-            </w:r>
-            <w:r>
-              <w:t xml:space="preserve"> </w:t>
-            </w:r>
-            <w:r>
-              <w:t xml:space="preserve">but its setpoints were hard-coded and never searched</w:t>
+              <w:t xml:space="preserve">comparison with an otherwise credible but unsearched agronomic heuristic</w:t>
             </w:r>
           </w:p>
         </w:tc>
@@ -47135,7 +46119,7 @@
               <w:jc w:val="left"/>
             </w:pPr>
             <w:r>
-              <w:t xml:space="preserve">actuators weighted</w:t>
+              <w:t xml:space="preserve">actuator weights of</w:t>
             </w:r>
             <w:r>
               <w:t xml:space="preserve"> </w:t>
@@ -47184,7 +46168,7 @@
               </m:sSub>
             </m:oMath>
             <w:r>
-              <w:t xml:space="preserve">) while the measured marginal costs are</w:t>
+              <w:t xml:space="preserve">) differ from marginal-cost ratios of</w:t>
             </w:r>
             <w:r>
               <w:t xml:space="preserve"> </w:t>
@@ -47224,7 +46208,7 @@
               <w:jc w:val="left"/>
             </w:pPr>
             <w:r>
-              <w:t xml:space="preserve">Repair</w:t>
+              <w:t xml:space="preserve">Implementation</w:t>
             </w:r>
           </w:p>
         </w:tc>
@@ -47495,7 +46479,7 @@
               <w:jc w:val="left"/>
             </w:pPr>
             <w:r>
-              <w:t xml:space="preserve">Effect on the claim</w:t>
+              <w:t xml:space="preserve">Effect on the comparison</w:t>
             </w:r>
           </w:p>
         </w:tc>
@@ -47807,51 +46791,45 @@
         <w:pStyle w:val="ImageCaption"/>
       </w:pPr>
       <w:r>
-        <w:t xml:space="preserve">Where the apparent effect went. Repairing the untuned baseline removed</w:t>
-      </w:r>
-      <w:r>
-        <w:t xml:space="preserve"> </w:t>
-      </w:r>
-      <w:r>
-        <w:t xml:space="preserve">a factor of</w:t>
-      </w:r>
-      <w:r>
-        <w:t xml:space="preserve"> </w:t>
-      </w:r>
-      <m:oMath>
-        <m:r>
-          <m:t>2.7</m:t>
-        </m:r>
-      </m:oMath>
-      <w:r>
-        <w:t xml:space="preserve"> </w:t>
-      </w:r>
-      <w:r>
-        <w:t xml:space="preserve">from the raw library’s advantage over the agronomic heuristic;</w:t>
-      </w:r>
-      <w:r>
-        <w:t xml:space="preserve"> </w:t>
-      </w:r>
-      <w:r>
-        <w:t xml:space="preserve">pricing the stage cost consistently with the evaluation criterion removed</w:t>
-      </w:r>
-      <w:r>
-        <w:t xml:space="preserve"> </w:t>
-      </w:r>
-      <w:r>
-        <w:t xml:space="preserve">two-thirds of the apparent library effect. Both corrections leave the direction</w:t>
-      </w:r>
-      <w:r>
-        <w:t xml:space="preserve"> </w:t>
-      </w:r>
-      <w:r>
-        <w:t xml:space="preserve">of the result intact and its magnitude much smaller. Source files are named in</w:t>
-      </w:r>
-      <w:r>
-        <w:t xml:space="preserve"> </w:t>
-      </w:r>
-      <w:r>
-        <w:t xml:space="preserve">the LaTeX comment preceding this caption.</w:t>
+        <w:t xml:space="preserve">Reduction of the headline contrast by two benchmarking safeguards.</w:t>
+      </w:r>
+      <w:r>
+        <w:t xml:space="preserve"> </w:t>
+      </w:r>
+      <w:r>
+        <w:t xml:space="preserve">(</w:t>
+      </w:r>
+      <w:r>
+        <w:rPr>
+          <w:b/>
+          <w:bCs/>
+        </w:rPr>
+        <w:t xml:space="preserve">a</w:t>
+      </w:r>
+      <w:r>
+        <w:t xml:space="preserve">) Tuning the agronomic reference. (</w:t>
+      </w:r>
+      <w:r>
+        <w:rPr>
+          <w:b/>
+          <w:bCs/>
+        </w:rPr>
+        <w:t xml:space="preserve">b</w:t>
+      </w:r>
+      <w:r>
+        <w:t xml:space="preserve">) Aligning MPC stage-cost weights</w:t>
+      </w:r>
+      <w:r>
+        <w:t xml:space="preserve"> </w:t>
+      </w:r>
+      <w:r>
+        <w:t xml:space="preserve">with evaluation prices. Bars show the contrast before adjustment, the safeguard effect</w:t>
+      </w:r>
+      <w:r>
+        <w:t xml:space="preserve"> </w:t>
+      </w:r>
+      <w:r>
+        <w:t xml:space="preserve">and the residual contrast.</w:t>
       </w:r>
     </w:p>
     <w:bookmarkEnd w:id="85"/>
@@ -47871,25 +46849,37 @@
         <w:pStyle w:val="FirstParagraph"/>
       </w:pPr>
       <w:r>
-        <w:t xml:space="preserve">We asked which open-loop criterion should select a data-driven surrogate for</w:t>
-      </w:r>
-      <w:r>
-        <w:t xml:space="preserve"> </w:t>
-      </w:r>
-      <w:r>
-        <w:t xml:space="preserve">economic MPC, and what explains its success. Multi-step stability selects;</w:t>
-      </w:r>
-      <w:r>
-        <w:t xml:space="preserve"> </w:t>
-      </w:r>
-      <w:r>
-        <w:t xml:space="preserve">survival of the actuator term through the sparsity threshold, not conditioning,</w:t>
-      </w:r>
-      <w:r>
-        <w:t xml:space="preserve"> </w:t>
-      </w:r>
-      <w:r>
-        <w:t xml:space="preserve">explains (Figure </w:t>
+        <w:t xml:space="preserve">Within a GreenLight-based in silico greenhouse testbed, we asked which open-loop</w:t>
+      </w:r>
+      <w:r>
+        <w:t xml:space="preserve"> </w:t>
+      </w:r>
+      <w:r>
+        <w:t xml:space="preserve">criterion should select a data-driven surrogate for economic MPC and which model</w:t>
+      </w:r>
+      <w:r>
+        <w:t xml:space="preserve"> </w:t>
+      </w:r>
+      <w:r>
+        <w:t xml:space="preserve">property best explains the closed-loop result. Multi-step stability selects the</w:t>
+      </w:r>
+      <w:r>
+        <w:t xml:space="preserve"> </w:t>
+      </w:r>
+      <w:r>
+        <w:t xml:space="preserve">leading candidate, while survival of the actuator term through the sparsity</w:t>
+      </w:r>
+      <w:r>
+        <w:t xml:space="preserve"> </w:t>
+      </w:r>
+      <w:r>
+        <w:t xml:space="preserve">threshold—rather than conditioning alone—best tracks the non-monotone economic</w:t>
+      </w:r>
+      <w:r>
+        <w:t xml:space="preserve"> </w:t>
+      </w:r>
+      <w:r>
+        <w:t xml:space="preserve">outcome (Figure </w:t>
       </w:r>
       <w:hyperlink w:anchor="fig:graphical-abstract">
         <w:r>
@@ -48021,7 +47011,7 @@
         <w:t xml:space="preserve"> </w:t>
       </w:r>
       <w:r>
-        <w:t xml:space="preserve">[14,16–18,21].</w:t>
+        <w:t xml:space="preserve">[17,19–21,24].</w:t>
       </w:r>
     </w:p>
     <w:p>
@@ -48036,7 +47026,7 @@
           <w:b/>
           <w:bCs/>
         </w:rPr>
-        <w:t xml:space="preserve">The library that multi-step stability selects also gives the best</w:t>
+        <w:t xml:space="preserve">The library selected by multi-step stability also gives the best</w:t>
       </w:r>
       <w:r>
         <w:rPr>
@@ -48050,7 +47040,7 @@
           <w:b/>
           <w:bCs/>
         </w:rPr>
-        <w:t xml:space="preserve">closed-loop economics, once both comparison defects are corrected.</w:t>
+        <w:t xml:space="preserve">simulated closed-loop economics under the benchmarking safeguards.</w:t>
       </w:r>
       <w:r>
         <w:t xml:space="preserve"> </w:t>
@@ -48068,7 +47058,7 @@
         <w:t xml:space="preserve"> </w:t>
       </w:r>
       <w:r>
-        <w:t xml:space="preserve">[10] led with</w:t>
+        <w:t xml:space="preserve">[13] led with</w:t>
       </w:r>
       <w:r>
         <w:t xml:space="preserve"> </w:t>
@@ -48236,7 +47226,7 @@
         <w:t xml:space="preserve"> </w:t>
       </w:r>
       <w:r>
-        <w:t xml:space="preserve">deterministic reference) [30–31]. Tuning was worth</w:t>
+        <w:t xml:space="preserve">deterministic reference) [33–34]. Tuning was worth</w:t>
       </w:r>
       <w:r>
         <w:t xml:space="preserve"> </w:t>
@@ -48259,7 +47249,13 @@
         <w:t xml:space="preserve"> </w:t>
       </w:r>
       <w:r>
-        <w:t xml:space="preserve">and repricing the actuator weights cut the raw-minus-physics gap from</w:t>
+        <w:t xml:space="preserve">and aligning the actuator weights with the evaluation prices cut the raw-minus-physics</w:t>
+      </w:r>
+      <w:r>
+        <w:t xml:space="preserve"> </w:t>
+      </w:r>
+      <w:r>
+        <w:t xml:space="preserve">gap from</w:t>
       </w:r>
       <w:r>
         <w:t xml:space="preserve"> </w:t>
@@ -48296,7 +47292,13 @@
         </m:r>
       </m:oMath>
       <w:r>
-        <w:t xml:space="preserve">. The direction survives, the magnitude does not.</w:t>
+        <w:t xml:space="preserve">. The direction is retained, but its magnitude is sensitive</w:t>
+      </w:r>
+      <w:r>
+        <w:t xml:space="preserve"> </w:t>
+      </w:r>
+      <w:r>
+        <w:t xml:space="preserve">to baseline tuning and economic weighting.</w:t>
       </w:r>
     </w:p>
     <w:p>
@@ -48311,7 +47313,7 @@
           <w:b/>
           <w:bCs/>
         </w:rPr>
-        <w:t xml:space="preserve">Physically motivated features hurt, but non-monotonically, and</w:t>
+        <w:t xml:space="preserve">Physically motivated features can reduce performance non-monotonically,</w:t>
       </w:r>
       <w:r>
         <w:rPr>
@@ -48325,7 +47327,7 @@
           <w:b/>
           <w:bCs/>
         </w:rPr>
-        <w:t xml:space="preserve">conditioning does not explain the economics.</w:t>
+        <w:t xml:space="preserve">and conditioning does not order the economics.</w:t>
       </w:r>
       <w:r>
         <w:t xml:space="preserve"> </w:t>
@@ -48525,13 +47527,13 @@
         <w:t xml:space="preserve"> </w:t>
       </w:r>
       <w:r>
-        <w:t xml:space="preserve">Conditioning predicts open-loop stability cleanly and closed-loop economics not</w:t>
-      </w:r>
-      <w:r>
-        <w:t xml:space="preserve"> </w:t>
-      </w:r>
-      <w:r>
-        <w:t xml:space="preserve">at all [25–26,44].</w:t>
+        <w:t xml:space="preserve">Conditioning predicts open-loop stability cleanly but does not order closed-loop</w:t>
+      </w:r>
+      <w:r>
+        <w:t xml:space="preserve"> </w:t>
+      </w:r>
+      <w:r>
+        <w:t xml:space="preserve">economics [28–29,47].</w:t>
       </w:r>
     </w:p>
     <w:p>
@@ -48822,19 +47824,19 @@
         </m:r>
       </m:oMath>
       <w:r>
-        <w:t xml:space="preserve">). The bilinear</w:t>
-      </w:r>
-      <w:r>
-        <w:t xml:space="preserve"> </w:t>
-      </w:r>
-      <w:r>
-        <w:t xml:space="preserve">temperature–boiler detour once offered as the structural explanation has been</w:t>
-      </w:r>
-      <w:r>
-        <w:t xml:space="preserve"> </w:t>
-      </w:r>
-      <w:r>
-        <w:t xml:space="preserve">tested by deleting that single feature and is rejected; why the middle library</w:t>
+        <w:t xml:space="preserve">). A candidate</w:t>
+      </w:r>
+      <w:r>
+        <w:t xml:space="preserve"> </w:t>
+      </w:r>
+      <w:r>
+        <w:t xml:space="preserve">bilinear temperature–boiler detour was tested by deleting that single feature and</w:t>
+      </w:r>
+      <w:r>
+        <w:t xml:space="preserve"> </w:t>
+      </w:r>
+      <w:r>
+        <w:t xml:space="preserve">is rejected; why the middle library</w:t>
       </w:r>
       <w:r>
         <w:t xml:space="preserve"> </w:t>
@@ -48873,7 +47875,7 @@
         <w:t xml:space="preserve"> </w:t>
       </w:r>
       <w:r>
-        <w:t xml:space="preserve">[27] incurs</w:t>
+        <w:t xml:space="preserve">[30] incurs</w:t>
       </w:r>
       <w:r>
         <w:t xml:space="preserve"> </w:t>
@@ -49138,6 +48140,44 @@
     <w:p>
       <w:pPr>
         <w:pStyle w:val="FirstParagraph"/>
+      </w:pPr>
+      <w:r>
+        <w:t xml:space="preserve">These findings establish a control-oriented model-selection result within the stated</w:t>
+      </w:r>
+      <w:r>
+        <w:t xml:space="preserve"> </w:t>
+      </w:r>
+      <w:r>
+        <w:t xml:space="preserve">virtual greenhouse. They do not demonstrate realised marketable yield, energy savings,</w:t>
+      </w:r>
+      <w:r>
+        <w:t xml:space="preserve"> </w:t>
+      </w:r>
+      <w:r>
+        <w:t xml:space="preserve">constraint safety or profitability in a physical facility. Before operational use, the</w:t>
+      </w:r>
+      <w:r>
+        <w:t xml:space="preserve"> </w:t>
+      </w:r>
+      <w:r>
+        <w:t xml:space="preserve">selected surrogate and controller require calibration against measured greenhouse</w:t>
+      </w:r>
+      <w:r>
+        <w:t xml:space="preserve"> </w:t>
+      </w:r>
+      <w:r>
+        <w:t xml:space="preserve">trajectories, hardware-in-the-loop testing and a crop-scale pilot that independently</w:t>
+      </w:r>
+      <w:r>
+        <w:t xml:space="preserve"> </w:t>
+      </w:r>
+      <w:r>
+        <w:t xml:space="preserve">records climate, actuator use, energy consumption and marketable yield.</w:t>
+      </w:r>
+    </w:p>
+    <w:p>
+      <w:pPr>
+        <w:pStyle w:val="BodyText"/>
       </w:pPr>
       <w:r>
         <w:t xml:space="preserve">Table </w:t>
@@ -50731,7 +49771,7 @@
                 <w:i/>
                 <w:iCs/>
               </w:rPr>
-              <w:t xml:space="preserve">Corrections, mechanism and robustness</w:t>
+              <w:t xml:space="preserve">Benchmarking safeguards, mechanism and robustness</w:t>
             </w:r>
           </w:p>
         </w:tc>
@@ -51534,25 +50574,13 @@
         <w:t xml:space="preserve">a</w:t>
       </w:r>
       <w:r>
-        <w:t xml:space="preserve">) The selection reversal in the</w:t>
-      </w:r>
-      <w:r>
-        <w:t xml:space="preserve"> </w:t>
-      </w:r>
-      <w:r>
-        <w:t xml:space="preserve">first-order, undenoised block under sparse estimators: candidate libraries</w:t>
-      </w:r>
-      <w:r>
-        <w:t xml:space="preserve"> </w:t>
-      </w:r>
-      <w:r>
-        <w:t xml:space="preserve">ordered by one-step prediction error are ordered inversely by 24 h rollout error</w:t>
-      </w:r>
-      <w:r>
-        <w:t xml:space="preserve"> </w:t>
-      </w:r>
-      <w:r>
-        <w:t xml:space="preserve">and by divergence rate. (</w:t>
+        <w:t xml:space="preserve">) Open-loop selection reversal.</w:t>
+      </w:r>
+      <w:r>
+        <w:t xml:space="preserve"> </w:t>
+      </w:r>
+      <w:r>
+        <w:t xml:space="preserve">(</w:t>
       </w:r>
       <w:r>
         <w:rPr>
@@ -51562,43 +50590,7 @@
         <w:t xml:space="preserve">b</w:t>
       </w:r>
       <w:r>
-        <w:t xml:space="preserve">) Changing only the feature library, the</w:t>
-      </w:r>
-      <w:r>
-        <w:t xml:space="preserve"> </w:t>
-      </w:r>
-      <w:r>
-        <w:t xml:space="preserve">condition number and the open-loop rollout error rise monotonically across the</w:t>
-      </w:r>
-      <w:r>
-        <w:t xml:space="preserve"> </w:t>
-      </w:r>
-      <w:r>
-        <w:t xml:space="preserve">nested libraries while closed-loop margin does not — the worst-conditioned</w:t>
-      </w:r>
-      <w:r>
-        <w:t xml:space="preserve"> </w:t>
-      </w:r>
-      <w:r>
-        <w:t xml:space="preserve">library outperforms the intermediate one, and the 17-feature probe that deletes</w:t>
-      </w:r>
-      <w:r>
-        <w:t xml:space="preserve"> </w:t>
-      </w:r>
-      <w:r>
-        <w:t xml:space="preserve">the single bilinear boiler term stays at the full library’s level, rejecting the</w:t>
-      </w:r>
-      <w:r>
-        <w:t xml:space="preserve"> </w:t>
-      </w:r>
-      <w:r>
-        <w:t xml:space="preserve">bypass explanation — and the margin instead follows the</w:t>
-      </w:r>
-      <w:r>
-        <w:t xml:space="preserve"> </w:t>
-      </w:r>
-      <w:r>
-        <w:t xml:space="preserve">fraction of fits in which the direct boiler coefficient survives thresholding.</w:t>
+        <w:t xml:space="preserve">) Non-monotone closed-loop economics and boiler-term survival.</w:t>
       </w:r>
       <w:r>
         <w:t xml:space="preserve"> </w:t>
@@ -51614,25 +50606,7 @@
         <w:t xml:space="preserve">c</w:t>
       </w:r>
       <w:r>
-        <w:t xml:space="preserve">) The two-axis outcome over four test seasons under the priced</w:t>
-      </w:r>
-      <w:r>
-        <w:t xml:space="preserve"> </w:t>
-      </w:r>
-      <w:r>
-        <w:t xml:space="preserve">objective: the front holds five of the fifteen controllers, so the economic</w:t>
-      </w:r>
-      <w:r>
-        <w:t xml:space="preserve"> </w:t>
-      </w:r>
-      <w:r>
-        <w:t xml:space="preserve">advantage of the raw library is not Pareto-dominant. Sources are named in the</w:t>
-      </w:r>
-      <w:r>
-        <w:t xml:space="preserve"> </w:t>
-      </w:r>
-      <w:r>
-        <w:t xml:space="preserve">LaTeX comment preceding this caption.</w:t>
+        <w:t xml:space="preserve">) The five-member margin–violation Pareto front.</w:t>
       </w:r>
     </w:p>
     <w:bookmarkEnd w:id="92"/>
@@ -52126,7 +51100,7 @@
         <w:t xml:space="preserve">gl_gym</w:t>
       </w:r>
       <w:r>
-        <w:t xml:space="preserve"> 0.3.1 [1,13]</w:t>
+        <w:t xml:space="preserve"> 0.3.1 [1,16]</w:t>
       </w:r>
       <w:r>
         <w:t xml:space="preserve"> </w:t>
@@ -52149,7 +51123,7 @@
         <w:t xml:space="preserve"> </w:t>
       </w:r>
       <w:r>
-        <w:t xml:space="preserve">from the Open-Meteo historical archive API [33–34]. As</w:t>
+        <w:t xml:space="preserve">from the Open-Meteo historical archive API [36–37]. As</w:t>
       </w:r>
       <w:r>
         <w:t xml:space="preserve"> </w:t>
@@ -52269,7 +51243,7 @@
       </w:r>
     </w:p>
     <w:bookmarkEnd w:id="93"/>
-    <w:bookmarkStart w:id="123" w:name="references"/>
+    <w:bookmarkStart w:id="127" w:name="references"/>
     <w:p>
       <w:pPr>
         <w:pStyle w:val="Heading1"/>
@@ -52541,7 +51515,246 @@
         <w:pStyle w:val="BodyText"/>
       </w:pPr>
       <w:r>
-        <w:t xml:space="preserve">7. Brunton, S.L.; Proctor, J.L.; Kutz, J.N. Discovering governing equations from data by sparse identification of nonlinear dynamical systems.</w:t>
+        <w:t xml:space="preserve">7. Xu, D.; Li, Y.; Dai, A.; Zhao, S.; Song, W. Closed-loop optimal control of greenhouse cultivation based on two-time-scale decomposition: A simulation study in Lhasa.</w:t>
+      </w:r>
+      <w:r>
+        <w:t xml:space="preserve"> </w:t>
+      </w:r>
+      <w:r>
+        <w:rPr>
+          <w:i/>
+          <w:iCs/>
+        </w:rPr>
+        <w:t xml:space="preserve">Agronomy</w:t>
+      </w:r>
+      <w:r>
+        <w:t xml:space="preserve"> </w:t>
+      </w:r>
+      <w:r>
+        <w:rPr>
+          <w:b/>
+          <w:bCs/>
+        </w:rPr>
+        <w:t xml:space="preserve">2023</w:t>
+      </w:r>
+      <w:r>
+        <w:t xml:space="preserve">,</w:t>
+      </w:r>
+      <w:r>
+        <w:t xml:space="preserve"> </w:t>
+      </w:r>
+      <w:r>
+        <w:rPr>
+          <w:i/>
+          <w:iCs/>
+        </w:rPr>
+        <w:t xml:space="preserve">13</w:t>
+      </w:r>
+      <w:r>
+        <w:t xml:space="preserve">, 102.</w:t>
+      </w:r>
+      <w:r>
+        <w:t xml:space="preserve"> </w:t>
+      </w:r>
+      <w:hyperlink r:id="rId100">
+        <w:r>
+          <w:rPr>
+            <w:rStyle w:val="Hyperlink"/>
+          </w:rPr>
+          <w:t xml:space="preserve">https://doi.org/10.3390/agronomy13010102</w:t>
+        </w:r>
+      </w:hyperlink>
+    </w:p>
+    <w:p>
+      <w:pPr>
+        <w:pStyle w:val="BodyText"/>
+      </w:pPr>
+      <w:r>
+        <w:t xml:space="preserve">8. Wen, X.; Xu, L.; Wei, R. Research on control strategy of light and CO</w:t>
+      </w:r>
+      <m:oMath>
+        <m:sSub>
+          <m:e>
+            <m:r>
+              <m:t>​</m:t>
+            </m:r>
+          </m:e>
+          <m:sub>
+            <m:r>
+              <m:t>2</m:t>
+            </m:r>
+          </m:sub>
+        </m:sSub>
+      </m:oMath>
+      <w:r>
+        <w:t xml:space="preserve"> </w:t>
+      </w:r>
+      <w:r>
+        <w:t xml:space="preserve">in blueberry greenhouse based on coordinated optimization model.</w:t>
+      </w:r>
+      <w:r>
+        <w:t xml:space="preserve"> </w:t>
+      </w:r>
+      <w:r>
+        <w:rPr>
+          <w:i/>
+          <w:iCs/>
+        </w:rPr>
+        <w:t xml:space="preserve">Agronomy</w:t>
+      </w:r>
+      <w:r>
+        <w:t xml:space="preserve"> </w:t>
+      </w:r>
+      <w:r>
+        <w:rPr>
+          <w:b/>
+          <w:bCs/>
+        </w:rPr>
+        <w:t xml:space="preserve">2022</w:t>
+      </w:r>
+      <w:r>
+        <w:t xml:space="preserve">,</w:t>
+      </w:r>
+      <w:r>
+        <w:t xml:space="preserve"> </w:t>
+      </w:r>
+      <w:r>
+        <w:rPr>
+          <w:i/>
+          <w:iCs/>
+        </w:rPr>
+        <w:t xml:space="preserve">12</w:t>
+      </w:r>
+      <w:r>
+        <w:t xml:space="preserve">, 2988.</w:t>
+      </w:r>
+      <w:r>
+        <w:t xml:space="preserve"> </w:t>
+      </w:r>
+      <w:hyperlink r:id="rId101">
+        <w:r>
+          <w:rPr>
+            <w:rStyle w:val="Hyperlink"/>
+          </w:rPr>
+          <w:t xml:space="preserve">https://doi.org/10.3390/agronomy12122988</w:t>
+        </w:r>
+      </w:hyperlink>
+    </w:p>
+    <w:p>
+      <w:pPr>
+        <w:pStyle w:val="BodyText"/>
+      </w:pPr>
+      <w:r>
+        <w:t xml:space="preserve">9. E</w:t>
+      </w:r>
+      <w:r>
+        <w:t xml:space="preserve">ć</w:t>
+      </w:r>
+      <w:r>
+        <w:t xml:space="preserve">im-uri</w:t>
+      </w:r>
+      <w:r>
+        <w:t xml:space="preserve">ć</w:t>
+      </w:r>
+      <w:r>
+        <w:t xml:space="preserve">, O.; Milanovi</w:t>
+      </w:r>
+      <w:r>
+        <w:t xml:space="preserve">ć</w:t>
+      </w:r>
+      <w:r>
+        <w:t xml:space="preserve">, M.; Dimitrijevi</w:t>
+      </w:r>
+      <w:r>
+        <w:t xml:space="preserve">ć</w:t>
+      </w:r>
+      <w:r>
+        <w:t xml:space="preserve">-Petrovi</w:t>
+      </w:r>
+      <w:r>
+        <w:t xml:space="preserve">ć</w:t>
+      </w:r>
+      <w:r>
+        <w:t xml:space="preserve">, A.; Mileusni</w:t>
+      </w:r>
+      <w:r>
+        <w:t xml:space="preserve">ć</w:t>
+      </w:r>
+      <w:r>
+        <w:t xml:space="preserve">, Z.; Dragi</w:t>
+      </w:r>
+      <w:r>
+        <w:t xml:space="preserve">č</w:t>
+      </w:r>
+      <w:r>
+        <w:t xml:space="preserve">evi</w:t>
+      </w:r>
+      <w:r>
+        <w:t xml:space="preserve">ć</w:t>
+      </w:r>
+      <w:r>
+        <w:t xml:space="preserve">, A.; Miodragovi</w:t>
+      </w:r>
+      <w:r>
+        <w:t xml:space="preserve">ć</w:t>
+      </w:r>
+      <w:r>
+        <w:t xml:space="preserve">, R. Prediction of greenhouse microclimatic parameters using building transient simulation and artificial neural networks.</w:t>
+      </w:r>
+      <w:r>
+        <w:t xml:space="preserve"> </w:t>
+      </w:r>
+      <w:r>
+        <w:rPr>
+          <w:i/>
+          <w:iCs/>
+        </w:rPr>
+        <w:t xml:space="preserve">Agronomy</w:t>
+      </w:r>
+      <w:r>
+        <w:t xml:space="preserve"> </w:t>
+      </w:r>
+      <w:r>
+        <w:rPr>
+          <w:b/>
+          <w:bCs/>
+        </w:rPr>
+        <w:t xml:space="preserve">2024</w:t>
+      </w:r>
+      <w:r>
+        <w:t xml:space="preserve">,</w:t>
+      </w:r>
+      <w:r>
+        <w:t xml:space="preserve"> </w:t>
+      </w:r>
+      <w:r>
+        <w:rPr>
+          <w:i/>
+          <w:iCs/>
+        </w:rPr>
+        <w:t xml:space="preserve">14</w:t>
+      </w:r>
+      <w:r>
+        <w:t xml:space="preserve">, 1147.</w:t>
+      </w:r>
+      <w:r>
+        <w:t xml:space="preserve"> </w:t>
+      </w:r>
+      <w:hyperlink r:id="rId102">
+        <w:r>
+          <w:rPr>
+            <w:rStyle w:val="Hyperlink"/>
+          </w:rPr>
+          <w:t xml:space="preserve">https://doi.org/10.3390/agronomy14061147</w:t>
+        </w:r>
+      </w:hyperlink>
+    </w:p>
+    <w:p>
+      <w:pPr>
+        <w:pStyle w:val="BodyText"/>
+      </w:pPr>
+      <w:r>
+        <w:t xml:space="preserve">10. Brunton, S.L.; Proctor, J.L.; Kutz, J.N. Discovering governing equations from data by sparse identification of nonlinear dynamical systems.</w:t>
       </w:r>
       <w:r>
         <w:t xml:space="preserve"> </w:t>
@@ -52582,7 +51795,7 @@
       <w:r>
         <w:t xml:space="preserve"> </w:t>
       </w:r>
-      <w:hyperlink r:id="rId100">
+      <w:hyperlink r:id="rId103">
         <w:r>
           <w:rPr>
             <w:rStyle w:val="Hyperlink"/>
@@ -52596,7 +51809,7 @@
         <w:pStyle w:val="BodyText"/>
       </w:pPr>
       <w:r>
-        <w:t xml:space="preserve">8. Brunton, S.L.; Proctor, J.L.; Kutz, J.N. Sparse identification of nonlinear dynamics with control (SINDYc).</w:t>
+        <w:t xml:space="preserve">11. Brunton, S.L.; Proctor, J.L.; Kutz, J.N. Sparse identification of nonlinear dynamics with control (SINDYc).</w:t>
       </w:r>
       <w:r>
         <w:t xml:space="preserve"> </w:t>
@@ -52637,7 +51850,7 @@
       <w:r>
         <w:t xml:space="preserve"> </w:t>
       </w:r>
-      <w:hyperlink r:id="rId101">
+      <w:hyperlink r:id="rId104">
         <w:r>
           <w:rPr>
             <w:rStyle w:val="Hyperlink"/>
@@ -52651,7 +51864,7 @@
         <w:pStyle w:val="BodyText"/>
       </w:pPr>
       <w:r>
-        <w:t xml:space="preserve">9. Kaiser, E.; Kutz, J.N.; Brunton, S.L. Sparse identification of nonlinear dynamics for model predictive control in the low-data limit.</w:t>
+        <w:t xml:space="preserve">12. Kaiser, E.; Kutz, J.N.; Brunton, S.L. Sparse identification of nonlinear dynamics for model predictive control in the low-data limit.</w:t>
       </w:r>
       <w:r>
         <w:t xml:space="preserve"> </w:t>
@@ -52692,7 +51905,7 @@
       <w:r>
         <w:t xml:space="preserve"> </w:t>
       </w:r>
-      <w:hyperlink r:id="rId102">
+      <w:hyperlink r:id="rId105">
         <w:r>
           <w:rPr>
             <w:rStyle w:val="Hyperlink"/>
@@ -52706,7 +51919,7 @@
         <w:pStyle w:val="BodyText"/>
       </w:pPr>
       <w:r>
-        <w:t xml:space="preserve">10. Fasel, U.; Kutz, J.N.; Brunton, B.W.; Brunton, S.L. Ensemble-SINDy: Robust sparse model discovery in the low-data, high-noise limit, with active learning and control.</w:t>
+        <w:t xml:space="preserve">13. Fasel, U.; Kutz, J.N.; Brunton, B.W.; Brunton, S.L. Ensemble-SINDy: Robust sparse model discovery in the low-data, high-noise limit, with active learning and control.</w:t>
       </w:r>
       <w:r>
         <w:t xml:space="preserve"> </w:t>
@@ -52747,7 +51960,7 @@
       <w:r>
         <w:t xml:space="preserve"> </w:t>
       </w:r>
-      <w:hyperlink r:id="rId103">
+      <w:hyperlink r:id="rId106">
         <w:r>
           <w:rPr>
             <w:rStyle w:val="Hyperlink"/>
@@ -52761,7 +51974,7 @@
         <w:pStyle w:val="BodyText"/>
       </w:pPr>
       <w:r>
-        <w:t xml:space="preserve">11. Morcego, B.; Yin, W.; Boersma, S.; van Henten, E.J.; Puig, V.; Sun, C. Reinforcement learning versus model predictive control on greenhouse climate control.</w:t>
+        <w:t xml:space="preserve">14. Morcego, B.; Yin, W.; Boersma, S.; van Henten, E.J.; Puig, V.; Sun, C. Reinforcement learning versus model predictive control on greenhouse climate control.</w:t>
       </w:r>
       <w:r>
         <w:t xml:space="preserve"> </w:t>
@@ -52802,7 +52015,7 @@
       <w:r>
         <w:t xml:space="preserve"> </w:t>
       </w:r>
-      <w:hyperlink r:id="rId104">
+      <w:hyperlink r:id="rId107">
         <w:r>
           <w:rPr>
             <w:rStyle w:val="Hyperlink"/>
@@ -52816,7 +52029,7 @@
         <w:pStyle w:val="BodyText"/>
       </w:pPr>
       <w:r>
-        <w:t xml:space="preserve">12. Mallick, S.; Airaldi, F.; Dabiri, A.; Sun, C.; De Schutter, B. Reinforcement learning-based model predictive control for greenhouse climate control.</w:t>
+        <w:t xml:space="preserve">15. Mallick, S.; Airaldi, F.; Dabiri, A.; Sun, C.; De Schutter, B. Reinforcement learning-based model predictive control for greenhouse climate control.</w:t>
       </w:r>
       <w:r>
         <w:t xml:space="preserve"> </w:t>
@@ -52857,7 +52070,7 @@
       <w:r>
         <w:t xml:space="preserve"> </w:t>
       </w:r>
-      <w:hyperlink r:id="rId105">
+      <w:hyperlink r:id="rId108">
         <w:r>
           <w:rPr>
             <w:rStyle w:val="Hyperlink"/>
@@ -52871,7 +52084,7 @@
         <w:pStyle w:val="BodyText"/>
       </w:pPr>
       <w:r>
-        <w:t xml:space="preserve">13. van Laatum, B.; van Henten, E.J.; Boersma, S. GreenLight-Gym: Reinforcement learning benchmark environment for control of greenhouse production systems.</w:t>
+        <w:t xml:space="preserve">16. van Laatum, B.; van Henten, E.J.; Boersma, S. GreenLight-Gym: Reinforcement learning benchmark environment for control of greenhouse production systems.</w:t>
       </w:r>
       <w:r>
         <w:t xml:space="preserve"> </w:t>
@@ -52912,7 +52125,7 @@
       <w:r>
         <w:t xml:space="preserve"> </w:t>
       </w:r>
-      <w:hyperlink r:id="rId106">
+      <w:hyperlink r:id="rId109">
         <w:r>
           <w:rPr>
             <w:rStyle w:val="Hyperlink"/>
@@ -52926,7 +52139,7 @@
         <w:pStyle w:val="BodyText"/>
       </w:pPr>
       <w:r>
-        <w:t xml:space="preserve">14. Yonezawa, A.; Yonezawa, H.; Yahagi, S.; Kajiwara, I.; Kijimoto, S.; Taniuchi, H.; Murakami, K. Sparse identification of nonlinear dynamics with library optimization mechanism: Recursive long-term prediction perspective.</w:t>
+        <w:t xml:space="preserve">17. Yonezawa, A.; Yonezawa, H.; Yahagi, S.; Kajiwara, I.; Kijimoto, S.; Taniuchi, H.; Murakami, K. Sparse identification of nonlinear dynamics with library optimization mechanism: Recursive long-term prediction perspective.</w:t>
       </w:r>
       <w:r>
         <w:t xml:space="preserve"> </w:t>
@@ -52967,7 +52180,7 @@
       <w:r>
         <w:t xml:space="preserve"> </w:t>
       </w:r>
-      <w:hyperlink r:id="rId107">
+      <w:hyperlink r:id="rId110">
         <w:r>
           <w:rPr>
             <w:rStyle w:val="Hyperlink"/>
@@ -52981,7 +52194,7 @@
         <w:pStyle w:val="BodyText"/>
       </w:pPr>
       <w:r>
-        <w:t xml:space="preserve">15. Ljung, L.</w:t>
+        <w:t xml:space="preserve">18. Ljung, L.</w:t>
       </w:r>
       <w:r>
         <w:t xml:space="preserve"> </w:t>
@@ -53002,7 +52215,7 @@
         <w:pStyle w:val="BodyText"/>
       </w:pPr>
       <w:r>
-        <w:t xml:space="preserve">16. Gevers, M. Towards a joint design of identification and control? In</w:t>
+        <w:t xml:space="preserve">19. Gevers, M. Towards a joint design of identification and control? In</w:t>
       </w:r>
       <w:r>
         <w:t xml:space="preserve"> </w:t>
@@ -53020,7 +52233,7 @@
       <w:r>
         <w:t xml:space="preserve"> </w:t>
       </w:r>
-      <w:hyperlink r:id="rId108">
+      <w:hyperlink r:id="rId111">
         <w:r>
           <w:rPr>
             <w:rStyle w:val="Hyperlink"/>
@@ -53034,7 +52247,7 @@
         <w:pStyle w:val="BodyText"/>
       </w:pPr>
       <w:r>
-        <w:t xml:space="preserve">17. Van den Hof, P.M.J.; Schrama, R.J.P. Identification and control—Closed-loop issues.</w:t>
+        <w:t xml:space="preserve">20. Van den Hof, P.M.J.; Schrama, R.J.P. Identification and control—Closed-loop issues.</w:t>
       </w:r>
       <w:r>
         <w:t xml:space="preserve"> </w:t>
@@ -53075,7 +52288,7 @@
       <w:r>
         <w:t xml:space="preserve"> </w:t>
       </w:r>
-      <w:hyperlink r:id="rId109">
+      <w:hyperlink r:id="rId112">
         <w:r>
           <w:rPr>
             <w:rStyle w:val="Hyperlink"/>
@@ -53089,7 +52302,7 @@
         <w:pStyle w:val="BodyText"/>
       </w:pPr>
       <w:r>
-        <w:t xml:space="preserve">18. Lambert, N.; Amos, B.; Yadan, O.; Calandra, R. Objective mismatch in model-based reinforcement learning.</w:t>
+        <w:t xml:space="preserve">21. Lambert, N.; Amos, B.; Yadan, O.; Calandra, R. Objective mismatch in model-based reinforcement learning.</w:t>
       </w:r>
       <w:r>
         <w:t xml:space="preserve"> </w:t>
@@ -53133,7 +52346,7 @@
         <w:pStyle w:val="BodyText"/>
       </w:pPr>
       <w:r>
-        <w:t xml:space="preserve">19. Jackson, B.E.; Lee, J.H.; Tracy, K.; Manchester, Z. Data-efficient model learning for control with Jacobian-regularized dynamic-mode decomposition.</w:t>
+        <w:t xml:space="preserve">22. Jackson, B.E.; Lee, J.H.; Tracy, K.; Manchester, Z. Data-efficient model learning for control with Jacobian-regularized dynamic-mode decomposition.</w:t>
       </w:r>
       <w:r>
         <w:t xml:space="preserve"> </w:t>
@@ -53177,7 +52390,7 @@
         <w:pStyle w:val="BodyText"/>
       </w:pPr>
       <w:r>
-        <w:t xml:space="preserve">20. Farahmand, A.-m.; Barreto, A.; Nikovski, D. Value-aware loss function for model-based reinforcement learning.</w:t>
+        <w:t xml:space="preserve">23. Farahmand, A.-m.; Barreto, A.; Nikovski, D. Value-aware loss function for model-based reinforcement learning.</w:t>
       </w:r>
       <w:r>
         <w:t xml:space="preserve"> </w:t>
@@ -53221,7 +52434,7 @@
         <w:pStyle w:val="BodyText"/>
       </w:pPr>
       <w:r>
-        <w:t xml:space="preserve">21. Wei, R.; Lambert, N.; McDonald, A.; Garcia, A.; Calandra, R. A unified view on solving objective mismatch in model-based reinforcement learning.</w:t>
+        <w:t xml:space="preserve">24. Wei, R.; Lambert, N.; McDonald, A.; Garcia, A.; Calandra, R. A unified view on solving objective mismatch in model-based reinforcement learning.</w:t>
       </w:r>
       <w:r>
         <w:t xml:space="preserve"> </w:t>
@@ -53252,7 +52465,7 @@
         <w:pStyle w:val="BodyText"/>
       </w:pPr>
       <w:r>
-        <w:t xml:space="preserve">22. Sivaranjani, S.; Shi, Y.; Atanasov, N.; Duong, T.; Feng, J.; Martin, T.; Xu, Y.; Gupta, V.; Allgöwer, F. Control-oriented system identification: Classical, learning, and physics-informed approaches.</w:t>
+        <w:t xml:space="preserve">25. Sivaranjani, S.; Shi, Y.; Atanasov, N.; Duong, T.; Feng, J.; Martin, T.; Xu, Y.; Gupta, V.; Allgöwer, F. Control-oriented system identification: Classical, learning, and physics-informed approaches.</w:t>
       </w:r>
       <w:r>
         <w:t xml:space="preserve"> </w:t>
@@ -53293,7 +52506,7 @@
         <w:pStyle w:val="BodyText"/>
       </w:pPr>
       <w:r>
-        <w:t xml:space="preserve">23. Raissi, M.; Perdikaris, P.; Karniadakis, G.E. Physics-informed neural networks: A deep learning framework for solving forward and inverse problems involving nonlinear partial differential equations.</w:t>
+        <w:t xml:space="preserve">26. Raissi, M.; Perdikaris, P.; Karniadakis, G.E. Physics-informed neural networks: A deep learning framework for solving forward and inverse problems involving nonlinear partial differential equations.</w:t>
       </w:r>
       <w:r>
         <w:t xml:space="preserve"> </w:t>
@@ -53334,7 +52547,7 @@
       <w:r>
         <w:t xml:space="preserve"> </w:t>
       </w:r>
-      <w:hyperlink r:id="rId110">
+      <w:hyperlink r:id="rId113">
         <w:r>
           <w:rPr>
             <w:rStyle w:val="Hyperlink"/>
@@ -53348,7 +52561,7 @@
         <w:pStyle w:val="BodyText"/>
       </w:pPr>
       <w:r>
-        <w:t xml:space="preserve">24. Karniadakis, G.E.; Kevrekidis, I.G.; Lu, L.; Perdikaris, P.; Wang, S.; Yang, L. Physics-informed machine learning.</w:t>
+        <w:t xml:space="preserve">27. Karniadakis, G.E.; Kevrekidis, I.G.; Lu, L.; Perdikaris, P.; Wang, S.; Yang, L. Physics-informed machine learning.</w:t>
       </w:r>
       <w:r>
         <w:t xml:space="preserve"> </w:t>
@@ -53389,7 +52602,7 @@
       <w:r>
         <w:t xml:space="preserve"> </w:t>
       </w:r>
-      <w:hyperlink r:id="rId111">
+      <w:hyperlink r:id="rId114">
         <w:r>
           <w:rPr>
             <w:rStyle w:val="Hyperlink"/>
@@ -53403,7 +52616,7 @@
         <w:pStyle w:val="BodyText"/>
       </w:pPr>
       <w:r>
-        <w:t xml:space="preserve">25. Cortiella, A.; Park, K.-C.; Doostan, A. Sparse identification of nonlinear dynamical systems via reweighted</w:t>
+        <w:t xml:space="preserve">28. Cortiella, A.; Park, K.-C.; Doostan, A. Sparse identification of nonlinear dynamical systems via reweighted</w:t>
       </w:r>
       <w:r>
         <w:t xml:space="preserve"> </w:t>
@@ -53464,7 +52677,7 @@
       <w:r>
         <w:t xml:space="preserve"> </w:t>
       </w:r>
-      <w:hyperlink r:id="rId112">
+      <w:hyperlink r:id="rId115">
         <w:r>
           <w:rPr>
             <w:rStyle w:val="Hyperlink"/>
@@ -53478,7 +52691,7 @@
         <w:pStyle w:val="BodyText"/>
       </w:pPr>
       <w:r>
-        <w:t xml:space="preserve">26. Dang, Z.; Zhang, L.; Wang, L.; He, G. Balance-guided sparse identification of multiscale nonlinear PDEs with small-coefficient terms.</w:t>
+        <w:t xml:space="preserve">29. Dang, Z.; Zhang, L.; Wang, L.; He, G. Balance-guided sparse identification of multiscale nonlinear PDEs with small-coefficient terms.</w:t>
       </w:r>
       <w:r>
         <w:t xml:space="preserve"> </w:t>
@@ -53509,7 +52722,7 @@
         <w:pStyle w:val="BodyText"/>
       </w:pPr>
       <w:r>
-        <w:t xml:space="preserve">27. Schulman, J.; Wolski, F.; Dhariwal, P.; Radford, A.; Klimov, O. Proximal policy optimization algorithms.</w:t>
+        <w:t xml:space="preserve">30. Schulman, J.; Wolski, F.; Dhariwal, P.; Radford, A.; Klimov, O. Proximal policy optimization algorithms.</w:t>
       </w:r>
       <w:r>
         <w:t xml:space="preserve"> </w:t>
@@ -53540,7 +52753,7 @@
         <w:pStyle w:val="BodyText"/>
       </w:pPr>
       <w:r>
-        <w:t xml:space="preserve">28. Haarnoja, T.; Zhou, A.; Abbeel, P.; Levine, S. Soft actor-critic: Off-policy maximum entropy deep reinforcement learning with a stochastic actor.</w:t>
+        <w:t xml:space="preserve">31. Haarnoja, T.; Zhou, A.; Abbeel, P.; Levine, S. Soft actor-critic: Off-policy maximum entropy deep reinforcement learning with a stochastic actor.</w:t>
       </w:r>
       <w:r>
         <w:t xml:space="preserve"> </w:t>
@@ -53584,7 +52797,7 @@
         <w:pStyle w:val="BodyText"/>
       </w:pPr>
       <w:r>
-        <w:t xml:space="preserve">29. Raffin, A.; Hill, A.; Gleave, A.; Kanervisto, A.; Ernestus, M.; Dormann, N. Stable-Baselines3: Reliable reinforcement learning implementations.</w:t>
+        <w:t xml:space="preserve">32. Raffin, A.; Hill, A.; Gleave, A.; Kanervisto, A.; Ernestus, M.; Dormann, N. Stable-Baselines3: Reliable reinforcement learning implementations.</w:t>
       </w:r>
       <w:r>
         <w:t xml:space="preserve"> </w:t>
@@ -53628,7 +52841,7 @@
         <w:pStyle w:val="BodyText"/>
       </w:pPr>
       <w:r>
-        <w:t xml:space="preserve">30. Wilcoxon, F. Individual comparisons by ranking methods.</w:t>
+        <w:t xml:space="preserve">33. Wilcoxon, F. Individual comparisons by ranking methods.</w:t>
       </w:r>
       <w:r>
         <w:t xml:space="preserve"> </w:t>
@@ -53669,7 +52882,7 @@
       <w:r>
         <w:t xml:space="preserve"> </w:t>
       </w:r>
-      <w:hyperlink r:id="rId113">
+      <w:hyperlink r:id="rId116">
         <w:r>
           <w:rPr>
             <w:rStyle w:val="Hyperlink"/>
@@ -53683,7 +52896,7 @@
         <w:pStyle w:val="BodyText"/>
       </w:pPr>
       <w:r>
-        <w:t xml:space="preserve">31. Holm, S. A simple sequentially rejective multiple test procedure.</w:t>
+        <w:t xml:space="preserve">34. Holm, S. A simple sequentially rejective multiple test procedure.</w:t>
       </w:r>
       <w:r>
         <w:t xml:space="preserve"> </w:t>
@@ -53727,7 +52940,7 @@
         <w:pStyle w:val="BodyText"/>
       </w:pPr>
       <w:r>
-        <w:t xml:space="preserve">32. Demšar, J. Statistical comparisons of classifiers over multiple data sets.</w:t>
+        <w:t xml:space="preserve">35. Demšar, J. Statistical comparisons of classifiers over multiple data sets.</w:t>
       </w:r>
       <w:r>
         <w:t xml:space="preserve"> </w:t>
@@ -53771,7 +52984,7 @@
         <w:pStyle w:val="BodyText"/>
       </w:pPr>
       <w:r>
-        <w:t xml:space="preserve">33. Hersbach, H.; Bell, B.; Berrisford, P.; Hirahara, S.; Horányi, A.; Muñoz-Sabater, J.; Nicolas, J.; Peubey, C.; Radu, R.; Schepers, D.; et al. The ERA5 global reanalysis.</w:t>
+        <w:t xml:space="preserve">36. Hersbach, H.; Bell, B.; Berrisford, P.; Hirahara, S.; Horányi, A.; Muñoz-Sabater, J.; Nicolas, J.; Peubey, C.; Radu, R.; Schepers, D.; et al. The ERA5 global reanalysis.</w:t>
       </w:r>
       <w:r>
         <w:t xml:space="preserve"> </w:t>
@@ -53812,7 +53025,7 @@
       <w:r>
         <w:t xml:space="preserve"> </w:t>
       </w:r>
-      <w:hyperlink r:id="rId114">
+      <w:hyperlink r:id="rId117">
         <w:r>
           <w:rPr>
             <w:rStyle w:val="Hyperlink"/>
@@ -53826,12 +53039,12 @@
         <w:pStyle w:val="BodyText"/>
       </w:pPr>
       <w:r>
-        <w:t xml:space="preserve">34. Zippenfenig, P. Open-Meteo.com Weather API, 2023; Zenodo.</w:t>
-      </w:r>
-      <w:r>
-        <w:t xml:space="preserve"> </w:t>
-      </w:r>
-      <w:hyperlink r:id="rId115">
+        <w:t xml:space="preserve">37. Zippenfenig, P. Open-Meteo.com Weather API, 2023; Zenodo.</w:t>
+      </w:r>
+      <w:r>
+        <w:t xml:space="preserve"> </w:t>
+      </w:r>
+      <w:hyperlink r:id="rId118">
         <w:r>
           <w:rPr>
             <w:rStyle w:val="Hyperlink"/>
@@ -53845,7 +53058,7 @@
       <w:r>
         <w:t xml:space="preserve"> </w:t>
       </w:r>
-      <w:hyperlink r:id="rId116">
+      <w:hyperlink r:id="rId119">
         <w:r>
           <w:rPr>
             <w:rStyle w:val="Hyperlink"/>
@@ -53865,7 +53078,7 @@
         <w:pStyle w:val="BodyText"/>
       </w:pPr>
       <w:r>
-        <w:t xml:space="preserve">35. Wächter, A.; Biegler, L.T. On the implementation of an interior-point filter line-search algorithm for large-scale nonlinear programming.</w:t>
+        <w:t xml:space="preserve">38. Wächter, A.; Biegler, L.T. On the implementation of an interior-point filter line-search algorithm for large-scale nonlinear programming.</w:t>
       </w:r>
       <w:r>
         <w:t xml:space="preserve"> </w:t>
@@ -53906,7 +53119,7 @@
       <w:r>
         <w:t xml:space="preserve"> </w:t>
       </w:r>
-      <w:hyperlink r:id="rId117">
+      <w:hyperlink r:id="rId120">
         <w:r>
           <w:rPr>
             <w:rStyle w:val="Hyperlink"/>
@@ -53920,7 +53133,7 @@
         <w:pStyle w:val="BodyText"/>
       </w:pPr>
       <w:r>
-        <w:t xml:space="preserve">36. Fiedler, F.; Karg, B.; Lüken, L.; Brandner, D.; Heinlein, M.; Brabender, F.; Lucia, S. do-mpc: Towards FAIR nonlinear and robust model predictive control.</w:t>
+        <w:t xml:space="preserve">39. Fiedler, F.; Karg, B.; Lüken, L.; Brandner, D.; Heinlein, M.; Brabender, F.; Lucia, S. do-mpc: Towards FAIR nonlinear and robust model predictive control.</w:t>
       </w:r>
       <w:r>
         <w:t xml:space="preserve"> </w:t>
@@ -53961,7 +53174,7 @@
       <w:r>
         <w:t xml:space="preserve"> </w:t>
       </w:r>
-      <w:hyperlink r:id="rId118">
+      <w:hyperlink r:id="rId121">
         <w:r>
           <w:rPr>
             <w:rStyle w:val="Hyperlink"/>
@@ -53975,7 +53188,7 @@
         <w:pStyle w:val="BodyText"/>
       </w:pPr>
       <w:r>
-        <w:t xml:space="preserve">37. Efron, B.; Tibshirani, R.J.</w:t>
+        <w:t xml:space="preserve">40. Efron, B.; Tibshirani, R.J.</w:t>
       </w:r>
       <w:r>
         <w:t xml:space="preserve"> </w:t>
@@ -53993,7 +53206,7 @@
       <w:r>
         <w:t xml:space="preserve"> </w:t>
       </w:r>
-      <w:hyperlink r:id="rId119">
+      <w:hyperlink r:id="rId122">
         <w:r>
           <w:rPr>
             <w:rStyle w:val="Hyperlink"/>
@@ -54007,7 +53220,7 @@
         <w:pStyle w:val="BodyText"/>
       </w:pPr>
       <w:r>
-        <w:t xml:space="preserve">38. Ross, S.; Gordon, G.J.; Bagnell, J.A. A reduction of imitation learning and structured prediction to no-regret online learning.</w:t>
+        <w:t xml:space="preserve">41. Ross, S.; Gordon, G.J.; Bagnell, J.A. A reduction of imitation learning and structured prediction to no-regret online learning.</w:t>
       </w:r>
       <w:r>
         <w:t xml:space="preserve"> </w:t>
@@ -54051,7 +53264,7 @@
         <w:pStyle w:val="BodyText"/>
       </w:pPr>
       <w:r>
-        <w:t xml:space="preserve">39. Mahalanobis, P.C. On the generalised distance in statistics.</w:t>
+        <w:t xml:space="preserve">42. Mahalanobis, P.C. On the generalised distance in statistics.</w:t>
       </w:r>
       <w:r>
         <w:t xml:space="preserve"> </w:t>
@@ -54095,7 +53308,7 @@
         <w:pStyle w:val="BodyText"/>
       </w:pPr>
       <w:r>
-        <w:t xml:space="preserve">40. Lee, K.; Lee, K.; Lee, H.; Shin, J. A simple unified framework for detecting out-of-distribution samples and adversarial attacks. In Proceedings of the 32nd International Conference on Neural Information Processing Systems (NeurIPS), Montréal, QC, Canada, 3–8 December 2018; pp. 7167–7177.</w:t>
+        <w:t xml:space="preserve">43. Lee, K.; Lee, K.; Lee, H.; Shin, J. A simple unified framework for detecting out-of-distribution samples and adversarial attacks. In Proceedings of the 32nd International Conference on Neural Information Processing Systems (NeurIPS), Montréal, QC, Canada, 3–8 December 2018; pp. 7167–7177.</w:t>
       </w:r>
     </w:p>
     <w:p>
@@ -54103,7 +53316,7 @@
         <w:pStyle w:val="BodyText"/>
       </w:pPr>
       <w:r>
-        <w:t xml:space="preserve">41. Lakshminarayanan, B.; Pritzel, A.; Blundell, C. Simple and scalable predictive uncertainty estimation using deep ensembles. In Proceedings of the 31st International Conference on Neural Information Processing Systems (NIPS), Long Beach, CA, USA, 4–9 December 2017; pp. 6402–6413.</w:t>
+        <w:t xml:space="preserve">44. Lakshminarayanan, B.; Pritzel, A.; Blundell, C. Simple and scalable predictive uncertainty estimation using deep ensembles. In Proceedings of the 31st International Conference on Neural Information Processing Systems (NIPS), Long Beach, CA, USA, 4–9 December 2017; pp. 6402–6413.</w:t>
       </w:r>
     </w:p>
     <w:p>
@@ -54111,12 +53324,12 @@
         <w:pStyle w:val="BodyText"/>
       </w:pPr>
       <w:r>
-        <w:t xml:space="preserve">42. Henderson, P.; Islam, R.; Bachman, P.; Pineau, J.; Precup, D.; Meger, D. Deep reinforcement learning that matters. In Proceedings of the 32nd AAAI Conference on Artificial Intelligence (AAAI-18), New Orleans, LA, USA, 2–7 February 2018; pp. 3207–3214.</w:t>
-      </w:r>
-      <w:r>
-        <w:t xml:space="preserve"> </w:t>
-      </w:r>
-      <w:hyperlink r:id="rId120">
+        <w:t xml:space="preserve">45. Henderson, P.; Islam, R.; Bachman, P.; Pineau, J.; Precup, D.; Meger, D. Deep reinforcement learning that matters. In Proceedings of the 32nd AAAI Conference on Artificial Intelligence (AAAI-18), New Orleans, LA, USA, 2–7 February 2018; pp. 3207–3214.</w:t>
+      </w:r>
+      <w:r>
+        <w:t xml:space="preserve"> </w:t>
+      </w:r>
+      <w:hyperlink r:id="rId123">
         <w:r>
           <w:rPr>
             <w:rStyle w:val="Hyperlink"/>
@@ -54130,7 +53343,7 @@
         <w:pStyle w:val="BodyText"/>
       </w:pPr>
       <w:r>
-        <w:t xml:space="preserve">43. Hjalmarsson, H. From experiment design to closed-loop control.</w:t>
+        <w:t xml:space="preserve">46. Hjalmarsson, H. From experiment design to closed-loop control.</w:t>
       </w:r>
       <w:r>
         <w:t xml:space="preserve"> </w:t>
@@ -54171,7 +53384,7 @@
       <w:r>
         <w:t xml:space="preserve"> </w:t>
       </w:r>
-      <w:hyperlink r:id="rId121">
+      <w:hyperlink r:id="rId124">
         <w:r>
           <w:rPr>
             <w:rStyle w:val="Hyperlink"/>
@@ -54185,7 +53398,7 @@
         <w:pStyle w:val="BodyText"/>
       </w:pPr>
       <w:r>
-        <w:t xml:space="preserve">44. Belsley, D.A.; Kuh, E.; Welsch, R.E.</w:t>
+        <w:t xml:space="preserve">47. Belsley, D.A.; Kuh, E.; Welsch, R.E.</w:t>
       </w:r>
       <w:r>
         <w:t xml:space="preserve"> </w:t>
@@ -54203,7 +53416,7 @@
       <w:r>
         <w:t xml:space="preserve"> </w:t>
       </w:r>
-      <w:hyperlink r:id="rId122">
+      <w:hyperlink r:id="rId125">
         <w:r>
           <w:rPr>
             <w:rStyle w:val="Hyperlink"/>
@@ -54212,12 +53425,67 @@
         </w:r>
       </w:hyperlink>
     </w:p>
-    <w:bookmarkEnd w:id="123"/>
+    <w:p>
+      <w:pPr>
+        <w:pStyle w:val="BodyText"/>
+      </w:pPr>
+      <w:r>
+        <w:t xml:space="preserve">48. Padilla-Nates, J.P.; Garcia, L.D.; Lozoya, C.; Orona, L.; Cortes-Perez, A. Greenhouse irrigation control based on reinforcement learning.</w:t>
+      </w:r>
+      <w:r>
+        <w:t xml:space="preserve"> </w:t>
+      </w:r>
+      <w:r>
+        <w:rPr>
+          <w:i/>
+          <w:iCs/>
+        </w:rPr>
+        <w:t xml:space="preserve">Agronomy</w:t>
+      </w:r>
+      <w:r>
+        <w:t xml:space="preserve"> </w:t>
+      </w:r>
+      <w:r>
+        <w:rPr>
+          <w:b/>
+          <w:bCs/>
+        </w:rPr>
+        <w:t xml:space="preserve">2025</w:t>
+      </w:r>
+      <w:r>
+        <w:t xml:space="preserve">,</w:t>
+      </w:r>
+      <w:r>
+        <w:t xml:space="preserve"> </w:t>
+      </w:r>
+      <w:r>
+        <w:rPr>
+          <w:i/>
+          <w:iCs/>
+        </w:rPr>
+        <w:t xml:space="preserve">15</w:t>
+      </w:r>
+      <w:r>
+        <w:t xml:space="preserve">, 2781.</w:t>
+      </w:r>
+      <w:r>
+        <w:t xml:space="preserve"> </w:t>
+      </w:r>
+      <w:hyperlink r:id="rId126">
+        <w:r>
+          <w:rPr>
+            <w:rStyle w:val="Hyperlink"/>
+          </w:rPr>
+          <w:t xml:space="preserve">https://doi.org/10.3390/agronomy15122781</w:t>
+        </w:r>
+      </w:hyperlink>
+    </w:p>
+    <w:bookmarkEnd w:id="127"/>
     <w:sectPr>
       <w:headerReference r:id="rId12" w:type="even"/>
       <w:headerReference r:id="rId13" w:type="default"/>
+      <w:footerReference r:id="rId14" w:type="default"/>
       <w:headerReference r:id="rId15" w:type="first"/>
-      <w:footerReference r:id="rId14" w:type="default"/>
       <w:footerReference r:id="rId16" w:type="first"/>
       <w:type w:val="continuous"/>
       <w:pgSz w:code="9" w:h="16838" w:w="11906"/>
